--- a/AWS My notes -p2.docx
+++ b/AWS My notes -p2.docx
@@ -310,6 +310,31 @@
             <w:pPr>
               <w:pStyle w:val="1violet"/>
             </w:pPr>
+            <w:r>
+              <w:t>guard duty</w:t>
+            </w:r>
+            <w:r>
+              <w:t>- its same like sec guard, it will monitor and alerts us if  there is any issue</w:t>
+            </w:r>
+          </w:p>
+          <w:p>
+            <w:pPr>
+              <w:pStyle w:val="1violet"/>
+            </w:pPr>
+            <w:r>
+              <w:t>inspector</w:t>
+            </w:r>
+            <w:r>
+              <w:t xml:space="preserve"> – this will not scan code inside ec2, but it will scans installed softwares in Ec2 to see if they are having any CWE vulnerabilities or not</w:t>
+            </w:r>
+          </w:p>
+          <w:p>
+            <w:pPr>
+              <w:pStyle w:val="1violet"/>
+            </w:pPr>
+            <w:r>
+              <w:t xml:space="preserve">config – this will monitor all aws resources ,cnofigs and checks if it is compliant or not? It will detect everthing like if someone changed from db2.small to db2.large it will alert us, </w:t>
+            </w:r>
           </w:p>
         </w:tc>
       </w:tr>
@@ -36867,7 +36892,19 @@
         <w:pStyle w:val="1violet"/>
       </w:pPr>
       <w:r>
-        <w:t>Secrets manager can store password, rotate /change password every 30 days</w:t>
+        <w:t xml:space="preserve">Secrets manager can store </w:t>
+      </w:r>
+      <w:r>
+        <w:t>secrets</w:t>
+      </w:r>
+      <w:r>
+        <w:t xml:space="preserve">, </w:t>
+      </w:r>
+      <w:r>
+        <w:t xml:space="preserve">force </w:t>
+      </w:r>
+      <w:r>
+        <w:t>rotate /change password every 30 days</w:t>
       </w:r>
       <w:r>
         <w:t xml:space="preserve"> means aws can change pass and update that password in db/any target system and sync that pass in aws secret manager</w:t>
@@ -37705,6 +37742,7 @@
           <w:p>
             <w:pPr>
               <w:pStyle w:val="Heading3"/>
+              <w:outlineLvl w:val="2"/>
               <w:rPr>
                 <w:rFonts w:ascii="Comic Sans MS" w:eastAsia="Times New Roman" w:hAnsi="Comic Sans MS" w:cs="Courier New"/>
                 <w:color w:val="FF7C80"/>
@@ -38232,6 +38270,7 @@
             <w:pPr>
               <w:pStyle w:val="Heading1"/>
               <w:spacing w:before="0"/>
+              <w:outlineLvl w:val="0"/>
             </w:pPr>
             <w:r>
               <w:t>How AWS Decides?</w:t>
@@ -38257,6 +38296,7 @@
             <w:pPr>
               <w:pStyle w:val="Heading1"/>
               <w:spacing w:before="0"/>
+              <w:outlineLvl w:val="0"/>
             </w:pPr>
             <w:r>
               <w:t>EC2 Example</w:t>
@@ -38289,19 +38329,7 @@
               <w:spacing w:before="0" w:beforeAutospacing="0"/>
             </w:pPr>
             <w:r>
-              <w:t xml:space="preserve">Attach </w:t>
-            </w:r>
-            <w:r>
-              <w:t xml:space="preserve">this below </w:t>
-            </w:r>
-            <w:r>
-              <w:t>IAM Role</w:t>
-            </w:r>
-            <w:r>
-              <w:t xml:space="preserve"> on Ec2 </w:t>
-            </w:r>
-            <w:r>
-              <w:t>:</w:t>
+              <w:t>Attach this below IAM Role on Ec2 :</w:t>
             </w:r>
           </w:p>
           <w:p>
@@ -38457,6 +38485,7 @@
           <w:p>
             <w:pPr>
               <w:pStyle w:val="Heading1"/>
+              <w:outlineLvl w:val="0"/>
               <w:rPr>
                 <w:color w:val="auto"/>
                 <w:sz w:val="48"/>
@@ -38687,10 +38716,7 @@
               <w:pStyle w:val="1lightpink"/>
             </w:pPr>
             <w:r>
-              <w:t xml:space="preserve">here </w:t>
-            </w:r>
-            <w:r>
-              <w:t>You cannot see the password bec u your IAM user lacks permission.</w:t>
+              <w:t>here You cannot see the password bec u your IAM user lacks permission.</w:t>
             </w:r>
           </w:p>
           <w:p>
@@ -38720,6 +38746,7 @@
           <w:p>
             <w:pPr>
               <w:pStyle w:val="Heading1"/>
+              <w:outlineLvl w:val="0"/>
               <w:rPr>
                 <w:color w:val="auto"/>
                 <w:sz w:val="48"/>
@@ -38768,6 +38795,7 @@
           <w:p>
             <w:pPr>
               <w:pStyle w:val="Heading3"/>
+              <w:outlineLvl w:val="2"/>
             </w:pPr>
             <w:r>
               <w:t>EC2 Role</w:t>
@@ -38836,6 +38864,7 @@
           <w:p>
             <w:pPr>
               <w:pStyle w:val="Heading3"/>
+              <w:outlineLvl w:val="2"/>
             </w:pPr>
             <w:r>
               <w:t>Developer</w:t>
@@ -39011,6 +39040,7 @@
           <w:p>
             <w:pPr>
               <w:pStyle w:val="Heading1"/>
+              <w:outlineLvl w:val="0"/>
               <w:rPr>
                 <w:color w:val="auto"/>
                 <w:sz w:val="48"/>
@@ -39269,6 +39299,7 @@
           <w:p>
             <w:pPr>
               <w:pStyle w:val="Heading1"/>
+              <w:outlineLvl w:val="0"/>
               <w:rPr>
                 <w:color w:val="auto"/>
                 <w:sz w:val="48"/>
@@ -39535,6 +39566,7 @@
           <w:p>
             <w:pPr>
               <w:pStyle w:val="Heading1"/>
+              <w:outlineLvl w:val="0"/>
               <w:rPr>
                 <w:color w:val="auto"/>
                 <w:sz w:val="48"/>
@@ -39547,6 +39579,7 @@
           <w:p>
             <w:pPr>
               <w:pStyle w:val="Heading2"/>
+              <w:outlineLvl w:val="1"/>
             </w:pPr>
             <w:r>
               <w:t>Local Machine</w:t>
@@ -39634,6 +39667,7 @@
           <w:p>
             <w:pPr>
               <w:pStyle w:val="Heading2"/>
+              <w:outlineLvl w:val="1"/>
             </w:pPr>
             <w:r>
               <w:t>EC2</w:t>
@@ -39701,6 +39735,7 @@
           <w:p>
             <w:pPr>
               <w:pStyle w:val="Heading1"/>
+              <w:outlineLvl w:val="0"/>
             </w:pPr>
             <w:r>
               <w:t>Real Example</w:t>
@@ -39820,6 +39855,7 @@
           <w:p>
             <w:pPr>
               <w:pStyle w:val="Heading3"/>
+              <w:outlineLvl w:val="2"/>
               <w:rPr>
                 <w:color w:val="auto"/>
                 <w:sz w:val="27"/>
@@ -39911,6 +39947,7 @@
           <w:p>
             <w:pPr>
               <w:pStyle w:val="Heading3"/>
+              <w:outlineLvl w:val="2"/>
             </w:pPr>
             <w:r>
               <w:t>Running On EC2</w:t>
@@ -39969,8 +40006,6 @@
               <w:pStyle w:val="Heading1"/>
               <w:outlineLvl w:val="0"/>
             </w:pPr>
-            <w:bookmarkStart w:id="0" w:name="_GoBack"/>
-            <w:bookmarkEnd w:id="0"/>
           </w:p>
         </w:tc>
       </w:tr>
@@ -39978,6 +40013,3295 @@
     <w:p>
       <w:pPr>
         <w:pStyle w:val="1lightpink"/>
+      </w:pPr>
+    </w:p>
+    <w:p>
+      <w:pPr>
+        <w:pStyle w:val="h2-blue"/>
+      </w:pPr>
+      <w:r>
+        <w:t>AWS  artifacts</w:t>
+      </w:r>
+    </w:p>
+    <w:p>
+      <w:pPr>
+        <w:pStyle w:val="1lightpink"/>
+      </w:pPr>
+    </w:p>
+    <w:tbl>
+      <w:tblPr>
+        <w:tblStyle w:val="TableGrid"/>
+        <w:tblW w:w="0" w:type="auto"/>
+        <w:tblLook w:val="04A0" w:firstRow="1" w:lastRow="0" w:firstColumn="1" w:lastColumn="0" w:noHBand="0" w:noVBand="1"/>
+      </w:tblPr>
+      <w:tblGrid>
+        <w:gridCol w:w="7676"/>
+        <w:gridCol w:w="7677"/>
+        <w:gridCol w:w="7677"/>
+      </w:tblGrid>
+      <w:tr>
+        <w:tc>
+          <w:tcPr>
+            <w:tcW w:w="7676" w:type="dxa"/>
+          </w:tcPr>
+          <w:p>
+            <w:pPr>
+              <w:pStyle w:val="NormalWeb"/>
+            </w:pPr>
+            <w:r>
+              <w:rPr>
+                <w:rStyle w:val="Strong"/>
+              </w:rPr>
+              <w:lastRenderedPageBreak/>
+              <w:t>AWS Artifact</w:t>
+            </w:r>
+            <w:r>
+              <w:t xml:space="preserve"> is an AWS service that provides </w:t>
+            </w:r>
+            <w:r>
+              <w:rPr>
+                <w:rStyle w:val="Strong"/>
+              </w:rPr>
+              <w:t>security and compliance reports, certifications, and legal agreements</w:t>
+            </w:r>
+            <w:r>
+              <w:t xml:space="preserve"> related to AWS.</w:t>
+            </w:r>
+          </w:p>
+          <w:p>
+            <w:pPr>
+              <w:pStyle w:val="NormalWeb"/>
+            </w:pPr>
+            <w:r>
+              <w:t xml:space="preserve">Think of it as AWS's </w:t>
+            </w:r>
+            <w:r>
+              <w:rPr>
+                <w:rStyle w:val="Strong"/>
+              </w:rPr>
+              <w:t>compliance document repository</w:t>
+            </w:r>
+            <w:r>
+              <w:t>.</w:t>
+            </w:r>
+          </w:p>
+          <w:p>
+            <w:pPr>
+              <w:pStyle w:val="Heading3"/>
+              <w:outlineLvl w:val="2"/>
+            </w:pPr>
+            <w:r>
+              <w:t>Why is it used?</w:t>
+            </w:r>
+          </w:p>
+          <w:p>
+            <w:pPr>
+              <w:pStyle w:val="NormalWeb"/>
+            </w:pPr>
+            <w:r>
+              <w:t>When a company uses AWS and wants to prove that AWS infrastructure is secure and compliant with standards like:</w:t>
+            </w:r>
+          </w:p>
+          <w:p>
+            <w:pPr>
+              <w:numPr>
+                <w:ilvl w:val="0"/>
+                <w:numId w:val="79"/>
+              </w:numPr>
+              <w:spacing w:before="100" w:beforeAutospacing="1" w:after="100" w:afterAutospacing="1"/>
+            </w:pPr>
+            <w:r>
+              <w:t xml:space="preserve">SOC 1 </w:t>
+            </w:r>
+          </w:p>
+          <w:p>
+            <w:pPr>
+              <w:numPr>
+                <w:ilvl w:val="0"/>
+                <w:numId w:val="79"/>
+              </w:numPr>
+              <w:spacing w:before="100" w:beforeAutospacing="1" w:after="100" w:afterAutospacing="1"/>
+            </w:pPr>
+            <w:r>
+              <w:t xml:space="preserve">SOC 2 </w:t>
+            </w:r>
+          </w:p>
+          <w:p>
+            <w:pPr>
+              <w:numPr>
+                <w:ilvl w:val="0"/>
+                <w:numId w:val="79"/>
+              </w:numPr>
+              <w:spacing w:before="100" w:beforeAutospacing="1" w:after="100" w:afterAutospacing="1"/>
+            </w:pPr>
+            <w:r>
+              <w:t xml:space="preserve">ISO 27001 </w:t>
+            </w:r>
+          </w:p>
+          <w:p>
+            <w:pPr>
+              <w:numPr>
+                <w:ilvl w:val="0"/>
+                <w:numId w:val="79"/>
+              </w:numPr>
+              <w:spacing w:before="100" w:beforeAutospacing="1" w:after="100" w:afterAutospacing="1"/>
+            </w:pPr>
+            <w:r>
+              <w:t xml:space="preserve">PCI DSS </w:t>
+            </w:r>
+          </w:p>
+          <w:p>
+            <w:pPr>
+              <w:numPr>
+                <w:ilvl w:val="0"/>
+                <w:numId w:val="79"/>
+              </w:numPr>
+              <w:spacing w:before="100" w:beforeAutospacing="1" w:after="100" w:afterAutospacing="1"/>
+            </w:pPr>
+            <w:r>
+              <w:t xml:space="preserve">HIPAA </w:t>
+            </w:r>
+          </w:p>
+          <w:p>
+            <w:pPr>
+              <w:numPr>
+                <w:ilvl w:val="0"/>
+                <w:numId w:val="79"/>
+              </w:numPr>
+              <w:spacing w:before="100" w:beforeAutospacing="1" w:after="100" w:afterAutospacing="1"/>
+            </w:pPr>
+            <w:r>
+              <w:t xml:space="preserve">GDPR </w:t>
+            </w:r>
+          </w:p>
+          <w:p>
+            <w:pPr>
+              <w:pStyle w:val="NormalWeb"/>
+            </w:pPr>
+            <w:r>
+              <w:t>they can download the official audit reports and certificates from AWS Artifact.</w:t>
+            </w:r>
+          </w:p>
+          <w:p>
+            <w:pPr>
+              <w:pStyle w:val="Heading3"/>
+              <w:outlineLvl w:val="2"/>
+            </w:pPr>
+            <w:r>
+              <w:t>Example</w:t>
+            </w:r>
+          </w:p>
+          <w:p>
+            <w:pPr>
+              <w:pStyle w:val="NormalWeb"/>
+            </w:pPr>
+            <w:r>
+              <w:t>Suppose your company is undergoing a security audit.</w:t>
+            </w:r>
+          </w:p>
+          <w:p>
+            <w:pPr>
+              <w:pStyle w:val="NormalWeb"/>
+            </w:pPr>
+            <w:r>
+              <w:t>The auditor asks:</w:t>
+            </w:r>
+          </w:p>
+          <w:p>
+            <w:pPr>
+              <w:pStyle w:val="NormalWeb"/>
+            </w:pPr>
+            <w:r>
+              <w:t>"Can you provide evidence that AWS data centers are SOC 2 compliant?"</w:t>
+            </w:r>
+          </w:p>
+          <w:p>
+            <w:pPr>
+              <w:pStyle w:val="NormalWeb"/>
+            </w:pPr>
+            <w:r>
+              <w:t>Instead of contacting AWS support, you:</w:t>
+            </w:r>
+          </w:p>
+          <w:p>
+            <w:pPr>
+              <w:numPr>
+                <w:ilvl w:val="0"/>
+                <w:numId w:val="80"/>
+              </w:numPr>
+              <w:spacing w:before="100" w:beforeAutospacing="1" w:after="100" w:afterAutospacing="1"/>
+            </w:pPr>
+            <w:r>
+              <w:t xml:space="preserve">Login to AWS Console </w:t>
+            </w:r>
+          </w:p>
+          <w:p>
+            <w:pPr>
+              <w:numPr>
+                <w:ilvl w:val="0"/>
+                <w:numId w:val="80"/>
+              </w:numPr>
+              <w:spacing w:before="100" w:beforeAutospacing="1" w:after="100" w:afterAutospacing="1"/>
+            </w:pPr>
+            <w:r>
+              <w:t xml:space="preserve">Open AWS Artifact </w:t>
+            </w:r>
+          </w:p>
+          <w:p>
+            <w:pPr>
+              <w:numPr>
+                <w:ilvl w:val="0"/>
+                <w:numId w:val="80"/>
+              </w:numPr>
+              <w:spacing w:before="100" w:beforeAutospacing="1" w:after="100" w:afterAutospacing="1"/>
+            </w:pPr>
+            <w:r>
+              <w:t xml:space="preserve">Download the SOC 2 report </w:t>
+            </w:r>
+          </w:p>
+          <w:p>
+            <w:pPr>
+              <w:numPr>
+                <w:ilvl w:val="0"/>
+                <w:numId w:val="80"/>
+              </w:numPr>
+              <w:spacing w:before="100" w:beforeAutospacing="1" w:after="100" w:afterAutospacing="1"/>
+            </w:pPr>
+            <w:r>
+              <w:t>Share it with your auditor</w:t>
+            </w:r>
+          </w:p>
+          <w:p>
+            <w:pPr>
+              <w:pStyle w:val="1lightpink"/>
+              <w:shd w:val="clear" w:color="auto" w:fill="auto"/>
+            </w:pPr>
+          </w:p>
+        </w:tc>
+        <w:tc>
+          <w:tcPr>
+            <w:tcW w:w="7677" w:type="dxa"/>
+          </w:tcPr>
+          <w:p>
+            <w:pPr>
+              <w:pStyle w:val="Heading3"/>
+              <w:outlineLvl w:val="2"/>
+              <w:rPr>
+                <w:color w:val="auto"/>
+                <w:sz w:val="27"/>
+              </w:rPr>
+            </w:pPr>
+            <w:r>
+              <w:t>Main Features</w:t>
+            </w:r>
+          </w:p>
+          <w:p>
+            <w:pPr>
+              <w:pStyle w:val="Heading4"/>
+              <w:outlineLvl w:val="3"/>
+            </w:pPr>
+            <w:r>
+              <w:t>1. Artifact Reports</w:t>
+            </w:r>
+          </w:p>
+          <w:p>
+            <w:pPr>
+              <w:pStyle w:val="NormalWeb"/>
+            </w:pPr>
+            <w:r>
+              <w:t>Provides downloadable compliance reports.</w:t>
+            </w:r>
+          </w:p>
+          <w:p>
+            <w:pPr>
+              <w:pStyle w:val="NormalWeb"/>
+            </w:pPr>
+            <w:r>
+              <w:t>Examples:</w:t>
+            </w:r>
+          </w:p>
+          <w:p>
+            <w:pPr>
+              <w:numPr>
+                <w:ilvl w:val="0"/>
+                <w:numId w:val="81"/>
+              </w:numPr>
+              <w:spacing w:before="100" w:beforeAutospacing="1" w:after="100" w:afterAutospacing="1"/>
+            </w:pPr>
+            <w:r>
+              <w:t xml:space="preserve">SOC Reports </w:t>
+            </w:r>
+          </w:p>
+          <w:p>
+            <w:pPr>
+              <w:numPr>
+                <w:ilvl w:val="0"/>
+                <w:numId w:val="81"/>
+              </w:numPr>
+              <w:spacing w:before="100" w:beforeAutospacing="1" w:after="100" w:afterAutospacing="1"/>
+            </w:pPr>
+            <w:r>
+              <w:t xml:space="preserve">ISO Certifications </w:t>
+            </w:r>
+          </w:p>
+          <w:p>
+            <w:pPr>
+              <w:numPr>
+                <w:ilvl w:val="0"/>
+                <w:numId w:val="81"/>
+              </w:numPr>
+              <w:spacing w:before="100" w:beforeAutospacing="1" w:after="100" w:afterAutospacing="1"/>
+            </w:pPr>
+            <w:r>
+              <w:t xml:space="preserve">PCI Reports </w:t>
+            </w:r>
+          </w:p>
+          <w:p>
+            <w:pPr>
+              <w:numPr>
+                <w:ilvl w:val="0"/>
+                <w:numId w:val="81"/>
+              </w:numPr>
+              <w:spacing w:before="100" w:beforeAutospacing="1" w:after="100" w:afterAutospacing="1"/>
+            </w:pPr>
+            <w:r>
+              <w:t xml:space="preserve">FedRAMP Documentation </w:t>
+            </w:r>
+          </w:p>
+          <w:p>
+            <w:pPr>
+              <w:pStyle w:val="Heading4"/>
+              <w:outlineLvl w:val="3"/>
+            </w:pPr>
+            <w:r>
+              <w:t>2. Artifact Agreements</w:t>
+            </w:r>
+          </w:p>
+          <w:p>
+            <w:pPr>
+              <w:pStyle w:val="NormalWeb"/>
+            </w:pPr>
+            <w:r>
+              <w:t>Lets you review and accept legal agreements such as:</w:t>
+            </w:r>
+          </w:p>
+          <w:p>
+            <w:pPr>
+              <w:numPr>
+                <w:ilvl w:val="0"/>
+                <w:numId w:val="82"/>
+              </w:numPr>
+              <w:spacing w:before="100" w:beforeAutospacing="1" w:after="100" w:afterAutospacing="1"/>
+            </w:pPr>
+            <w:r>
+              <w:t xml:space="preserve">Business Associate Addendum (BAA) for HIPAA </w:t>
+            </w:r>
+          </w:p>
+          <w:p>
+            <w:pPr>
+              <w:numPr>
+                <w:ilvl w:val="0"/>
+                <w:numId w:val="82"/>
+              </w:numPr>
+              <w:spacing w:before="100" w:beforeAutospacing="1" w:after="100" w:afterAutospacing="1"/>
+            </w:pPr>
+            <w:r>
+              <w:t>GDPR Data Processing Addendum (DPA)</w:t>
+            </w:r>
+          </w:p>
+          <w:p>
+            <w:pPr>
+              <w:pStyle w:val="1lightpink"/>
+              <w:shd w:val="clear" w:color="auto" w:fill="auto"/>
+            </w:pPr>
+          </w:p>
+        </w:tc>
+        <w:tc>
+          <w:tcPr>
+            <w:tcW w:w="7677" w:type="dxa"/>
+          </w:tcPr>
+          <w:p>
+            <w:pPr>
+              <w:pStyle w:val="1lightpink"/>
+              <w:shd w:val="clear" w:color="auto" w:fill="auto"/>
+            </w:pPr>
+          </w:p>
+        </w:tc>
+      </w:tr>
+    </w:tbl>
+    <w:p>
+      <w:pPr>
+        <w:pStyle w:val="1lightpink"/>
+      </w:pPr>
+    </w:p>
+    <w:p>
+      <w:pPr>
+        <w:pStyle w:val="h2-g"/>
+      </w:pPr>
+      <w:r>
+        <w:t xml:space="preserve">Guard duty </w:t>
+      </w:r>
+    </w:p>
+    <w:tbl>
+      <w:tblPr>
+        <w:tblStyle w:val="TableGrid"/>
+        <w:tblW w:w="0" w:type="auto"/>
+        <w:tblLook w:val="04A0" w:firstRow="1" w:lastRow="0" w:firstColumn="1" w:lastColumn="0" w:noHBand="0" w:noVBand="1"/>
+      </w:tblPr>
+      <w:tblGrid>
+        <w:gridCol w:w="5935"/>
+        <w:gridCol w:w="9180"/>
+        <w:gridCol w:w="7915"/>
+      </w:tblGrid>
+      <w:tr>
+        <w:tc>
+          <w:tcPr>
+            <w:tcW w:w="5935" w:type="dxa"/>
+          </w:tcPr>
+          <w:p>
+            <w:pPr>
+              <w:pStyle w:val="NormalWeb"/>
+            </w:pPr>
+            <w:r>
+              <w:rPr>
+                <w:rStyle w:val="Strong"/>
+              </w:rPr>
+              <w:t>AWS GuardDuty</w:t>
+            </w:r>
+            <w:r>
+              <w:t xml:space="preserve"> is a </w:t>
+            </w:r>
+            <w:r>
+              <w:rPr>
+                <w:rStyle w:val="Strong"/>
+              </w:rPr>
+              <w:t>threat detection service</w:t>
+            </w:r>
+            <w:r>
+              <w:t xml:space="preserve"> that continuously monitors your AWS environment and alerts you about suspicious or potentially malicious activity.</w:t>
+            </w:r>
+          </w:p>
+          <w:p>
+            <w:pPr>
+              <w:pStyle w:val="NormalWeb"/>
+            </w:pPr>
+            <w:r>
+              <w:t xml:space="preserve">Think of it as a </w:t>
+            </w:r>
+            <w:r>
+              <w:rPr>
+                <w:rStyle w:val="Strong"/>
+              </w:rPr>
+              <w:t>security guard for your AWS account</w:t>
+            </w:r>
+            <w:r>
+              <w:t>.</w:t>
+            </w:r>
+          </w:p>
+          <w:p>
+            <w:r>
+              <w:pict>
+                <v:rect id="_x0000_i1119" style="width:0;height:1.5pt" o:hralign="center" o:hrstd="t" o:hr="t" fillcolor="#a0a0a0" stroked="f"/>
+              </w:pict>
+            </w:r>
+          </w:p>
+          <w:p>
+            <w:pPr>
+              <w:pStyle w:val="Heading3"/>
+              <w:outlineLvl w:val="2"/>
+            </w:pPr>
+            <w:r>
+              <w:lastRenderedPageBreak/>
+              <w:t>What does GuardDuty monitor?</w:t>
+            </w:r>
+          </w:p>
+          <w:p>
+            <w:pPr>
+              <w:pStyle w:val="NormalWeb"/>
+            </w:pPr>
+            <w:r>
+              <w:t>It analyzes:</w:t>
+            </w:r>
+          </w:p>
+          <w:p>
+            <w:pPr>
+              <w:numPr>
+                <w:ilvl w:val="0"/>
+                <w:numId w:val="83"/>
+              </w:numPr>
+              <w:spacing w:before="100" w:beforeAutospacing="1" w:after="100" w:afterAutospacing="1"/>
+            </w:pPr>
+            <w:r>
+              <w:rPr>
+                <w:rStyle w:val="Strong"/>
+              </w:rPr>
+              <w:t>AWS CloudTrail logs</w:t>
+            </w:r>
+            <w:r>
+              <w:t xml:space="preserve"> (API activity) </w:t>
+            </w:r>
+          </w:p>
+          <w:p>
+            <w:pPr>
+              <w:numPr>
+                <w:ilvl w:val="0"/>
+                <w:numId w:val="83"/>
+              </w:numPr>
+              <w:spacing w:before="100" w:beforeAutospacing="1" w:after="100" w:afterAutospacing="1"/>
+            </w:pPr>
+            <w:r>
+              <w:rPr>
+                <w:rStyle w:val="Strong"/>
+              </w:rPr>
+              <w:t>VPC Flow Logs</w:t>
+            </w:r>
+            <w:r>
+              <w:t xml:space="preserve"> (network traffic) </w:t>
+            </w:r>
+          </w:p>
+          <w:p>
+            <w:pPr>
+              <w:numPr>
+                <w:ilvl w:val="0"/>
+                <w:numId w:val="83"/>
+              </w:numPr>
+              <w:spacing w:before="100" w:beforeAutospacing="1" w:after="100" w:afterAutospacing="1"/>
+            </w:pPr>
+            <w:r>
+              <w:rPr>
+                <w:rStyle w:val="Strong"/>
+              </w:rPr>
+              <w:t>DNS logs</w:t>
+            </w:r>
+            <w:r>
+              <w:t xml:space="preserve"> </w:t>
+            </w:r>
+          </w:p>
+          <w:p>
+            <w:pPr>
+              <w:numPr>
+                <w:ilvl w:val="0"/>
+                <w:numId w:val="83"/>
+              </w:numPr>
+              <w:spacing w:before="100" w:beforeAutospacing="1" w:after="100" w:afterAutospacing="1"/>
+            </w:pPr>
+            <w:r>
+              <w:rPr>
+                <w:rStyle w:val="Strong"/>
+              </w:rPr>
+              <w:t>EKS audit logs</w:t>
+            </w:r>
+            <w:r>
+              <w:t xml:space="preserve"> (Kubernetes) </w:t>
+            </w:r>
+          </w:p>
+          <w:p>
+            <w:pPr>
+              <w:numPr>
+                <w:ilvl w:val="0"/>
+                <w:numId w:val="83"/>
+              </w:numPr>
+              <w:spacing w:before="100" w:beforeAutospacing="1" w:after="100" w:afterAutospacing="1"/>
+            </w:pPr>
+            <w:r>
+              <w:rPr>
+                <w:rStyle w:val="Strong"/>
+              </w:rPr>
+              <w:t>S3 data events</w:t>
+            </w:r>
+            <w:r>
+              <w:t xml:space="preserve"> </w:t>
+            </w:r>
+          </w:p>
+          <w:p>
+            <w:pPr>
+              <w:numPr>
+                <w:ilvl w:val="0"/>
+                <w:numId w:val="83"/>
+              </w:numPr>
+              <w:spacing w:before="100" w:beforeAutospacing="1" w:after="100" w:afterAutospacing="1"/>
+            </w:pPr>
+            <w:r>
+              <w:rPr>
+                <w:rStyle w:val="Strong"/>
+              </w:rPr>
+              <w:t>RDS login activity</w:t>
+            </w:r>
+            <w:r>
+              <w:t xml:space="preserve"> (supported engines) </w:t>
+            </w:r>
+          </w:p>
+          <w:p>
+            <w:pPr>
+              <w:pStyle w:val="NormalWeb"/>
+            </w:pPr>
+            <w:r>
+              <w:t>and uses AWS threat intelligence plus machine learning to detect threats.</w:t>
+            </w:r>
+          </w:p>
+          <w:p>
+            <w:pPr>
+              <w:pStyle w:val="1violet"/>
+            </w:pPr>
+          </w:p>
+        </w:tc>
+        <w:tc>
+          <w:tcPr>
+            <w:tcW w:w="9180" w:type="dxa"/>
+          </w:tcPr>
+          <w:p>
+            <w:pPr>
+              <w:pStyle w:val="1violet"/>
+              <w:rPr>
+                <w:b/>
+                <w:bCs/>
+              </w:rPr>
+            </w:pPr>
+            <w:r>
+              <w:rPr>
+                <w:b/>
+                <w:bCs/>
+              </w:rPr>
+              <w:lastRenderedPageBreak/>
+              <w:t>Example 1: Stolen AWS Credentials</w:t>
+            </w:r>
+          </w:p>
+          <w:p>
+            <w:pPr>
+              <w:pStyle w:val="1violet"/>
+            </w:pPr>
+            <w:r>
+              <w:t>Suppose a hacker gets hold of an IAM user's access keys and starts making API calls from another country.</w:t>
+            </w:r>
+          </w:p>
+          <w:p>
+            <w:pPr>
+              <w:pStyle w:val="1violet"/>
+            </w:pPr>
+            <w:r>
+              <w:t>GuardDuty may generate a finding such as:</w:t>
+            </w:r>
+          </w:p>
+          <w:p>
+            <w:pPr>
+              <w:pStyle w:val="1violet"/>
+            </w:pPr>
+            <w:r>
+              <w:t>UnauthorizedAccess:IAMUser/AnomalousBehavior</w:t>
+            </w:r>
+          </w:p>
+          <w:p>
+            <w:pPr>
+              <w:pStyle w:val="1violet"/>
+            </w:pPr>
+            <w:r>
+              <w:t>indicating suspicious use of credentials.</w:t>
+            </w:r>
+          </w:p>
+          <w:p>
+            <w:pPr>
+              <w:pStyle w:val="1violet"/>
+            </w:pPr>
+            <w:r>
+              <w:lastRenderedPageBreak/>
+              <w:pict>
+                <v:rect id="_x0000_i1120" style="width:0;height:1.5pt" o:hralign="center" o:hrstd="t" o:hr="t" fillcolor="#a0a0a0" stroked="f"/>
+              </w:pict>
+            </w:r>
+          </w:p>
+          <w:p>
+            <w:pPr>
+              <w:pStyle w:val="1violet"/>
+              <w:rPr>
+                <w:b/>
+                <w:bCs/>
+              </w:rPr>
+            </w:pPr>
+            <w:r>
+              <w:rPr>
+                <w:b/>
+                <w:bCs/>
+              </w:rPr>
+              <w:t>Example 2: EC2 Communicating with Malicious IP</w:t>
+            </w:r>
+          </w:p>
+          <w:p>
+            <w:pPr>
+              <w:pStyle w:val="1violet"/>
+            </w:pPr>
+            <w:r>
+              <w:t>Your EC2 instance suddenly starts connecting to a known malware command-and-control server.</w:t>
+            </w:r>
+          </w:p>
+          <w:p>
+            <w:pPr>
+              <w:pStyle w:val="1violet"/>
+            </w:pPr>
+            <w:r>
+              <w:t>GuardDuty detects this and creates a finding like:</w:t>
+            </w:r>
+          </w:p>
+          <w:p>
+            <w:pPr>
+              <w:pStyle w:val="1violet"/>
+            </w:pPr>
+            <w:r>
+              <w:t>Trojan:EC2/BlackholeTraffic</w:t>
+            </w:r>
+          </w:p>
+          <w:p>
+            <w:pPr>
+              <w:pStyle w:val="1violet"/>
+            </w:pPr>
+            <w:r>
+              <w:pict>
+                <v:rect id="_x0000_i1121" style="width:0;height:1.5pt" o:hralign="center" o:hrstd="t" o:hr="t" fillcolor="#a0a0a0" stroked="f"/>
+              </w:pict>
+            </w:r>
+          </w:p>
+          <w:p>
+            <w:pPr>
+              <w:pStyle w:val="1violet"/>
+              <w:rPr>
+                <w:b/>
+                <w:bCs/>
+              </w:rPr>
+            </w:pPr>
+            <w:r>
+              <w:rPr>
+                <w:b/>
+                <w:bCs/>
+              </w:rPr>
+              <w:t>Example 3: Port Scanning</w:t>
+            </w:r>
+          </w:p>
+          <w:p>
+            <w:pPr>
+              <w:pStyle w:val="1violet"/>
+            </w:pPr>
+            <w:r>
+              <w:t>An EC2 instance starts scanning hundreds of IPs and ports.</w:t>
+            </w:r>
+          </w:p>
+          <w:p>
+            <w:pPr>
+              <w:pStyle w:val="1violet"/>
+            </w:pPr>
+            <w:r>
+              <w:t>GuardDuty may raise:</w:t>
+            </w:r>
+          </w:p>
+          <w:p>
+            <w:pPr>
+              <w:pStyle w:val="1violet"/>
+            </w:pPr>
+            <w:r>
+              <w:t>Recon:EC2/Portscan</w:t>
+            </w:r>
+          </w:p>
+          <w:p>
+            <w:pPr>
+              <w:pStyle w:val="1violet"/>
+            </w:pPr>
+          </w:p>
+        </w:tc>
+        <w:tc>
+          <w:tcPr>
+            <w:tcW w:w="7915" w:type="dxa"/>
+          </w:tcPr>
+          <w:p>
+            <w:pPr>
+              <w:pStyle w:val="1violet"/>
+              <w:rPr>
+                <w:b/>
+                <w:bCs/>
+              </w:rPr>
+            </w:pPr>
+            <w:r>
+              <w:rPr>
+                <w:b/>
+                <w:bCs/>
+              </w:rPr>
+              <w:lastRenderedPageBreak/>
+              <w:t>Does GuardDuty block attacks?</w:t>
+            </w:r>
+          </w:p>
+          <w:p>
+            <w:pPr>
+              <w:pStyle w:val="1violet"/>
+              <w:rPr>
+                <w:bCs/>
+              </w:rPr>
+            </w:pPr>
+            <w:r>
+              <w:rPr>
+                <w:bCs/>
+              </w:rPr>
+              <w:t>No.</w:t>
+            </w:r>
+          </w:p>
+          <w:p>
+            <w:pPr>
+              <w:pStyle w:val="1violet"/>
+              <w:rPr>
+                <w:bCs/>
+              </w:rPr>
+            </w:pPr>
+            <w:r>
+              <w:rPr>
+                <w:bCs/>
+              </w:rPr>
+              <w:t>GuardDuty only:</w:t>
+            </w:r>
+          </w:p>
+          <w:p>
+            <w:pPr>
+              <w:pStyle w:val="1violet"/>
+              <w:rPr>
+                <w:bCs/>
+              </w:rPr>
+            </w:pPr>
+            <w:r>
+              <w:rPr>
+                <w:rFonts w:ascii="Segoe UI Symbol" w:hAnsi="Segoe UI Symbol" w:cs="Segoe UI Symbol"/>
+                <w:bCs/>
+              </w:rPr>
+              <w:t>✅</w:t>
+            </w:r>
+            <w:r>
+              <w:rPr>
+                <w:bCs/>
+              </w:rPr>
+              <w:t xml:space="preserve"> Detects threats</w:t>
+            </w:r>
+            <w:r>
+              <w:rPr>
+                <w:bCs/>
+              </w:rPr>
+              <w:br/>
+            </w:r>
+            <w:r>
+              <w:rPr>
+                <w:rFonts w:ascii="Segoe UI Symbol" w:hAnsi="Segoe UI Symbol" w:cs="Segoe UI Symbol"/>
+                <w:bCs/>
+              </w:rPr>
+              <w:t>✅</w:t>
+            </w:r>
+            <w:r>
+              <w:rPr>
+                <w:bCs/>
+              </w:rPr>
+              <w:t xml:space="preserve"> Generates findings/alerts</w:t>
+            </w:r>
+          </w:p>
+          <w:p>
+            <w:pPr>
+              <w:pStyle w:val="1violet"/>
+              <w:rPr>
+                <w:bCs/>
+              </w:rPr>
+            </w:pPr>
+            <w:r>
+              <w:rPr>
+                <w:bCs/>
+              </w:rPr>
+              <w:t>It does not automatically block them.</w:t>
+            </w:r>
+          </w:p>
+          <w:p>
+            <w:pPr>
+              <w:pStyle w:val="1violet"/>
+              <w:rPr>
+                <w:bCs/>
+              </w:rPr>
+            </w:pPr>
+            <w:r>
+              <w:rPr>
+                <w:bCs/>
+              </w:rPr>
+              <w:lastRenderedPageBreak/>
+              <w:t>You can integrate it with:</w:t>
+            </w:r>
+          </w:p>
+          <w:p>
+            <w:pPr>
+              <w:pStyle w:val="1violet"/>
+              <w:numPr>
+                <w:ilvl w:val="0"/>
+                <w:numId w:val="84"/>
+              </w:numPr>
+              <w:rPr>
+                <w:bCs/>
+              </w:rPr>
+            </w:pPr>
+            <w:r>
+              <w:rPr>
+                <w:bCs/>
+              </w:rPr>
+              <w:t xml:space="preserve">EventBridge </w:t>
+            </w:r>
+          </w:p>
+          <w:p>
+            <w:pPr>
+              <w:pStyle w:val="1violet"/>
+              <w:numPr>
+                <w:ilvl w:val="0"/>
+                <w:numId w:val="84"/>
+              </w:numPr>
+              <w:rPr>
+                <w:bCs/>
+              </w:rPr>
+            </w:pPr>
+            <w:r>
+              <w:rPr>
+                <w:bCs/>
+              </w:rPr>
+              <w:t xml:space="preserve">Lambda </w:t>
+            </w:r>
+          </w:p>
+          <w:p>
+            <w:pPr>
+              <w:pStyle w:val="1violet"/>
+              <w:numPr>
+                <w:ilvl w:val="0"/>
+                <w:numId w:val="84"/>
+              </w:numPr>
+              <w:rPr>
+                <w:bCs/>
+              </w:rPr>
+            </w:pPr>
+            <w:r>
+              <w:rPr>
+                <w:bCs/>
+              </w:rPr>
+              <w:t xml:space="preserve">SNS </w:t>
+            </w:r>
+          </w:p>
+          <w:p>
+            <w:pPr>
+              <w:pStyle w:val="1violet"/>
+              <w:rPr>
+                <w:bCs/>
+              </w:rPr>
+            </w:pPr>
+            <w:r>
+              <w:rPr>
+                <w:bCs/>
+              </w:rPr>
+              <w:t>to automatically take action.</w:t>
+            </w:r>
+          </w:p>
+          <w:p>
+            <w:pPr>
+              <w:pStyle w:val="1violet"/>
+              <w:rPr>
+                <w:bCs/>
+              </w:rPr>
+            </w:pPr>
+            <w:r>
+              <w:rPr>
+                <w:bCs/>
+              </w:rPr>
+              <w:t>Example:</w:t>
+            </w:r>
+          </w:p>
+          <w:p>
+            <w:pPr>
+              <w:pStyle w:val="1violet"/>
+              <w:rPr>
+                <w:bCs/>
+              </w:rPr>
+            </w:pPr>
+            <w:r>
+              <w:rPr>
+                <w:bCs/>
+              </w:rPr>
+              <w:t>GuardDuty Finding</w:t>
+            </w:r>
+            <w:r>
+              <w:rPr>
+                <w:bCs/>
+              </w:rPr>
+              <w:br/>
+              <w:t xml:space="preserve">       </w:t>
+            </w:r>
+            <w:r>
+              <w:rPr>
+                <w:rFonts w:ascii="Times New Roman" w:hAnsi="Times New Roman" w:cs="Times New Roman"/>
+                <w:bCs/>
+              </w:rPr>
+              <w:t>↓</w:t>
+            </w:r>
+            <w:r>
+              <w:rPr>
+                <w:bCs/>
+              </w:rPr>
+              <w:br/>
+              <w:t>EventBridge</w:t>
+            </w:r>
+            <w:r>
+              <w:rPr>
+                <w:bCs/>
+              </w:rPr>
+              <w:br/>
+              <w:t xml:space="preserve">       </w:t>
+            </w:r>
+            <w:r>
+              <w:rPr>
+                <w:rFonts w:ascii="Times New Roman" w:hAnsi="Times New Roman" w:cs="Times New Roman"/>
+                <w:bCs/>
+              </w:rPr>
+              <w:t>↓</w:t>
+            </w:r>
+            <w:r>
+              <w:rPr>
+                <w:bCs/>
+              </w:rPr>
+              <w:br/>
+              <w:t>Lambda</w:t>
+            </w:r>
+            <w:r>
+              <w:rPr>
+                <w:bCs/>
+              </w:rPr>
+              <w:br/>
+              <w:t xml:space="preserve">       </w:t>
+            </w:r>
+            <w:r>
+              <w:rPr>
+                <w:rFonts w:ascii="Times New Roman" w:hAnsi="Times New Roman" w:cs="Times New Roman"/>
+                <w:bCs/>
+              </w:rPr>
+              <w:t>↓</w:t>
+            </w:r>
+            <w:r>
+              <w:rPr>
+                <w:bCs/>
+              </w:rPr>
+              <w:br/>
+              <w:t>Disable IAM User</w:t>
+            </w:r>
+          </w:p>
+          <w:p>
+            <w:pPr>
+              <w:pStyle w:val="1violet"/>
+              <w:rPr>
+                <w:b/>
+                <w:bCs/>
+              </w:rPr>
+            </w:pPr>
+          </w:p>
+        </w:tc>
+      </w:tr>
+    </w:tbl>
+    <w:p>
+      <w:pPr>
+        <w:pStyle w:val="1violet"/>
+      </w:pPr>
+    </w:p>
+    <w:tbl>
+      <w:tblPr>
+        <w:tblStyle w:val="TableGrid"/>
+        <w:tblW w:w="0" w:type="auto"/>
+        <w:tblLook w:val="04A0" w:firstRow="1" w:lastRow="0" w:firstColumn="1" w:lastColumn="0" w:noHBand="0" w:noVBand="1"/>
+      </w:tblPr>
+      <w:tblGrid>
+        <w:gridCol w:w="11515"/>
+        <w:gridCol w:w="11515"/>
+      </w:tblGrid>
+      <w:tr>
+        <w:tc>
+          <w:tcPr>
+            <w:tcW w:w="11515" w:type="dxa"/>
+          </w:tcPr>
+          <w:p>
+            <w:pPr>
+              <w:pStyle w:val="1violet"/>
+              <w:rPr>
+                <w:b/>
+                <w:bCs/>
+              </w:rPr>
+            </w:pPr>
+            <w:r>
+              <w:rPr>
+                <w:b/>
+                <w:bCs/>
+              </w:rPr>
+              <w:t>Real-world usage</w:t>
+            </w:r>
+          </w:p>
+          <w:p>
+            <w:pPr>
+              <w:pStyle w:val="1violet"/>
+            </w:pPr>
+            <w:r>
+              <w:t>A company running:</w:t>
+            </w:r>
+          </w:p>
+          <w:p>
+            <w:pPr>
+              <w:pStyle w:val="1violet"/>
+              <w:numPr>
+                <w:ilvl w:val="0"/>
+                <w:numId w:val="85"/>
+              </w:numPr>
+            </w:pPr>
+            <w:r>
+              <w:t xml:space="preserve">EC2 </w:t>
+            </w:r>
+          </w:p>
+          <w:p>
+            <w:pPr>
+              <w:pStyle w:val="1violet"/>
+              <w:numPr>
+                <w:ilvl w:val="0"/>
+                <w:numId w:val="85"/>
+              </w:numPr>
+            </w:pPr>
+            <w:r>
+              <w:t xml:space="preserve">S3 </w:t>
+            </w:r>
+          </w:p>
+          <w:p>
+            <w:pPr>
+              <w:pStyle w:val="1violet"/>
+              <w:numPr>
+                <w:ilvl w:val="0"/>
+                <w:numId w:val="85"/>
+              </w:numPr>
+            </w:pPr>
+            <w:r>
+              <w:t xml:space="preserve">RDS </w:t>
+            </w:r>
+          </w:p>
+          <w:p>
+            <w:pPr>
+              <w:pStyle w:val="1violet"/>
+              <w:numPr>
+                <w:ilvl w:val="0"/>
+                <w:numId w:val="85"/>
+              </w:numPr>
+            </w:pPr>
+            <w:r>
+              <w:t xml:space="preserve">EKS </w:t>
+            </w:r>
+          </w:p>
+          <w:p>
+            <w:pPr>
+              <w:pStyle w:val="1violet"/>
+            </w:pPr>
+            <w:r>
+              <w:t>enables GuardDuty in all AWS accounts.</w:t>
+            </w:r>
+          </w:p>
+          <w:p>
+            <w:pPr>
+              <w:pStyle w:val="1violet"/>
+            </w:pPr>
+            <w:r>
+              <w:t>If suspicious behavior occurs:</w:t>
+            </w:r>
+          </w:p>
+          <w:p>
+            <w:pPr>
+              <w:pStyle w:val="1violet"/>
+              <w:numPr>
+                <w:ilvl w:val="0"/>
+                <w:numId w:val="86"/>
+              </w:numPr>
+            </w:pPr>
+            <w:r>
+              <w:t xml:space="preserve">Security team receives an alert. </w:t>
+            </w:r>
+          </w:p>
+          <w:p>
+            <w:pPr>
+              <w:pStyle w:val="1violet"/>
+              <w:numPr>
+                <w:ilvl w:val="0"/>
+                <w:numId w:val="86"/>
+              </w:numPr>
+            </w:pPr>
+            <w:r>
+              <w:t xml:space="preserve">They investigate the finding. </w:t>
+            </w:r>
+          </w:p>
+          <w:p>
+            <w:pPr>
+              <w:pStyle w:val="1violet"/>
+              <w:numPr>
+                <w:ilvl w:val="0"/>
+                <w:numId w:val="86"/>
+              </w:numPr>
+            </w:pPr>
+            <w:r>
+              <w:t>Automated remediation can be triggered.</w:t>
+            </w:r>
+          </w:p>
+          <w:p>
+            <w:pPr>
+              <w:pStyle w:val="1violet"/>
+            </w:pPr>
+          </w:p>
+        </w:tc>
+        <w:tc>
+          <w:tcPr>
+            <w:tcW w:w="11515" w:type="dxa"/>
+          </w:tcPr>
+          <w:p>
+            <w:pPr>
+              <w:pStyle w:val="1violet"/>
+            </w:pPr>
+          </w:p>
+        </w:tc>
+      </w:tr>
+    </w:tbl>
+    <w:p>
+      <w:pPr>
+        <w:pStyle w:val="1violet"/>
+      </w:pPr>
+    </w:p>
+    <w:p>
+      <w:pPr>
+        <w:pStyle w:val="h2-pink"/>
+      </w:pPr>
+      <w:r>
+        <w:t xml:space="preserve">inspector </w:t>
+      </w:r>
+    </w:p>
+    <w:p>
+      <w:pPr>
+        <w:pStyle w:val="1violet"/>
+      </w:pPr>
+      <w:r>
+        <w:rPr>
+          <w:b/>
+          <w:bCs/>
+        </w:rPr>
+        <w:t>Amazon Inspector</w:t>
+      </w:r>
+      <w:r>
+        <w:t xml:space="preserve"> is an AWS security service that automatically scans your workloads for </w:t>
+      </w:r>
+      <w:r>
+        <w:rPr>
+          <w:b/>
+          <w:bCs/>
+        </w:rPr>
+        <w:t>security vulnerabilities and unintended network exposure</w:t>
+      </w:r>
+      <w:r>
+        <w:t>.</w:t>
+      </w:r>
+    </w:p>
+    <w:p>
+      <w:pPr>
+        <w:pStyle w:val="1violet"/>
+      </w:pPr>
+      <w:r>
+        <w:t xml:space="preserve">Think of it as a </w:t>
+      </w:r>
+      <w:r>
+        <w:rPr>
+          <w:b/>
+          <w:bCs/>
+        </w:rPr>
+        <w:t>security scanner</w:t>
+      </w:r>
+      <w:r>
+        <w:t xml:space="preserve"> that tells you:</w:t>
+      </w:r>
+    </w:p>
+    <w:p>
+      <w:pPr>
+        <w:pStyle w:val="1violet"/>
+      </w:pPr>
+      <w:r>
+        <w:t>"Your EC2 instance, container image, or Lambda function has a known vulnerability that should be fixed."</w:t>
+      </w:r>
+    </w:p>
+    <w:p>
+      <w:pPr>
+        <w:pStyle w:val="1violet"/>
+      </w:pPr>
+    </w:p>
+    <w:tbl>
+      <w:tblPr>
+        <w:tblStyle w:val="TableGrid"/>
+        <w:tblW w:w="0" w:type="auto"/>
+        <w:tblLook w:val="04A0" w:firstRow="1" w:lastRow="0" w:firstColumn="1" w:lastColumn="0" w:noHBand="0" w:noVBand="1"/>
+      </w:tblPr>
+      <w:tblGrid>
+        <w:gridCol w:w="8444"/>
+        <w:gridCol w:w="8679"/>
+        <w:gridCol w:w="5907"/>
+      </w:tblGrid>
+      <w:tr>
+        <w:tc>
+          <w:tcPr>
+            <w:tcW w:w="8444" w:type="dxa"/>
+          </w:tcPr>
+          <w:p>
+            <w:pPr>
+              <w:pStyle w:val="1violet"/>
+              <w:rPr>
+                <w:b/>
+                <w:bCs/>
+              </w:rPr>
+            </w:pPr>
+            <w:r>
+              <w:rPr>
+                <w:b/>
+                <w:bCs/>
+              </w:rPr>
+              <w:t>2. Container Images (ECR)</w:t>
+            </w:r>
+          </w:p>
+          <w:p>
+            <w:pPr>
+              <w:pStyle w:val="1violet"/>
+            </w:pPr>
+            <w:r>
+              <w:t>When you push a Docker image to ECR:</w:t>
+            </w:r>
+          </w:p>
+          <w:p>
+            <w:pPr>
+              <w:pStyle w:val="1violet"/>
+            </w:pPr>
+            <w:r>
+              <w:t>docker push my-app:v1</w:t>
+            </w:r>
+            <w:r>
+              <w:br/>
+              <w:t xml:space="preserve">        </w:t>
+            </w:r>
+            <w:r>
+              <w:rPr>
+                <w:rFonts w:ascii="Times New Roman" w:hAnsi="Times New Roman" w:cs="Times New Roman"/>
+              </w:rPr>
+              <w:t>↓</w:t>
+            </w:r>
+            <w:r>
+              <w:br/>
+              <w:t>Amazon ECR</w:t>
+            </w:r>
+            <w:r>
+              <w:br/>
+              <w:t xml:space="preserve">        </w:t>
+            </w:r>
+            <w:r>
+              <w:rPr>
+                <w:rFonts w:ascii="Times New Roman" w:hAnsi="Times New Roman" w:cs="Times New Roman"/>
+              </w:rPr>
+              <w:t>↓</w:t>
+            </w:r>
+            <w:r>
+              <w:br/>
+              <w:t>Inspector Scan</w:t>
+            </w:r>
+          </w:p>
+          <w:p>
+            <w:pPr>
+              <w:pStyle w:val="1violet"/>
+            </w:pPr>
+            <w:r>
+              <w:lastRenderedPageBreak/>
+              <w:t>Inspector identifies vulnerable libraries inside the image.</w:t>
+            </w:r>
+          </w:p>
+          <w:p>
+            <w:pPr>
+              <w:pStyle w:val="1violet"/>
+            </w:pPr>
+            <w:r>
+              <w:t>Example:</w:t>
+            </w:r>
+          </w:p>
+          <w:p>
+            <w:pPr>
+              <w:pStyle w:val="1violet"/>
+            </w:pPr>
+            <w:r>
+              <w:t>Spring Boot 2.x</w:t>
+            </w:r>
+            <w:r>
+              <w:br/>
+              <w:t>Log4j version vulnerable</w:t>
+            </w:r>
+            <w:r>
+              <w:br/>
+              <w:t>Severity: Critical</w:t>
+            </w:r>
+          </w:p>
+          <w:p>
+            <w:pPr>
+              <w:pStyle w:val="1violet"/>
+            </w:pPr>
+          </w:p>
+        </w:tc>
+        <w:tc>
+          <w:tcPr>
+            <w:tcW w:w="8679" w:type="dxa"/>
+          </w:tcPr>
+          <w:p>
+            <w:pPr>
+              <w:pStyle w:val="1violet"/>
+              <w:rPr>
+                <w:b/>
+                <w:bCs/>
+              </w:rPr>
+            </w:pPr>
+            <w:r>
+              <w:rPr>
+                <w:b/>
+                <w:bCs/>
+              </w:rPr>
+              <w:lastRenderedPageBreak/>
+              <w:t>What does Inspector scan?</w:t>
+            </w:r>
+          </w:p>
+          <w:p>
+            <w:pPr>
+              <w:pStyle w:val="1violet"/>
+              <w:rPr>
+                <w:b/>
+                <w:bCs/>
+              </w:rPr>
+            </w:pPr>
+            <w:r>
+              <w:rPr>
+                <w:b/>
+                <w:bCs/>
+              </w:rPr>
+              <w:t>1. EC2 Instances</w:t>
+            </w:r>
+            <w:r>
+              <w:rPr>
+                <w:b/>
+                <w:bCs/>
+              </w:rPr>
+              <w:t xml:space="preserve"> (it scans ec2 not java code inside ec2)</w:t>
+            </w:r>
+          </w:p>
+          <w:p>
+            <w:pPr>
+              <w:pStyle w:val="1violet"/>
+            </w:pPr>
+            <w:r>
+              <w:t>Checks for:</w:t>
+            </w:r>
+          </w:p>
+          <w:p>
+            <w:pPr>
+              <w:pStyle w:val="1violet"/>
+              <w:numPr>
+                <w:ilvl w:val="0"/>
+                <w:numId w:val="87"/>
+              </w:numPr>
+            </w:pPr>
+            <w:r>
+              <w:t xml:space="preserve">Missing security patches </w:t>
+            </w:r>
+          </w:p>
+          <w:p>
+            <w:pPr>
+              <w:pStyle w:val="1violet"/>
+              <w:numPr>
+                <w:ilvl w:val="0"/>
+                <w:numId w:val="87"/>
+              </w:numPr>
+            </w:pPr>
+            <w:r>
+              <w:t xml:space="preserve">Known CVEs (Common Vulnerabilities and Exposures) </w:t>
+            </w:r>
+          </w:p>
+          <w:p>
+            <w:pPr>
+              <w:pStyle w:val="1violet"/>
+              <w:numPr>
+                <w:ilvl w:val="0"/>
+                <w:numId w:val="87"/>
+              </w:numPr>
+            </w:pPr>
+            <w:r>
+              <w:t xml:space="preserve">Vulnerable software packages </w:t>
+            </w:r>
+          </w:p>
+          <w:p>
+            <w:pPr>
+              <w:pStyle w:val="1violet"/>
+            </w:pPr>
+            <w:r>
+              <w:t>Example:</w:t>
+            </w:r>
+          </w:p>
+          <w:p>
+            <w:pPr>
+              <w:pStyle w:val="1violet"/>
+            </w:pPr>
+            <w:r>
+              <w:lastRenderedPageBreak/>
+              <w:t>EC2 Instance</w:t>
+            </w:r>
+            <w:r>
+              <w:br/>
+              <w:t xml:space="preserve"> └─ OpenSSL version vulnerable to CVE-2025-XXXX</w:t>
+            </w:r>
+          </w:p>
+          <w:p>
+            <w:pPr>
+              <w:pStyle w:val="1violet"/>
+            </w:pPr>
+            <w:r>
+              <w:t>Inspector reports the issue and severity.</w:t>
+            </w:r>
+          </w:p>
+          <w:p>
+            <w:pPr>
+              <w:pStyle w:val="1violet"/>
+            </w:pPr>
+            <w:r>
+              <w:pict>
+                <v:rect id="_x0000_i1122" style="width:0;height:1.5pt" o:hralign="center" o:hrstd="t" o:hr="t" fillcolor="#a0a0a0" stroked="f"/>
+              </w:pict>
+            </w:r>
+          </w:p>
+          <w:p>
+            <w:pPr>
+              <w:pStyle w:val="NormalWeb"/>
+            </w:pPr>
+            <w:r>
+              <w:t xml:space="preserve">Amazon Inspector </w:t>
+            </w:r>
+            <w:r>
+              <w:rPr>
+                <w:rStyle w:val="Strong"/>
+              </w:rPr>
+              <w:t>does not scan your Java/Spring Boot source code</w:t>
+            </w:r>
+            <w:r>
+              <w:t xml:space="preserve"> sitting on the EC2 instance like a code-review tool.</w:t>
+            </w:r>
+          </w:p>
+          <w:p>
+            <w:pPr>
+              <w:pStyle w:val="NormalWeb"/>
+            </w:pPr>
+            <w:r>
+              <w:t>It primarily scans:</w:t>
+            </w:r>
+          </w:p>
+          <w:p>
+            <w:pPr>
+              <w:numPr>
+                <w:ilvl w:val="0"/>
+                <w:numId w:val="90"/>
+              </w:numPr>
+              <w:spacing w:before="100" w:beforeAutospacing="1" w:after="100" w:afterAutospacing="1"/>
+            </w:pPr>
+            <w:r>
+              <w:t xml:space="preserve">Operating system packages </w:t>
+            </w:r>
+          </w:p>
+          <w:p>
+            <w:pPr>
+              <w:numPr>
+                <w:ilvl w:val="0"/>
+                <w:numId w:val="90"/>
+              </w:numPr>
+              <w:spacing w:before="100" w:beforeAutospacing="1" w:after="100" w:afterAutospacing="1"/>
+            </w:pPr>
+            <w:r>
+              <w:t xml:space="preserve">Installed software </w:t>
+            </w:r>
+          </w:p>
+          <w:p>
+            <w:pPr>
+              <w:numPr>
+                <w:ilvl w:val="0"/>
+                <w:numId w:val="90"/>
+              </w:numPr>
+              <w:spacing w:before="100" w:beforeAutospacing="1" w:after="100" w:afterAutospacing="1"/>
+            </w:pPr>
+            <w:r>
+              <w:t xml:space="preserve">Libraries and dependencies </w:t>
+            </w:r>
+          </w:p>
+          <w:p>
+            <w:pPr>
+              <w:numPr>
+                <w:ilvl w:val="0"/>
+                <w:numId w:val="90"/>
+              </w:numPr>
+              <w:spacing w:before="100" w:beforeAutospacing="1" w:after="100" w:afterAutospacing="1"/>
+            </w:pPr>
+            <w:r>
+              <w:t xml:space="preserve">Network exposure </w:t>
+            </w:r>
+          </w:p>
+          <w:p>
+            <w:pPr>
+              <w:numPr>
+                <w:ilvl w:val="0"/>
+                <w:numId w:val="90"/>
+              </w:numPr>
+              <w:spacing w:before="100" w:beforeAutospacing="1" w:after="100" w:afterAutospacing="1"/>
+            </w:pPr>
+            <w:r>
+              <w:t xml:space="preserve">Known CVEs (security vulnerabilities) </w:t>
+            </w:r>
+          </w:p>
+          <w:p>
+            <w:pPr>
+              <w:pStyle w:val="Heading3"/>
+            </w:pPr>
+            <w:r>
+              <w:t>Example</w:t>
+            </w:r>
+          </w:p>
+          <w:p>
+            <w:pPr>
+              <w:pStyle w:val="NormalWeb"/>
+            </w:pPr>
+            <w:r>
+              <w:t>Suppose your EC2 has:</w:t>
+            </w:r>
+          </w:p>
+          <w:p>
+            <w:pPr>
+              <w:pStyle w:val="HTMLPreformatted"/>
+            </w:pPr>
+            <w:r>
+              <w:rPr>
+                <w:rStyle w:val="HTMLCode"/>
+              </w:rPr>
+              <w:t>Amazon Linux</w:t>
+            </w:r>
+            <w:r>
+              <w:br/>
+            </w:r>
+            <w:r>
+              <w:rPr>
+                <w:rStyle w:val="HTMLCode"/>
+              </w:rPr>
+              <w:t>Java 17</w:t>
+            </w:r>
+            <w:r>
+              <w:br/>
+            </w:r>
+            <w:r>
+              <w:rPr>
+                <w:rStyle w:val="HTMLCode"/>
+              </w:rPr>
+              <w:t>Tomcat</w:t>
+            </w:r>
+            <w:r>
+              <w:br/>
+            </w:r>
+            <w:r>
+              <w:rPr>
+                <w:rStyle w:val="HTMLCode"/>
+              </w:rPr>
+              <w:t>Spring Boot JAR</w:t>
+            </w:r>
+            <w:r>
+              <w:br/>
+            </w:r>
+            <w:r>
+              <w:rPr>
+                <w:rStyle w:val="HTMLCode"/>
+              </w:rPr>
+              <w:t>OpenSSL</w:t>
+            </w:r>
+          </w:p>
+          <w:p>
+            <w:pPr>
+              <w:pStyle w:val="NormalWeb"/>
+            </w:pPr>
+            <w:r>
+              <w:t>Inspector can detect:</w:t>
+            </w:r>
+          </w:p>
+          <w:p>
+            <w:pPr>
+              <w:pStyle w:val="NormalWeb"/>
+            </w:pPr>
+            <w:r>
+              <w:rPr>
+                <w:rFonts w:ascii="Segoe UI Symbol" w:hAnsi="Segoe UI Symbol" w:cs="Segoe UI Symbol"/>
+              </w:rPr>
+              <w:t>✅</w:t>
+            </w:r>
+            <w:r>
+              <w:t xml:space="preserve"> Vulnerable OpenSSL version</w:t>
+            </w:r>
+            <w:r>
+              <w:br/>
+            </w:r>
+            <w:r>
+              <w:rPr>
+                <w:rFonts w:ascii="Segoe UI Symbol" w:hAnsi="Segoe UI Symbol" w:cs="Segoe UI Symbol"/>
+              </w:rPr>
+              <w:t>✅</w:t>
+            </w:r>
+            <w:r>
+              <w:t xml:space="preserve"> Vulnerable Java package installed on OS</w:t>
+            </w:r>
+            <w:r>
+              <w:br/>
+            </w:r>
+            <w:r>
+              <w:rPr>
+                <w:rFonts w:ascii="Segoe UI Symbol" w:hAnsi="Segoe UI Symbol" w:cs="Segoe UI Symbol"/>
+              </w:rPr>
+              <w:t>✅</w:t>
+            </w:r>
+            <w:r>
+              <w:t xml:space="preserve"> Unpatched Linux package</w:t>
+            </w:r>
+            <w:r>
+              <w:br/>
+            </w:r>
+            <w:r>
+              <w:rPr>
+                <w:rFonts w:ascii="Segoe UI Symbol" w:hAnsi="Segoe UI Symbol" w:cs="Segoe UI Symbol"/>
+              </w:rPr>
+              <w:t>✅</w:t>
+            </w:r>
+            <w:r>
+              <w:t xml:space="preserve"> Exposed ports</w:t>
+            </w:r>
+          </w:p>
+          <w:p>
+            <w:pPr>
+              <w:pStyle w:val="1violet"/>
+            </w:pPr>
+          </w:p>
+        </w:tc>
+        <w:tc>
+          <w:tcPr>
+            <w:tcW w:w="5907" w:type="dxa"/>
+          </w:tcPr>
+          <w:p>
+            <w:pPr>
+              <w:pStyle w:val="1violet"/>
+              <w:rPr>
+                <w:b/>
+                <w:bCs/>
+              </w:rPr>
+            </w:pPr>
+            <w:r>
+              <w:rPr>
+                <w:b/>
+                <w:bCs/>
+              </w:rPr>
+              <w:lastRenderedPageBreak/>
+              <w:t>3. Lambda Functions</w:t>
+            </w:r>
+          </w:p>
+          <w:p>
+            <w:pPr>
+              <w:pStyle w:val="1violet"/>
+              <w:rPr>
+                <w:bCs/>
+              </w:rPr>
+            </w:pPr>
+            <w:r>
+              <w:rPr>
+                <w:bCs/>
+              </w:rPr>
+              <w:t>Scans:</w:t>
+            </w:r>
+          </w:p>
+          <w:p>
+            <w:pPr>
+              <w:pStyle w:val="1violet"/>
+              <w:numPr>
+                <w:ilvl w:val="0"/>
+                <w:numId w:val="88"/>
+              </w:numPr>
+              <w:rPr>
+                <w:bCs/>
+              </w:rPr>
+            </w:pPr>
+            <w:r>
+              <w:rPr>
+                <w:bCs/>
+              </w:rPr>
+              <w:t xml:space="preserve">Lambda runtime dependencies </w:t>
+            </w:r>
+          </w:p>
+          <w:p>
+            <w:pPr>
+              <w:pStyle w:val="1violet"/>
+              <w:numPr>
+                <w:ilvl w:val="0"/>
+                <w:numId w:val="88"/>
+              </w:numPr>
+              <w:rPr>
+                <w:bCs/>
+              </w:rPr>
+            </w:pPr>
+            <w:r>
+              <w:rPr>
+                <w:bCs/>
+              </w:rPr>
+              <w:t xml:space="preserve">Packages included in deployment artifacts </w:t>
+            </w:r>
+          </w:p>
+          <w:p>
+            <w:pPr>
+              <w:pStyle w:val="1violet"/>
+              <w:rPr>
+                <w:bCs/>
+              </w:rPr>
+            </w:pPr>
+            <w:r>
+              <w:rPr>
+                <w:bCs/>
+              </w:rPr>
+              <w:t>Example:</w:t>
+            </w:r>
+          </w:p>
+          <w:p>
+            <w:pPr>
+              <w:pStyle w:val="1violet"/>
+              <w:rPr>
+                <w:bCs/>
+              </w:rPr>
+            </w:pPr>
+            <w:r>
+              <w:rPr>
+                <w:bCs/>
+              </w:rPr>
+              <w:t>Lambda</w:t>
+            </w:r>
+            <w:r>
+              <w:rPr>
+                <w:bCs/>
+              </w:rPr>
+              <w:br/>
+              <w:t xml:space="preserve"> └─ vulnerable Jackson library</w:t>
+            </w:r>
+          </w:p>
+          <w:p>
+            <w:pPr>
+              <w:pStyle w:val="1violet"/>
+              <w:rPr>
+                <w:bCs/>
+              </w:rPr>
+            </w:pPr>
+            <w:r>
+              <w:rPr>
+                <w:bCs/>
+              </w:rPr>
+              <w:lastRenderedPageBreak/>
+              <w:pict>
+                <v:rect id="_x0000_i1123" style="width:0;height:1.5pt" o:hralign="center" o:hrstd="t" o:hr="t" fillcolor="#a0a0a0" stroked="f"/>
+              </w:pict>
+            </w:r>
+          </w:p>
+          <w:p>
+            <w:pPr>
+              <w:pStyle w:val="1violet"/>
+              <w:rPr>
+                <w:bCs/>
+              </w:rPr>
+            </w:pPr>
+            <w:r>
+              <w:rPr>
+                <w:bCs/>
+              </w:rPr>
+              <w:t>Example Workflow</w:t>
+            </w:r>
+          </w:p>
+          <w:p>
+            <w:pPr>
+              <w:pStyle w:val="1violet"/>
+              <w:rPr>
+                <w:bCs/>
+              </w:rPr>
+            </w:pPr>
+            <w:r>
+              <w:rPr>
+                <w:bCs/>
+              </w:rPr>
+              <w:t>Suppose your Java application runs on EC2.</w:t>
+            </w:r>
+          </w:p>
+          <w:p>
+            <w:pPr>
+              <w:pStyle w:val="1violet"/>
+              <w:rPr>
+                <w:bCs/>
+              </w:rPr>
+            </w:pPr>
+            <w:r>
+              <w:rPr>
+                <w:bCs/>
+              </w:rPr>
+              <w:t>You install:</w:t>
+            </w:r>
+          </w:p>
+          <w:p>
+            <w:pPr>
+              <w:pStyle w:val="1violet"/>
+              <w:rPr>
+                <w:bCs/>
+              </w:rPr>
+            </w:pPr>
+            <w:r>
+              <w:rPr>
+                <w:bCs/>
+              </w:rPr>
+              <w:t>Java 17</w:t>
+            </w:r>
+            <w:r>
+              <w:rPr>
+                <w:bCs/>
+              </w:rPr>
+              <w:br/>
+              <w:t>Tomcat</w:t>
+            </w:r>
+            <w:r>
+              <w:rPr>
+                <w:bCs/>
+              </w:rPr>
+              <w:br/>
+              <w:t>Spring Boot</w:t>
+            </w:r>
+            <w:r>
+              <w:rPr>
+                <w:bCs/>
+              </w:rPr>
+              <w:br/>
+              <w:t>OpenSSL</w:t>
+            </w:r>
+          </w:p>
+          <w:p>
+            <w:pPr>
+              <w:pStyle w:val="1violet"/>
+              <w:rPr>
+                <w:bCs/>
+              </w:rPr>
+            </w:pPr>
+            <w:r>
+              <w:rPr>
+                <w:bCs/>
+              </w:rPr>
+              <w:t>A new critical OpenSSL vulnerability is published.</w:t>
+            </w:r>
+          </w:p>
+          <w:p>
+            <w:pPr>
+              <w:pStyle w:val="1violet"/>
+              <w:rPr>
+                <w:bCs/>
+              </w:rPr>
+            </w:pPr>
+            <w:r>
+              <w:rPr>
+                <w:bCs/>
+              </w:rPr>
+              <w:t>Inspector:</w:t>
+            </w:r>
+          </w:p>
+          <w:p>
+            <w:pPr>
+              <w:pStyle w:val="1violet"/>
+              <w:numPr>
+                <w:ilvl w:val="0"/>
+                <w:numId w:val="89"/>
+              </w:numPr>
+              <w:rPr>
+                <w:bCs/>
+              </w:rPr>
+            </w:pPr>
+            <w:r>
+              <w:rPr>
+                <w:bCs/>
+              </w:rPr>
+              <w:t xml:space="preserve">Detects the vulnerable package. </w:t>
+            </w:r>
+          </w:p>
+          <w:p>
+            <w:pPr>
+              <w:pStyle w:val="1violet"/>
+              <w:numPr>
+                <w:ilvl w:val="0"/>
+                <w:numId w:val="89"/>
+              </w:numPr>
+              <w:rPr>
+                <w:bCs/>
+              </w:rPr>
+            </w:pPr>
+            <w:r>
+              <w:rPr>
+                <w:bCs/>
+              </w:rPr>
+              <w:t xml:space="preserve">Creates a finding. </w:t>
+            </w:r>
+          </w:p>
+          <w:p>
+            <w:pPr>
+              <w:pStyle w:val="1violet"/>
+              <w:numPr>
+                <w:ilvl w:val="0"/>
+                <w:numId w:val="89"/>
+              </w:numPr>
+              <w:rPr>
+                <w:bCs/>
+              </w:rPr>
+            </w:pPr>
+            <w:r>
+              <w:rPr>
+                <w:bCs/>
+              </w:rPr>
+              <w:t xml:space="preserve">Shows severity (Critical/High/Medium/Low). </w:t>
+            </w:r>
+          </w:p>
+          <w:p>
+            <w:pPr>
+              <w:pStyle w:val="1violet"/>
+              <w:numPr>
+                <w:ilvl w:val="0"/>
+                <w:numId w:val="89"/>
+              </w:numPr>
+              <w:rPr>
+                <w:bCs/>
+              </w:rPr>
+            </w:pPr>
+            <w:r>
+              <w:rPr>
+                <w:bCs/>
+              </w:rPr>
+              <w:t>Recommends remediation.</w:t>
+            </w:r>
+          </w:p>
+          <w:p>
+            <w:pPr>
+              <w:pStyle w:val="1violet"/>
+              <w:rPr>
+                <w:b/>
+                <w:bCs/>
+              </w:rPr>
+            </w:pPr>
+          </w:p>
+        </w:tc>
+      </w:tr>
+    </w:tbl>
+    <w:p>
+      <w:pPr>
+        <w:pStyle w:val="1violet"/>
+      </w:pPr>
+    </w:p>
+    <w:p>
+      <w:pPr>
+        <w:pStyle w:val="h2-blue"/>
+      </w:pPr>
+      <w:r>
+        <w:t>Config</w:t>
+      </w:r>
+    </w:p>
+    <w:p>
+      <w:pPr>
+        <w:pStyle w:val="1lightpink"/>
+      </w:pPr>
+      <w:r>
+        <w:t>This service will monitor all aws resources</w:t>
+      </w:r>
+      <w:r>
+        <w:t xml:space="preserve"> configurations</w:t>
+      </w:r>
+      <w:r>
+        <w:t xml:space="preserve"> to find if </w:t>
+      </w:r>
+      <w:r>
+        <w:t xml:space="preserve">any aws resource is </w:t>
+      </w:r>
+      <w:r>
+        <w:t>compliant or not as per the de</w:t>
+      </w:r>
+      <w:r>
+        <w:t>f</w:t>
+      </w:r>
+      <w:r>
+        <w:t>ined rules</w:t>
+      </w:r>
+      <w:r>
+        <w:t>[if any sec group opens sSH port that will become non compliant]</w:t>
+      </w:r>
+    </w:p>
+    <w:p>
+      <w:pPr>
+        <w:pStyle w:val="1lightpink"/>
+      </w:pPr>
+      <w:r>
+        <w:t>This config svc will scan and tells us if any resource became non compliant or not</w:t>
+      </w:r>
+    </w:p>
+    <w:p>
+      <w:pPr>
+        <w:pStyle w:val="1violet"/>
+      </w:pPr>
+      <w:r>
+        <w:t>AWS Config is a governance and compliance service that continuously records AWS resource configurations, maintains configuration history, and evaluates resources against compliance rules. It helps organizations track configuration changes, audit environments, and ensure resources comply with security and operational policies.</w:t>
+      </w:r>
+    </w:p>
+    <w:p>
+      <w:pPr>
+        <w:pStyle w:val="1violet"/>
+      </w:pPr>
+    </w:p>
+    <w:p>
+      <w:pPr>
+        <w:pStyle w:val="1violet"/>
+      </w:pPr>
+    </w:p>
+    <w:p>
+      <w:pPr>
+        <w:pStyle w:val="1violet"/>
+      </w:pPr>
+    </w:p>
+    <w:tbl>
+      <w:tblPr>
+        <w:tblStyle w:val="TableGrid"/>
+        <w:tblW w:w="0" w:type="auto"/>
+        <w:tblLook w:val="04A0" w:firstRow="1" w:lastRow="0" w:firstColumn="1" w:lastColumn="0" w:noHBand="0" w:noVBand="1"/>
+      </w:tblPr>
+      <w:tblGrid>
+        <w:gridCol w:w="5863"/>
+        <w:gridCol w:w="5472"/>
+        <w:gridCol w:w="5850"/>
+        <w:gridCol w:w="5845"/>
+      </w:tblGrid>
+      <w:tr>
+        <w:tc>
+          <w:tcPr>
+            <w:tcW w:w="5863" w:type="dxa"/>
+          </w:tcPr>
+          <w:p>
+            <w:pPr>
+              <w:pStyle w:val="1violet"/>
+            </w:pPr>
+            <w:r>
+              <w:rPr>
+                <w:b/>
+                <w:bCs/>
+              </w:rPr>
+              <w:lastRenderedPageBreak/>
+              <w:t>AWS Config</w:t>
+            </w:r>
+            <w:r>
+              <w:t xml:space="preserve"> is a service that continuously </w:t>
+            </w:r>
+            <w:r>
+              <w:rPr>
+                <w:b/>
+                <w:bCs/>
+              </w:rPr>
+              <w:t>records, tracks, and evaluates the configuration of AWS resources</w:t>
+            </w:r>
+            <w:r>
+              <w:t>.</w:t>
+            </w:r>
+          </w:p>
+          <w:p>
+            <w:pPr>
+              <w:pStyle w:val="1violet"/>
+            </w:pPr>
+            <w:r>
+              <w:t>Think of it as:</w:t>
+            </w:r>
+          </w:p>
+          <w:p>
+            <w:pPr>
+              <w:pStyle w:val="1violet"/>
+              <w:rPr>
+                <w:b/>
+                <w:bCs/>
+              </w:rPr>
+            </w:pPr>
+            <w:r>
+              <w:rPr>
+                <w:b/>
+                <w:bCs/>
+              </w:rPr>
+              <w:t>"Who changed what, when was it changed, and is it compliant with company rules?"</w:t>
+            </w:r>
+          </w:p>
+          <w:p>
+            <w:pPr>
+              <w:pStyle w:val="1violet"/>
+            </w:pPr>
+          </w:p>
+          <w:p>
+            <w:pPr>
+              <w:pStyle w:val="1violet"/>
+            </w:pPr>
+            <w:r>
+              <w:pict>
+                <v:rect id="_x0000_i1124" style="width:0;height:1.5pt" o:hralign="center" o:hrstd="t" o:hr="t" fillcolor="#a0a0a0" stroked="f"/>
+              </w:pict>
+            </w:r>
+          </w:p>
+          <w:p>
+            <w:pPr>
+              <w:pStyle w:val="1lightpink"/>
+              <w:rPr>
+                <w:b/>
+              </w:rPr>
+            </w:pPr>
+            <w:r>
+              <w:rPr>
+                <w:b/>
+              </w:rPr>
+              <w:t>Why do we need AWS Config?</w:t>
+            </w:r>
+          </w:p>
+          <w:p>
+            <w:pPr>
+              <w:pStyle w:val="1violet"/>
+            </w:pPr>
+            <w:r>
+              <w:t>Suppose your company policy says:</w:t>
+            </w:r>
+          </w:p>
+          <w:p>
+            <w:pPr>
+              <w:pStyle w:val="1violet"/>
+            </w:pPr>
+            <w:r>
+              <w:t>S3 buckets must not be public.</w:t>
+            </w:r>
+          </w:p>
+          <w:p>
+            <w:pPr>
+              <w:pStyle w:val="1violet"/>
+            </w:pPr>
+            <w:r>
+              <w:t>An engineer accidentally makes an S3 bucket public.</w:t>
+            </w:r>
+          </w:p>
+          <w:p>
+            <w:pPr>
+              <w:pStyle w:val="1violet"/>
+            </w:pPr>
+            <w:r>
+              <w:t>AWS Config can:</w:t>
+            </w:r>
+          </w:p>
+          <w:p>
+            <w:pPr>
+              <w:pStyle w:val="1violet"/>
+              <w:numPr>
+                <w:ilvl w:val="0"/>
+                <w:numId w:val="91"/>
+              </w:numPr>
+            </w:pPr>
+            <w:r>
+              <w:t xml:space="preserve">Detect the change. </w:t>
+            </w:r>
+          </w:p>
+          <w:p>
+            <w:pPr>
+              <w:pStyle w:val="1violet"/>
+              <w:numPr>
+                <w:ilvl w:val="0"/>
+                <w:numId w:val="91"/>
+              </w:numPr>
+            </w:pPr>
+            <w:r>
+              <w:t xml:space="preserve">Mark the resource as </w:t>
+            </w:r>
+            <w:r>
+              <w:rPr>
+                <w:b/>
+                <w:bCs/>
+              </w:rPr>
+              <w:t>Non-Compliant</w:t>
+            </w:r>
+            <w:r>
+              <w:t xml:space="preserve">. </w:t>
+            </w:r>
+          </w:p>
+          <w:p>
+            <w:pPr>
+              <w:pStyle w:val="1violet"/>
+              <w:numPr>
+                <w:ilvl w:val="0"/>
+                <w:numId w:val="91"/>
+              </w:numPr>
+            </w:pPr>
+            <w:r>
+              <w:t xml:space="preserve">Send an alert. </w:t>
+            </w:r>
+          </w:p>
+          <w:p>
+            <w:pPr>
+              <w:pStyle w:val="1violet"/>
+              <w:numPr>
+                <w:ilvl w:val="0"/>
+                <w:numId w:val="91"/>
+              </w:numPr>
+            </w:pPr>
+            <w:r>
+              <w:t>Optionally trigger automatic remediation.</w:t>
+            </w:r>
+          </w:p>
+          <w:p>
+            <w:pPr>
+              <w:pStyle w:val="1violet"/>
+            </w:pPr>
+          </w:p>
+        </w:tc>
+        <w:tc>
+          <w:tcPr>
+            <w:tcW w:w="5472" w:type="dxa"/>
+          </w:tcPr>
+          <w:p>
+            <w:pPr>
+              <w:pStyle w:val="Heading2"/>
+              <w:spacing w:before="0"/>
+              <w:rPr>
+                <w:color w:val="auto"/>
+                <w:sz w:val="36"/>
+              </w:rPr>
+            </w:pPr>
+            <w:r>
+              <w:t>What does AWS Config record?</w:t>
+            </w:r>
+          </w:p>
+          <w:p>
+            <w:pPr>
+              <w:pStyle w:val="NormalWeb"/>
+              <w:spacing w:before="0" w:beforeAutospacing="0"/>
+            </w:pPr>
+            <w:r>
+              <w:t>Configuration details of resources such as:</w:t>
+            </w:r>
+          </w:p>
+          <w:p>
+            <w:pPr>
+              <w:numPr>
+                <w:ilvl w:val="0"/>
+                <w:numId w:val="92"/>
+              </w:numPr>
+              <w:spacing w:after="100" w:afterAutospacing="1"/>
+            </w:pPr>
+            <w:r>
+              <w:t xml:space="preserve">EC2 </w:t>
+            </w:r>
+          </w:p>
+          <w:p>
+            <w:pPr>
+              <w:numPr>
+                <w:ilvl w:val="0"/>
+                <w:numId w:val="92"/>
+              </w:numPr>
+              <w:spacing w:after="100" w:afterAutospacing="1"/>
+            </w:pPr>
+            <w:r>
+              <w:t xml:space="preserve">S3 </w:t>
+            </w:r>
+          </w:p>
+          <w:p>
+            <w:pPr>
+              <w:numPr>
+                <w:ilvl w:val="0"/>
+                <w:numId w:val="92"/>
+              </w:numPr>
+              <w:spacing w:after="100" w:afterAutospacing="1"/>
+            </w:pPr>
+            <w:r>
+              <w:t xml:space="preserve">RDS </w:t>
+            </w:r>
+          </w:p>
+          <w:p>
+            <w:pPr>
+              <w:numPr>
+                <w:ilvl w:val="0"/>
+                <w:numId w:val="92"/>
+              </w:numPr>
+              <w:spacing w:after="100" w:afterAutospacing="1"/>
+            </w:pPr>
+            <w:r>
+              <w:t xml:space="preserve">Security Groups </w:t>
+            </w:r>
+          </w:p>
+          <w:p>
+            <w:pPr>
+              <w:numPr>
+                <w:ilvl w:val="0"/>
+                <w:numId w:val="92"/>
+              </w:numPr>
+              <w:spacing w:after="100" w:afterAutospacing="1"/>
+            </w:pPr>
+            <w:r>
+              <w:t xml:space="preserve">IAM resources </w:t>
+            </w:r>
+          </w:p>
+          <w:p>
+            <w:pPr>
+              <w:numPr>
+                <w:ilvl w:val="0"/>
+                <w:numId w:val="92"/>
+              </w:numPr>
+              <w:spacing w:after="100" w:afterAutospacing="1"/>
+            </w:pPr>
+            <w:r>
+              <w:t xml:space="preserve">Lambda </w:t>
+            </w:r>
+          </w:p>
+          <w:p>
+            <w:pPr>
+              <w:numPr>
+                <w:ilvl w:val="0"/>
+                <w:numId w:val="92"/>
+              </w:numPr>
+              <w:spacing w:after="100" w:afterAutospacing="1"/>
+            </w:pPr>
+            <w:r>
+              <w:t xml:space="preserve">VPC </w:t>
+            </w:r>
+          </w:p>
+          <w:p>
+            <w:pPr>
+              <w:pStyle w:val="NormalWeb"/>
+              <w:spacing w:before="0" w:beforeAutospacing="0"/>
+            </w:pPr>
+            <w:r>
+              <w:t>Example:</w:t>
+            </w:r>
+          </w:p>
+          <w:p>
+            <w:pPr>
+              <w:pStyle w:val="HTMLPreformatted"/>
+            </w:pPr>
+            <w:r>
+              <w:rPr>
+                <w:rStyle w:val="HTMLCode"/>
+                <w:rFonts w:eastAsiaTheme="majorEastAsia"/>
+              </w:rPr>
+              <w:t>EC2 Instance</w:t>
+            </w:r>
+            <w:r>
+              <w:br/>
+            </w:r>
+            <w:r>
+              <w:rPr>
+                <w:rStyle w:val="HTMLCode"/>
+                <w:rFonts w:eastAsiaTheme="majorEastAsia"/>
+              </w:rPr>
+              <w:t xml:space="preserve">  Instance Type = t3.medium</w:t>
+            </w:r>
+            <w:r>
+              <w:br/>
+            </w:r>
+            <w:r>
+              <w:rPr>
+                <w:rStyle w:val="HTMLCode"/>
+                <w:rFonts w:eastAsiaTheme="majorEastAsia"/>
+              </w:rPr>
+              <w:t xml:space="preserve">  Security Group = sg-123</w:t>
+            </w:r>
+            <w:r>
+              <w:br/>
+            </w:r>
+            <w:r>
+              <w:rPr>
+                <w:rStyle w:val="HTMLCode"/>
+                <w:rFonts w:eastAsiaTheme="majorEastAsia"/>
+              </w:rPr>
+              <w:t xml:space="preserve">  State = Running</w:t>
+            </w:r>
+          </w:p>
+          <w:p>
+            <w:pPr>
+              <w:pStyle w:val="NormalWeb"/>
+              <w:spacing w:before="0" w:beforeAutospacing="0"/>
+            </w:pPr>
+            <w:r>
+              <w:t>If someone changes it:</w:t>
+            </w:r>
+          </w:p>
+          <w:p>
+            <w:pPr>
+              <w:pStyle w:val="HTMLPreformatted"/>
+            </w:pPr>
+            <w:r>
+              <w:rPr>
+                <w:rStyle w:val="HTMLCode"/>
+                <w:rFonts w:eastAsiaTheme="majorEastAsia"/>
+              </w:rPr>
+              <w:t>t3.medium → t3.large</w:t>
+            </w:r>
+          </w:p>
+          <w:p>
+            <w:pPr>
+              <w:pStyle w:val="NormalWeb"/>
+              <w:spacing w:before="0" w:beforeAutospacing="0"/>
+            </w:pPr>
+            <w:r>
+              <w:t>Config records:</w:t>
+            </w:r>
+          </w:p>
+          <w:p>
+            <w:pPr>
+              <w:numPr>
+                <w:ilvl w:val="0"/>
+                <w:numId w:val="93"/>
+              </w:numPr>
+              <w:spacing w:after="100" w:afterAutospacing="1"/>
+            </w:pPr>
+            <w:r>
+              <w:t xml:space="preserve">Previous value </w:t>
+            </w:r>
+          </w:p>
+          <w:p>
+            <w:pPr>
+              <w:numPr>
+                <w:ilvl w:val="0"/>
+                <w:numId w:val="93"/>
+              </w:numPr>
+              <w:spacing w:after="100" w:afterAutospacing="1"/>
+            </w:pPr>
+            <w:r>
+              <w:t xml:space="preserve">New value </w:t>
+            </w:r>
+          </w:p>
+          <w:p>
+            <w:pPr>
+              <w:numPr>
+                <w:ilvl w:val="0"/>
+                <w:numId w:val="93"/>
+              </w:numPr>
+              <w:spacing w:after="100" w:afterAutospacing="1"/>
+            </w:pPr>
+            <w:r>
+              <w:t>Time of change</w:t>
+            </w:r>
+          </w:p>
+          <w:p>
+            <w:pPr>
+              <w:pStyle w:val="1violet"/>
+            </w:pPr>
+          </w:p>
+        </w:tc>
+        <w:tc>
+          <w:tcPr>
+            <w:tcW w:w="5850" w:type="dxa"/>
+          </w:tcPr>
+          <w:p>
+            <w:pPr>
+              <w:pStyle w:val="Heading2"/>
+              <w:spacing w:before="0"/>
+              <w:rPr>
+                <w:color w:val="auto"/>
+                <w:sz w:val="36"/>
+              </w:rPr>
+            </w:pPr>
+            <w:r>
+              <w:t>Config Rules</w:t>
+            </w:r>
+          </w:p>
+          <w:p>
+            <w:pPr>
+              <w:pStyle w:val="NormalWeb"/>
+              <w:spacing w:before="0" w:beforeAutospacing="0"/>
+            </w:pPr>
+            <w:r>
+              <w:t>Rules check whether resources comply with company policies.</w:t>
+            </w:r>
+          </w:p>
+          <w:p>
+            <w:pPr>
+              <w:pStyle w:val="Heading3"/>
+              <w:spacing w:before="0"/>
+            </w:pPr>
+            <w:r>
+              <w:t>Example 1</w:t>
+            </w:r>
+          </w:p>
+          <w:p>
+            <w:pPr>
+              <w:pStyle w:val="NormalWeb"/>
+              <w:spacing w:before="0" w:beforeAutospacing="0"/>
+            </w:pPr>
+            <w:r>
+              <w:t>Rule:</w:t>
+            </w:r>
+          </w:p>
+          <w:p>
+            <w:pPr>
+              <w:pStyle w:val="HTMLPreformatted"/>
+            </w:pPr>
+            <w:r>
+              <w:rPr>
+                <w:rStyle w:val="HTMLCode"/>
+              </w:rPr>
+              <w:t>S3 buckets should not be public</w:t>
+            </w:r>
+          </w:p>
+          <w:p>
+            <w:pPr>
+              <w:pStyle w:val="NormalWeb"/>
+              <w:spacing w:before="0" w:beforeAutospacing="0"/>
+            </w:pPr>
+            <w:r>
+              <w:t>Result:</w:t>
+            </w:r>
+          </w:p>
+          <w:p>
+            <w:pPr>
+              <w:pStyle w:val="HTMLPreformatted"/>
+            </w:pPr>
+            <w:r>
+              <w:rPr>
+                <w:rStyle w:val="HTMLCode"/>
+              </w:rPr>
+              <w:t>Bucket A → Compliant</w:t>
+            </w:r>
+            <w:r>
+              <w:br/>
+            </w:r>
+            <w:r>
+              <w:rPr>
+                <w:rStyle w:val="HTMLCode"/>
+              </w:rPr>
+              <w:t>Bucket B → Non-Compliant</w:t>
+            </w:r>
+          </w:p>
+          <w:p>
+            <w:r>
+              <w:pict>
+                <v:rect id="_x0000_i1125" style="width:0;height:1.5pt" o:hralign="center" o:hrstd="t" o:hr="t" fillcolor="#a0a0a0" stroked="f"/>
+              </w:pict>
+            </w:r>
+          </w:p>
+          <w:p>
+            <w:pPr>
+              <w:pStyle w:val="Heading3"/>
+              <w:spacing w:before="0"/>
+            </w:pPr>
+            <w:r>
+              <w:t>Example 2</w:t>
+            </w:r>
+          </w:p>
+          <w:p>
+            <w:pPr>
+              <w:pStyle w:val="NormalWeb"/>
+              <w:spacing w:before="0" w:beforeAutospacing="0"/>
+            </w:pPr>
+            <w:r>
+              <w:t>Rule:</w:t>
+            </w:r>
+          </w:p>
+          <w:p>
+            <w:pPr>
+              <w:pStyle w:val="HTMLPreformatted"/>
+            </w:pPr>
+            <w:r>
+              <w:rPr>
+                <w:rStyle w:val="HTMLCode"/>
+              </w:rPr>
+              <w:t>Security groups should not allow SSH (22)</w:t>
+            </w:r>
+            <w:r>
+              <w:br/>
+            </w:r>
+            <w:r>
+              <w:rPr>
+                <w:rStyle w:val="HTMLCode"/>
+              </w:rPr>
+              <w:t>from 0.0.0.0/0</w:t>
+            </w:r>
+          </w:p>
+          <w:p>
+            <w:pPr>
+              <w:pStyle w:val="NormalWeb"/>
+              <w:spacing w:before="0" w:beforeAutospacing="0"/>
+            </w:pPr>
+            <w:r>
+              <w:t>If someone opens SSH to the internet:</w:t>
+            </w:r>
+          </w:p>
+          <w:p>
+            <w:pPr>
+              <w:pStyle w:val="HTMLPreformatted"/>
+            </w:pPr>
+            <w:r>
+              <w:rPr>
+                <w:rStyle w:val="HTMLCode"/>
+              </w:rPr>
+              <w:t>0.0.0.0/0 → Port 22</w:t>
+            </w:r>
+          </w:p>
+          <w:p>
+            <w:pPr>
+              <w:pStyle w:val="NormalWeb"/>
+              <w:spacing w:before="0" w:beforeAutospacing="0"/>
+            </w:pPr>
+            <w:r>
+              <w:t>AWS Config marks it:</w:t>
+            </w:r>
+          </w:p>
+          <w:p>
+            <w:pPr>
+              <w:pStyle w:val="HTMLPreformatted"/>
+            </w:pPr>
+            <w:r>
+              <w:rPr>
+                <w:rStyle w:val="HTMLCode"/>
+              </w:rPr>
+              <w:t>NON_COMPLIANT</w:t>
+            </w:r>
+          </w:p>
+          <w:p>
+            <w:pPr>
+              <w:pStyle w:val="1violet"/>
+            </w:pPr>
+          </w:p>
+        </w:tc>
+        <w:tc>
+          <w:tcPr>
+            <w:tcW w:w="5845" w:type="dxa"/>
+          </w:tcPr>
+          <w:p>
+            <w:pPr>
+              <w:pStyle w:val="Heading2"/>
+              <w:rPr>
+                <w:color w:val="auto"/>
+                <w:sz w:val="36"/>
+              </w:rPr>
+            </w:pPr>
+            <w:r>
+              <w:t>Real-world Example</w:t>
+            </w:r>
+          </w:p>
+          <w:p>
+            <w:pPr>
+              <w:pStyle w:val="NormalWeb"/>
+            </w:pPr>
+            <w:r>
+              <w:t>Suppose your company has 500 AWS accounts.</w:t>
+            </w:r>
+          </w:p>
+          <w:p>
+            <w:pPr>
+              <w:pStyle w:val="NormalWeb"/>
+            </w:pPr>
+            <w:r>
+              <w:t>Security team wants:</w:t>
+            </w:r>
+          </w:p>
+          <w:p>
+            <w:pPr>
+              <w:pStyle w:val="HTMLPreformatted"/>
+            </w:pPr>
+            <w:r>
+              <w:rPr>
+                <w:rStyle w:val="HTMLCode"/>
+                <w:rFonts w:eastAsiaTheme="majorEastAsia"/>
+              </w:rPr>
+              <w:t>No public S3 buckets</w:t>
+            </w:r>
+            <w:r>
+              <w:br/>
+            </w:r>
+            <w:r>
+              <w:rPr>
+                <w:rStyle w:val="HTMLCode"/>
+                <w:rFonts w:eastAsiaTheme="majorEastAsia"/>
+              </w:rPr>
+              <w:t>No unrestricted SSH</w:t>
+            </w:r>
+            <w:r>
+              <w:br/>
+            </w:r>
+            <w:r>
+              <w:rPr>
+                <w:rStyle w:val="HTMLCode"/>
+                <w:rFonts w:eastAsiaTheme="majorEastAsia"/>
+              </w:rPr>
+              <w:t>All EBS volumes encrypted</w:t>
+            </w:r>
+          </w:p>
+          <w:p>
+            <w:pPr>
+              <w:pStyle w:val="1lightpink"/>
+            </w:pPr>
+            <w:r>
+              <w:t>AWS Config continuously checks these rules and produces a compliance dashboard.</w:t>
+            </w:r>
+          </w:p>
+          <w:p>
+            <w:pPr>
+              <w:pStyle w:val="Heading2"/>
+              <w:spacing w:before="0"/>
+              <w:outlineLvl w:val="1"/>
+            </w:pPr>
+          </w:p>
+        </w:tc>
+      </w:tr>
+    </w:tbl>
+    <w:p>
+      <w:pPr>
+        <w:pStyle w:val="1violet"/>
+      </w:pPr>
+    </w:p>
+    <w:tbl>
+      <w:tblPr>
+        <w:tblStyle w:val="TableGrid"/>
+        <w:tblW w:w="0" w:type="auto"/>
+        <w:tblLook w:val="04A0" w:firstRow="1" w:lastRow="0" w:firstColumn="1" w:lastColumn="0" w:noHBand="0" w:noVBand="1"/>
+      </w:tblPr>
+      <w:tblGrid>
+        <w:gridCol w:w="11515"/>
+        <w:gridCol w:w="11515"/>
+      </w:tblGrid>
+      <w:tr>
+        <w:tc>
+          <w:tcPr>
+            <w:tcW w:w="11515" w:type="dxa"/>
+          </w:tcPr>
+          <w:p>
+            <w:pPr>
+              <w:pStyle w:val="Heading2"/>
+              <w:rPr>
+                <w:color w:val="auto"/>
+                <w:sz w:val="36"/>
+              </w:rPr>
+            </w:pPr>
+            <w:r>
+              <w:t>AWS Config vs CloudTrail</w:t>
+            </w:r>
+          </w:p>
+          <w:p>
+            <w:pPr>
+              <w:pStyle w:val="NormalWeb"/>
+            </w:pPr>
+            <w:r>
+              <w:t>Many people confuse thes</w:t>
+            </w:r>
+            <w:bookmarkStart w:id="0" w:name="_GoBack"/>
+            <w:bookmarkEnd w:id="0"/>
+            <w:r>
+              <w:t>e.</w:t>
+            </w:r>
+          </w:p>
+          <w:tbl>
+            <w:tblPr>
+              <w:tblW w:w="0" w:type="auto"/>
+              <w:tblCellSpacing w:w="15" w:type="dxa"/>
+              <w:tblCellMar>
+                <w:top w:w="15" w:type="dxa"/>
+                <w:left w:w="15" w:type="dxa"/>
+                <w:bottom w:w="15" w:type="dxa"/>
+                <w:right w:w="15" w:type="dxa"/>
+              </w:tblCellMar>
+              <w:tblLook w:val="04A0" w:firstRow="1" w:lastRow="0" w:firstColumn="1" w:lastColumn="0" w:noHBand="0" w:noVBand="1"/>
+            </w:tblPr>
+            <w:tblGrid>
+              <w:gridCol w:w="3462"/>
+              <w:gridCol w:w="2665"/>
+            </w:tblGrid>
+            <w:tr>
+              <w:trPr>
+                <w:tblHeader/>
+                <w:tblCellSpacing w:w="15" w:type="dxa"/>
+              </w:trPr>
+              <w:tc>
+                <w:tcPr>
+                  <w:tcW w:w="0" w:type="auto"/>
+                  <w:vAlign w:val="center"/>
+                  <w:hideMark/>
+                </w:tcPr>
+                <w:p>
+                  <w:pPr>
+                    <w:jc w:val="center"/>
+                    <w:rPr>
+                      <w:b/>
+                      <w:bCs/>
+                    </w:rPr>
+                  </w:pPr>
+                  <w:r>
+                    <w:rPr>
+                      <w:b/>
+                      <w:bCs/>
+                    </w:rPr>
+                    <w:t>AWS Config</w:t>
+                  </w:r>
+                </w:p>
+              </w:tc>
+              <w:tc>
+                <w:tcPr>
+                  <w:tcW w:w="0" w:type="auto"/>
+                  <w:vAlign w:val="center"/>
+                  <w:hideMark/>
+                </w:tcPr>
+                <w:p>
+                  <w:pPr>
+                    <w:jc w:val="center"/>
+                    <w:rPr>
+                      <w:b/>
+                      <w:bCs/>
+                    </w:rPr>
+                  </w:pPr>
+                  <w:r>
+                    <w:rPr>
+                      <w:b/>
+                      <w:bCs/>
+                    </w:rPr>
+                    <w:t>CloudTrail</w:t>
+                  </w:r>
+                </w:p>
+              </w:tc>
+            </w:tr>
+            <w:tr>
+              <w:trPr>
+                <w:tblCellSpacing w:w="15" w:type="dxa"/>
+              </w:trPr>
+              <w:tc>
+                <w:tcPr>
+                  <w:tcW w:w="0" w:type="auto"/>
+                  <w:vAlign w:val="center"/>
+                  <w:hideMark/>
+                </w:tcPr>
+                <w:p>
+                  <w:r>
+                    <w:t>Tracks resource configuration</w:t>
+                  </w:r>
+                </w:p>
+              </w:tc>
+              <w:tc>
+                <w:tcPr>
+                  <w:tcW w:w="0" w:type="auto"/>
+                  <w:vAlign w:val="center"/>
+                  <w:hideMark/>
+                </w:tcPr>
+                <w:p>
+                  <w:r>
+                    <w:t>Tracks API calls</w:t>
+                  </w:r>
+                </w:p>
+              </w:tc>
+            </w:tr>
+            <w:tr>
+              <w:trPr>
+                <w:tblCellSpacing w:w="15" w:type="dxa"/>
+              </w:trPr>
+              <w:tc>
+                <w:tcPr>
+                  <w:tcW w:w="0" w:type="auto"/>
+                  <w:vAlign w:val="center"/>
+                  <w:hideMark/>
+                </w:tcPr>
+                <w:p>
+                  <w:r>
+                    <w:t>What changed?</w:t>
+                  </w:r>
+                </w:p>
+              </w:tc>
+              <w:tc>
+                <w:tcPr>
+                  <w:tcW w:w="0" w:type="auto"/>
+                  <w:vAlign w:val="center"/>
+                  <w:hideMark/>
+                </w:tcPr>
+                <w:p>
+                  <w:r>
+                    <w:t>Who made the change?</w:t>
+                  </w:r>
+                </w:p>
+              </w:tc>
+            </w:tr>
+            <w:tr>
+              <w:trPr>
+                <w:tblCellSpacing w:w="15" w:type="dxa"/>
+              </w:trPr>
+              <w:tc>
+                <w:tcPr>
+                  <w:tcW w:w="0" w:type="auto"/>
+                  <w:vAlign w:val="center"/>
+                  <w:hideMark/>
+                </w:tcPr>
+                <w:p>
+                  <w:r>
+                    <w:t>Resource state history</w:t>
+                  </w:r>
+                </w:p>
+              </w:tc>
+              <w:tc>
+                <w:tcPr>
+                  <w:tcW w:w="0" w:type="auto"/>
+                  <w:vAlign w:val="center"/>
+                  <w:hideMark/>
+                </w:tcPr>
+                <w:p>
+                  <w:r>
+                    <w:t>User activity history</w:t>
+                  </w:r>
+                </w:p>
+              </w:tc>
+            </w:tr>
+            <w:tr>
+              <w:trPr>
+                <w:tblCellSpacing w:w="15" w:type="dxa"/>
+              </w:trPr>
+              <w:tc>
+                <w:tcPr>
+                  <w:tcW w:w="0" w:type="auto"/>
+                  <w:vAlign w:val="center"/>
+                  <w:hideMark/>
+                </w:tcPr>
+                <w:p>
+                  <w:r>
+                    <w:t>Compliance monitoring</w:t>
+                  </w:r>
+                </w:p>
+              </w:tc>
+              <w:tc>
+                <w:tcPr>
+                  <w:tcW w:w="0" w:type="auto"/>
+                  <w:vAlign w:val="center"/>
+                  <w:hideMark/>
+                </w:tcPr>
+                <w:p>
+                  <w:r>
+                    <w:t>Audit logging</w:t>
+                  </w:r>
+                </w:p>
+              </w:tc>
+            </w:tr>
+          </w:tbl>
+          <w:p>
+            <w:pPr>
+              <w:pStyle w:val="1violet"/>
+            </w:pPr>
+          </w:p>
+        </w:tc>
+        <w:tc>
+          <w:tcPr>
+            <w:tcW w:w="11515" w:type="dxa"/>
+          </w:tcPr>
+          <w:p>
+            <w:pPr>
+              <w:pStyle w:val="Heading2"/>
+              <w:rPr>
+                <w:color w:val="auto"/>
+                <w:sz w:val="36"/>
+              </w:rPr>
+            </w:pPr>
+            <w:r>
+              <w:t>AWS Config vs GuardDuty</w:t>
+            </w:r>
+          </w:p>
+          <w:tbl>
+            <w:tblPr>
+              <w:tblW w:w="0" w:type="auto"/>
+              <w:tblCellSpacing w:w="15" w:type="dxa"/>
+              <w:tblCellMar>
+                <w:top w:w="15" w:type="dxa"/>
+                <w:left w:w="15" w:type="dxa"/>
+                <w:bottom w:w="15" w:type="dxa"/>
+                <w:right w:w="15" w:type="dxa"/>
+              </w:tblCellMar>
+              <w:tblLook w:val="04A0" w:firstRow="1" w:lastRow="0" w:firstColumn="1" w:lastColumn="0" w:noHBand="0" w:noVBand="1"/>
+            </w:tblPr>
+            <w:tblGrid>
+              <w:gridCol w:w="3044"/>
+              <w:gridCol w:w="3082"/>
+            </w:tblGrid>
+            <w:tr>
+              <w:trPr>
+                <w:tblHeader/>
+                <w:tblCellSpacing w:w="15" w:type="dxa"/>
+              </w:trPr>
+              <w:tc>
+                <w:tcPr>
+                  <w:tcW w:w="0" w:type="auto"/>
+                  <w:vAlign w:val="center"/>
+                  <w:hideMark/>
+                </w:tcPr>
+                <w:p>
+                  <w:pPr>
+                    <w:jc w:val="center"/>
+                    <w:rPr>
+                      <w:b/>
+                      <w:bCs/>
+                    </w:rPr>
+                  </w:pPr>
+                  <w:r>
+                    <w:rPr>
+                      <w:b/>
+                      <w:bCs/>
+                    </w:rPr>
+                    <w:t>AWS Config</w:t>
+                  </w:r>
+                </w:p>
+              </w:tc>
+              <w:tc>
+                <w:tcPr>
+                  <w:tcW w:w="0" w:type="auto"/>
+                  <w:vAlign w:val="center"/>
+                  <w:hideMark/>
+                </w:tcPr>
+                <w:p>
+                  <w:pPr>
+                    <w:jc w:val="center"/>
+                    <w:rPr>
+                      <w:b/>
+                      <w:bCs/>
+                    </w:rPr>
+                  </w:pPr>
+                  <w:r>
+                    <w:rPr>
+                      <w:b/>
+                      <w:bCs/>
+                    </w:rPr>
+                    <w:t>GuardDuty</w:t>
+                  </w:r>
+                </w:p>
+              </w:tc>
+            </w:tr>
+            <w:tr>
+              <w:trPr>
+                <w:tblCellSpacing w:w="15" w:type="dxa"/>
+              </w:trPr>
+              <w:tc>
+                <w:tcPr>
+                  <w:tcW w:w="0" w:type="auto"/>
+                  <w:vAlign w:val="center"/>
+                  <w:hideMark/>
+                </w:tcPr>
+                <w:p>
+                  <w:r>
+                    <w:t>Compliance monitoring</w:t>
+                  </w:r>
+                </w:p>
+              </w:tc>
+              <w:tc>
+                <w:tcPr>
+                  <w:tcW w:w="0" w:type="auto"/>
+                  <w:vAlign w:val="center"/>
+                  <w:hideMark/>
+                </w:tcPr>
+                <w:p>
+                  <w:r>
+                    <w:t>Threat detection</w:t>
+                  </w:r>
+                </w:p>
+              </w:tc>
+            </w:tr>
+            <w:tr>
+              <w:trPr>
+                <w:tblCellSpacing w:w="15" w:type="dxa"/>
+              </w:trPr>
+              <w:tc>
+                <w:tcPr>
+                  <w:tcW w:w="0" w:type="auto"/>
+                  <w:vAlign w:val="center"/>
+                  <w:hideMark/>
+                </w:tcPr>
+                <w:p>
+                  <w:r>
+                    <w:t>Checks configuration rules</w:t>
+                  </w:r>
+                </w:p>
+              </w:tc>
+              <w:tc>
+                <w:tcPr>
+                  <w:tcW w:w="0" w:type="auto"/>
+                  <w:vAlign w:val="center"/>
+                  <w:hideMark/>
+                </w:tcPr>
+                <w:p>
+                  <w:r>
+                    <w:t>Detects suspicious activity</w:t>
+                  </w:r>
+                </w:p>
+              </w:tc>
+            </w:tr>
+            <w:tr>
+              <w:trPr>
+                <w:tblCellSpacing w:w="15" w:type="dxa"/>
+              </w:trPr>
+              <w:tc>
+                <w:tcPr>
+                  <w:tcW w:w="0" w:type="auto"/>
+                  <w:vAlign w:val="center"/>
+                  <w:hideMark/>
+                </w:tcPr>
+                <w:p>
+                  <w:r>
+                    <w:t>Public S3 bucket</w:t>
+                  </w:r>
+                </w:p>
+              </w:tc>
+              <w:tc>
+                <w:tcPr>
+                  <w:tcW w:w="0" w:type="auto"/>
+                  <w:vAlign w:val="center"/>
+                  <w:hideMark/>
+                </w:tcPr>
+                <w:p>
+                  <w:r>
+                    <w:t>Stolen credentials</w:t>
+                  </w:r>
+                </w:p>
+              </w:tc>
+            </w:tr>
+            <w:tr>
+              <w:trPr>
+                <w:tblCellSpacing w:w="15" w:type="dxa"/>
+              </w:trPr>
+              <w:tc>
+                <w:tcPr>
+                  <w:tcW w:w="0" w:type="auto"/>
+                  <w:vAlign w:val="center"/>
+                  <w:hideMark/>
+                </w:tcPr>
+                <w:p>
+                  <w:r>
+                    <w:t>Open SSH port</w:t>
+                  </w:r>
+                </w:p>
+              </w:tc>
+              <w:tc>
+                <w:tcPr>
+                  <w:tcW w:w="0" w:type="auto"/>
+                  <w:vAlign w:val="center"/>
+                  <w:hideMark/>
+                </w:tcPr>
+                <w:p>
+                  <w:r>
+                    <w:t>Malware communication</w:t>
+                  </w:r>
+                </w:p>
+              </w:tc>
+            </w:tr>
+          </w:tbl>
+          <w:p>
+            <w:pPr>
+              <w:pStyle w:val="1violet"/>
+            </w:pPr>
+          </w:p>
+        </w:tc>
+      </w:tr>
+    </w:tbl>
+    <w:p>
+      <w:pPr>
+        <w:pStyle w:val="1violet"/>
+      </w:pPr>
+      <w:r>
+        <w:t xml:space="preserve">Aws region is a per region service </w:t>
+      </w:r>
+    </w:p>
+    <w:p>
+      <w:pPr>
+        <w:pStyle w:val="1violet"/>
       </w:pPr>
     </w:p>
     <w:sectPr>
@@ -40738,6 +44062,155 @@
     </w:lvl>
   </w:abstractNum>
   <w:abstractNum w:abstractNumId="5">
+    <w:nsid w:val="053906ED"/>
+    <w:multiLevelType w:val="multilevel"/>
+    <w:tmpl w:val="AAB80598"/>
+    <w:lvl w:ilvl="0">
+      <w:start w:val="1"/>
+      <w:numFmt w:val="bullet"/>
+      <w:lvlText w:val=""/>
+      <w:lvlJc w:val="left"/>
+      <w:pPr>
+        <w:tabs>
+          <w:tab w:val="num" w:pos="720"/>
+        </w:tabs>
+        <w:ind w:left="720" w:hanging="360"/>
+      </w:pPr>
+      <w:rPr>
+        <w:rFonts w:ascii="Symbol" w:hAnsi="Symbol" w:hint="default"/>
+        <w:sz w:val="20"/>
+      </w:rPr>
+    </w:lvl>
+    <w:lvl w:ilvl="1" w:tentative="1">
+      <w:start w:val="1"/>
+      <w:numFmt w:val="bullet"/>
+      <w:lvlText w:val="o"/>
+      <w:lvlJc w:val="left"/>
+      <w:pPr>
+        <w:tabs>
+          <w:tab w:val="num" w:pos="1440"/>
+        </w:tabs>
+        <w:ind w:left="1440" w:hanging="360"/>
+      </w:pPr>
+      <w:rPr>
+        <w:rFonts w:ascii="Courier New" w:hAnsi="Courier New" w:hint="default"/>
+        <w:sz w:val="20"/>
+      </w:rPr>
+    </w:lvl>
+    <w:lvl w:ilvl="2" w:tentative="1">
+      <w:start w:val="1"/>
+      <w:numFmt w:val="bullet"/>
+      <w:lvlText w:val=""/>
+      <w:lvlJc w:val="left"/>
+      <w:pPr>
+        <w:tabs>
+          <w:tab w:val="num" w:pos="2160"/>
+        </w:tabs>
+        <w:ind w:left="2160" w:hanging="360"/>
+      </w:pPr>
+      <w:rPr>
+        <w:rFonts w:ascii="Wingdings" w:hAnsi="Wingdings" w:hint="default"/>
+        <w:sz w:val="20"/>
+      </w:rPr>
+    </w:lvl>
+    <w:lvl w:ilvl="3" w:tentative="1">
+      <w:start w:val="1"/>
+      <w:numFmt w:val="bullet"/>
+      <w:lvlText w:val=""/>
+      <w:lvlJc w:val="left"/>
+      <w:pPr>
+        <w:tabs>
+          <w:tab w:val="num" w:pos="2880"/>
+        </w:tabs>
+        <w:ind w:left="2880" w:hanging="360"/>
+      </w:pPr>
+      <w:rPr>
+        <w:rFonts w:ascii="Wingdings" w:hAnsi="Wingdings" w:hint="default"/>
+        <w:sz w:val="20"/>
+      </w:rPr>
+    </w:lvl>
+    <w:lvl w:ilvl="4" w:tentative="1">
+      <w:start w:val="1"/>
+      <w:numFmt w:val="bullet"/>
+      <w:lvlText w:val=""/>
+      <w:lvlJc w:val="left"/>
+      <w:pPr>
+        <w:tabs>
+          <w:tab w:val="num" w:pos="3600"/>
+        </w:tabs>
+        <w:ind w:left="3600" w:hanging="360"/>
+      </w:pPr>
+      <w:rPr>
+        <w:rFonts w:ascii="Wingdings" w:hAnsi="Wingdings" w:hint="default"/>
+        <w:sz w:val="20"/>
+      </w:rPr>
+    </w:lvl>
+    <w:lvl w:ilvl="5" w:tentative="1">
+      <w:start w:val="1"/>
+      <w:numFmt w:val="bullet"/>
+      <w:lvlText w:val=""/>
+      <w:lvlJc w:val="left"/>
+      <w:pPr>
+        <w:tabs>
+          <w:tab w:val="num" w:pos="4320"/>
+        </w:tabs>
+        <w:ind w:left="4320" w:hanging="360"/>
+      </w:pPr>
+      <w:rPr>
+        <w:rFonts w:ascii="Wingdings" w:hAnsi="Wingdings" w:hint="default"/>
+        <w:sz w:val="20"/>
+      </w:rPr>
+    </w:lvl>
+    <w:lvl w:ilvl="6" w:tentative="1">
+      <w:start w:val="1"/>
+      <w:numFmt w:val="bullet"/>
+      <w:lvlText w:val=""/>
+      <w:lvlJc w:val="left"/>
+      <w:pPr>
+        <w:tabs>
+          <w:tab w:val="num" w:pos="5040"/>
+        </w:tabs>
+        <w:ind w:left="5040" w:hanging="360"/>
+      </w:pPr>
+      <w:rPr>
+        <w:rFonts w:ascii="Wingdings" w:hAnsi="Wingdings" w:hint="default"/>
+        <w:sz w:val="20"/>
+      </w:rPr>
+    </w:lvl>
+    <w:lvl w:ilvl="7" w:tentative="1">
+      <w:start w:val="1"/>
+      <w:numFmt w:val="bullet"/>
+      <w:lvlText w:val=""/>
+      <w:lvlJc w:val="left"/>
+      <w:pPr>
+        <w:tabs>
+          <w:tab w:val="num" w:pos="5760"/>
+        </w:tabs>
+        <w:ind w:left="5760" w:hanging="360"/>
+      </w:pPr>
+      <w:rPr>
+        <w:rFonts w:ascii="Wingdings" w:hAnsi="Wingdings" w:hint="default"/>
+        <w:sz w:val="20"/>
+      </w:rPr>
+    </w:lvl>
+    <w:lvl w:ilvl="8" w:tentative="1">
+      <w:start w:val="1"/>
+      <w:numFmt w:val="bullet"/>
+      <w:lvlText w:val=""/>
+      <w:lvlJc w:val="left"/>
+      <w:pPr>
+        <w:tabs>
+          <w:tab w:val="num" w:pos="6480"/>
+        </w:tabs>
+        <w:ind w:left="6480" w:hanging="360"/>
+      </w:pPr>
+      <w:rPr>
+        <w:rFonts w:ascii="Wingdings" w:hAnsi="Wingdings" w:hint="default"/>
+        <w:sz w:val="20"/>
+      </w:rPr>
+    </w:lvl>
+  </w:abstractNum>
+  <w:abstractNum w:abstractNumId="6">
     <w:nsid w:val="05500782"/>
     <w:multiLevelType w:val="multilevel"/>
     <w:tmpl w:val="50925D12"/>
@@ -40886,7 +44359,7 @@
       </w:rPr>
     </w:lvl>
   </w:abstractNum>
-  <w:abstractNum w:abstractNumId="6">
+  <w:abstractNum w:abstractNumId="7">
     <w:nsid w:val="05E673D1"/>
     <w:multiLevelType w:val="multilevel"/>
     <w:tmpl w:val="F8F43C5E"/>
@@ -41035,7 +44508,7 @@
       </w:rPr>
     </w:lvl>
   </w:abstractNum>
-  <w:abstractNum w:abstractNumId="7">
+  <w:abstractNum w:abstractNumId="8">
     <w:nsid w:val="0B6C5820"/>
     <w:multiLevelType w:val="multilevel"/>
     <w:tmpl w:val="1DCC8BAA"/>
@@ -41184,7 +44657,7 @@
       </w:rPr>
     </w:lvl>
   </w:abstractNum>
-  <w:abstractNum w:abstractNumId="8">
+  <w:abstractNum w:abstractNumId="9">
     <w:nsid w:val="0BAB3FD8"/>
     <w:multiLevelType w:val="multilevel"/>
     <w:tmpl w:val="04F0D204"/>
@@ -41333,7 +44806,7 @@
       </w:rPr>
     </w:lvl>
   </w:abstractNum>
-  <w:abstractNum w:abstractNumId="9">
+  <w:abstractNum w:abstractNumId="10">
     <w:nsid w:val="0D5C330A"/>
     <w:multiLevelType w:val="multilevel"/>
     <w:tmpl w:val="9E3E57A8"/>
@@ -41482,7 +44955,7 @@
       </w:rPr>
     </w:lvl>
   </w:abstractNum>
-  <w:abstractNum w:abstractNumId="10">
+  <w:abstractNum w:abstractNumId="11">
     <w:nsid w:val="114C4B1C"/>
     <w:multiLevelType w:val="multilevel"/>
     <w:tmpl w:val="8E86217A"/>
@@ -41631,7 +45104,7 @@
       </w:rPr>
     </w:lvl>
   </w:abstractNum>
-  <w:abstractNum w:abstractNumId="11">
+  <w:abstractNum w:abstractNumId="12">
     <w:nsid w:val="11675486"/>
     <w:multiLevelType w:val="multilevel"/>
     <w:tmpl w:val="B36E152C"/>
@@ -41780,7 +45253,7 @@
       </w:rPr>
     </w:lvl>
   </w:abstractNum>
-  <w:abstractNum w:abstractNumId="12">
+  <w:abstractNum w:abstractNumId="13">
     <w:nsid w:val="130A261B"/>
     <w:multiLevelType w:val="multilevel"/>
     <w:tmpl w:val="24763170"/>
@@ -41929,7 +45402,7 @@
       </w:rPr>
     </w:lvl>
   </w:abstractNum>
-  <w:abstractNum w:abstractNumId="13">
+  <w:abstractNum w:abstractNumId="14">
     <w:nsid w:val="13F00297"/>
     <w:multiLevelType w:val="multilevel"/>
     <w:tmpl w:val="F8F21AEC"/>
@@ -42078,7 +45551,7 @@
       </w:rPr>
     </w:lvl>
   </w:abstractNum>
-  <w:abstractNum w:abstractNumId="14">
+  <w:abstractNum w:abstractNumId="15">
     <w:nsid w:val="14117B45"/>
     <w:multiLevelType w:val="multilevel"/>
     <w:tmpl w:val="92B00AB0"/>
@@ -42227,7 +45700,7 @@
       </w:rPr>
     </w:lvl>
   </w:abstractNum>
-  <w:abstractNum w:abstractNumId="15">
+  <w:abstractNum w:abstractNumId="16">
     <w:nsid w:val="1443733B"/>
     <w:multiLevelType w:val="multilevel"/>
     <w:tmpl w:val="FF1EE24E"/>
@@ -42376,7 +45849,7 @@
       </w:rPr>
     </w:lvl>
   </w:abstractNum>
-  <w:abstractNum w:abstractNumId="16">
+  <w:abstractNum w:abstractNumId="17">
     <w:nsid w:val="16E621CE"/>
     <w:multiLevelType w:val="multilevel"/>
     <w:tmpl w:val="35BA94F2"/>
@@ -42525,7 +45998,7 @@
       </w:rPr>
     </w:lvl>
   </w:abstractNum>
-  <w:abstractNum w:abstractNumId="17">
+  <w:abstractNum w:abstractNumId="18">
     <w:nsid w:val="17915A78"/>
     <w:multiLevelType w:val="multilevel"/>
     <w:tmpl w:val="F29265E6"/>
@@ -42674,7 +46147,120 @@
       </w:rPr>
     </w:lvl>
   </w:abstractNum>
-  <w:abstractNum w:abstractNumId="18">
+  <w:abstractNum w:abstractNumId="19">
+    <w:nsid w:val="17FD73DB"/>
+    <w:multiLevelType w:val="multilevel"/>
+    <w:tmpl w:val="CEB6DB94"/>
+    <w:lvl w:ilvl="0">
+      <w:start w:val="1"/>
+      <w:numFmt w:val="decimal"/>
+      <w:lvlText w:val="%1."/>
+      <w:lvlJc w:val="left"/>
+      <w:pPr>
+        <w:tabs>
+          <w:tab w:val="num" w:pos="720"/>
+        </w:tabs>
+        <w:ind w:left="720" w:hanging="360"/>
+      </w:pPr>
+    </w:lvl>
+    <w:lvl w:ilvl="1" w:tentative="1">
+      <w:start w:val="1"/>
+      <w:numFmt w:val="decimal"/>
+      <w:lvlText w:val="%2."/>
+      <w:lvlJc w:val="left"/>
+      <w:pPr>
+        <w:tabs>
+          <w:tab w:val="num" w:pos="1440"/>
+        </w:tabs>
+        <w:ind w:left="1440" w:hanging="360"/>
+      </w:pPr>
+    </w:lvl>
+    <w:lvl w:ilvl="2" w:tentative="1">
+      <w:start w:val="1"/>
+      <w:numFmt w:val="decimal"/>
+      <w:lvlText w:val="%3."/>
+      <w:lvlJc w:val="left"/>
+      <w:pPr>
+        <w:tabs>
+          <w:tab w:val="num" w:pos="2160"/>
+        </w:tabs>
+        <w:ind w:left="2160" w:hanging="360"/>
+      </w:pPr>
+    </w:lvl>
+    <w:lvl w:ilvl="3" w:tentative="1">
+      <w:start w:val="1"/>
+      <w:numFmt w:val="decimal"/>
+      <w:lvlText w:val="%4."/>
+      <w:lvlJc w:val="left"/>
+      <w:pPr>
+        <w:tabs>
+          <w:tab w:val="num" w:pos="2880"/>
+        </w:tabs>
+        <w:ind w:left="2880" w:hanging="360"/>
+      </w:pPr>
+    </w:lvl>
+    <w:lvl w:ilvl="4" w:tentative="1">
+      <w:start w:val="1"/>
+      <w:numFmt w:val="decimal"/>
+      <w:lvlText w:val="%5."/>
+      <w:lvlJc w:val="left"/>
+      <w:pPr>
+        <w:tabs>
+          <w:tab w:val="num" w:pos="3600"/>
+        </w:tabs>
+        <w:ind w:left="3600" w:hanging="360"/>
+      </w:pPr>
+    </w:lvl>
+    <w:lvl w:ilvl="5" w:tentative="1">
+      <w:start w:val="1"/>
+      <w:numFmt w:val="decimal"/>
+      <w:lvlText w:val="%6."/>
+      <w:lvlJc w:val="left"/>
+      <w:pPr>
+        <w:tabs>
+          <w:tab w:val="num" w:pos="4320"/>
+        </w:tabs>
+        <w:ind w:left="4320" w:hanging="360"/>
+      </w:pPr>
+    </w:lvl>
+    <w:lvl w:ilvl="6" w:tentative="1">
+      <w:start w:val="1"/>
+      <w:numFmt w:val="decimal"/>
+      <w:lvlText w:val="%7."/>
+      <w:lvlJc w:val="left"/>
+      <w:pPr>
+        <w:tabs>
+          <w:tab w:val="num" w:pos="5040"/>
+        </w:tabs>
+        <w:ind w:left="5040" w:hanging="360"/>
+      </w:pPr>
+    </w:lvl>
+    <w:lvl w:ilvl="7" w:tentative="1">
+      <w:start w:val="1"/>
+      <w:numFmt w:val="decimal"/>
+      <w:lvlText w:val="%8."/>
+      <w:lvlJc w:val="left"/>
+      <w:pPr>
+        <w:tabs>
+          <w:tab w:val="num" w:pos="5760"/>
+        </w:tabs>
+        <w:ind w:left="5760" w:hanging="360"/>
+      </w:pPr>
+    </w:lvl>
+    <w:lvl w:ilvl="8" w:tentative="1">
+      <w:start w:val="1"/>
+      <w:numFmt w:val="decimal"/>
+      <w:lvlText w:val="%9."/>
+      <w:lvlJc w:val="left"/>
+      <w:pPr>
+        <w:tabs>
+          <w:tab w:val="num" w:pos="6480"/>
+        </w:tabs>
+        <w:ind w:left="6480" w:hanging="360"/>
+      </w:pPr>
+    </w:lvl>
+  </w:abstractNum>
+  <w:abstractNum w:abstractNumId="20">
     <w:nsid w:val="182046A6"/>
     <w:multiLevelType w:val="multilevel"/>
     <w:tmpl w:val="0E84467C"/>
@@ -42823,7 +46409,7 @@
       </w:rPr>
     </w:lvl>
   </w:abstractNum>
-  <w:abstractNum w:abstractNumId="19">
+  <w:abstractNum w:abstractNumId="21">
     <w:nsid w:val="183309E7"/>
     <w:multiLevelType w:val="multilevel"/>
     <w:tmpl w:val="120A7716"/>
@@ -42972,7 +46558,7 @@
       </w:rPr>
     </w:lvl>
   </w:abstractNum>
-  <w:abstractNum w:abstractNumId="20">
+  <w:abstractNum w:abstractNumId="22">
     <w:nsid w:val="1A2B26C1"/>
     <w:multiLevelType w:val="multilevel"/>
     <w:tmpl w:val="DB6C4674"/>
@@ -43121,7 +46707,7 @@
       </w:rPr>
     </w:lvl>
   </w:abstractNum>
-  <w:abstractNum w:abstractNumId="21">
+  <w:abstractNum w:abstractNumId="23">
     <w:nsid w:val="1A3462C0"/>
     <w:multiLevelType w:val="multilevel"/>
     <w:tmpl w:val="582614FC"/>
@@ -43270,7 +46856,7 @@
       </w:rPr>
     </w:lvl>
   </w:abstractNum>
-  <w:abstractNum w:abstractNumId="22">
+  <w:abstractNum w:abstractNumId="24">
     <w:nsid w:val="1CC60071"/>
     <w:multiLevelType w:val="multilevel"/>
     <w:tmpl w:val="450418EE"/>
@@ -43419,7 +47005,7 @@
       </w:rPr>
     </w:lvl>
   </w:abstractNum>
-  <w:abstractNum w:abstractNumId="23">
+  <w:abstractNum w:abstractNumId="25">
     <w:nsid w:val="1E294883"/>
     <w:multiLevelType w:val="multilevel"/>
     <w:tmpl w:val="1592C6A4"/>
@@ -43568,7 +47154,7 @@
       </w:rPr>
     </w:lvl>
   </w:abstractNum>
-  <w:abstractNum w:abstractNumId="24">
+  <w:abstractNum w:abstractNumId="26">
     <w:nsid w:val="1F775679"/>
     <w:multiLevelType w:val="multilevel"/>
     <w:tmpl w:val="2A0C709C"/>
@@ -43717,7 +47303,7 @@
       </w:rPr>
     </w:lvl>
   </w:abstractNum>
-  <w:abstractNum w:abstractNumId="25">
+  <w:abstractNum w:abstractNumId="27">
     <w:nsid w:val="202D0A12"/>
     <w:multiLevelType w:val="multilevel"/>
     <w:tmpl w:val="F870A65E"/>
@@ -43866,7 +47452,156 @@
       </w:rPr>
     </w:lvl>
   </w:abstractNum>
-  <w:abstractNum w:abstractNumId="26">
+  <w:abstractNum w:abstractNumId="28">
+    <w:nsid w:val="20A16567"/>
+    <w:multiLevelType w:val="multilevel"/>
+    <w:tmpl w:val="E6C8197A"/>
+    <w:lvl w:ilvl="0">
+      <w:start w:val="1"/>
+      <w:numFmt w:val="bullet"/>
+      <w:lvlText w:val=""/>
+      <w:lvlJc w:val="left"/>
+      <w:pPr>
+        <w:tabs>
+          <w:tab w:val="num" w:pos="720"/>
+        </w:tabs>
+        <w:ind w:left="720" w:hanging="360"/>
+      </w:pPr>
+      <w:rPr>
+        <w:rFonts w:ascii="Symbol" w:hAnsi="Symbol" w:hint="default"/>
+        <w:sz w:val="20"/>
+      </w:rPr>
+    </w:lvl>
+    <w:lvl w:ilvl="1" w:tentative="1">
+      <w:start w:val="1"/>
+      <w:numFmt w:val="bullet"/>
+      <w:lvlText w:val="o"/>
+      <w:lvlJc w:val="left"/>
+      <w:pPr>
+        <w:tabs>
+          <w:tab w:val="num" w:pos="1440"/>
+        </w:tabs>
+        <w:ind w:left="1440" w:hanging="360"/>
+      </w:pPr>
+      <w:rPr>
+        <w:rFonts w:ascii="Courier New" w:hAnsi="Courier New" w:hint="default"/>
+        <w:sz w:val="20"/>
+      </w:rPr>
+    </w:lvl>
+    <w:lvl w:ilvl="2" w:tentative="1">
+      <w:start w:val="1"/>
+      <w:numFmt w:val="bullet"/>
+      <w:lvlText w:val=""/>
+      <w:lvlJc w:val="left"/>
+      <w:pPr>
+        <w:tabs>
+          <w:tab w:val="num" w:pos="2160"/>
+        </w:tabs>
+        <w:ind w:left="2160" w:hanging="360"/>
+      </w:pPr>
+      <w:rPr>
+        <w:rFonts w:ascii="Wingdings" w:hAnsi="Wingdings" w:hint="default"/>
+        <w:sz w:val="20"/>
+      </w:rPr>
+    </w:lvl>
+    <w:lvl w:ilvl="3" w:tentative="1">
+      <w:start w:val="1"/>
+      <w:numFmt w:val="bullet"/>
+      <w:lvlText w:val=""/>
+      <w:lvlJc w:val="left"/>
+      <w:pPr>
+        <w:tabs>
+          <w:tab w:val="num" w:pos="2880"/>
+        </w:tabs>
+        <w:ind w:left="2880" w:hanging="360"/>
+      </w:pPr>
+      <w:rPr>
+        <w:rFonts w:ascii="Wingdings" w:hAnsi="Wingdings" w:hint="default"/>
+        <w:sz w:val="20"/>
+      </w:rPr>
+    </w:lvl>
+    <w:lvl w:ilvl="4" w:tentative="1">
+      <w:start w:val="1"/>
+      <w:numFmt w:val="bullet"/>
+      <w:lvlText w:val=""/>
+      <w:lvlJc w:val="left"/>
+      <w:pPr>
+        <w:tabs>
+          <w:tab w:val="num" w:pos="3600"/>
+        </w:tabs>
+        <w:ind w:left="3600" w:hanging="360"/>
+      </w:pPr>
+      <w:rPr>
+        <w:rFonts w:ascii="Wingdings" w:hAnsi="Wingdings" w:hint="default"/>
+        <w:sz w:val="20"/>
+      </w:rPr>
+    </w:lvl>
+    <w:lvl w:ilvl="5" w:tentative="1">
+      <w:start w:val="1"/>
+      <w:numFmt w:val="bullet"/>
+      <w:lvlText w:val=""/>
+      <w:lvlJc w:val="left"/>
+      <w:pPr>
+        <w:tabs>
+          <w:tab w:val="num" w:pos="4320"/>
+        </w:tabs>
+        <w:ind w:left="4320" w:hanging="360"/>
+      </w:pPr>
+      <w:rPr>
+        <w:rFonts w:ascii="Wingdings" w:hAnsi="Wingdings" w:hint="default"/>
+        <w:sz w:val="20"/>
+      </w:rPr>
+    </w:lvl>
+    <w:lvl w:ilvl="6" w:tentative="1">
+      <w:start w:val="1"/>
+      <w:numFmt w:val="bullet"/>
+      <w:lvlText w:val=""/>
+      <w:lvlJc w:val="left"/>
+      <w:pPr>
+        <w:tabs>
+          <w:tab w:val="num" w:pos="5040"/>
+        </w:tabs>
+        <w:ind w:left="5040" w:hanging="360"/>
+      </w:pPr>
+      <w:rPr>
+        <w:rFonts w:ascii="Wingdings" w:hAnsi="Wingdings" w:hint="default"/>
+        <w:sz w:val="20"/>
+      </w:rPr>
+    </w:lvl>
+    <w:lvl w:ilvl="7" w:tentative="1">
+      <w:start w:val="1"/>
+      <w:numFmt w:val="bullet"/>
+      <w:lvlText w:val=""/>
+      <w:lvlJc w:val="left"/>
+      <w:pPr>
+        <w:tabs>
+          <w:tab w:val="num" w:pos="5760"/>
+        </w:tabs>
+        <w:ind w:left="5760" w:hanging="360"/>
+      </w:pPr>
+      <w:rPr>
+        <w:rFonts w:ascii="Wingdings" w:hAnsi="Wingdings" w:hint="default"/>
+        <w:sz w:val="20"/>
+      </w:rPr>
+    </w:lvl>
+    <w:lvl w:ilvl="8" w:tentative="1">
+      <w:start w:val="1"/>
+      <w:numFmt w:val="bullet"/>
+      <w:lvlText w:val=""/>
+      <w:lvlJc w:val="left"/>
+      <w:pPr>
+        <w:tabs>
+          <w:tab w:val="num" w:pos="6480"/>
+        </w:tabs>
+        <w:ind w:left="6480" w:hanging="360"/>
+      </w:pPr>
+      <w:rPr>
+        <w:rFonts w:ascii="Wingdings" w:hAnsi="Wingdings" w:hint="default"/>
+        <w:sz w:val="20"/>
+      </w:rPr>
+    </w:lvl>
+  </w:abstractNum>
+  <w:abstractNum w:abstractNumId="29">
     <w:nsid w:val="211C796C"/>
     <w:multiLevelType w:val="multilevel"/>
     <w:tmpl w:val="F5F44C24"/>
@@ -44015,7 +47750,7 @@
       </w:rPr>
     </w:lvl>
   </w:abstractNum>
-  <w:abstractNum w:abstractNumId="27">
+  <w:abstractNum w:abstractNumId="30">
     <w:nsid w:val="21FB4BBF"/>
     <w:multiLevelType w:val="multilevel"/>
     <w:tmpl w:val="117AED8C"/>
@@ -44160,7 +47895,7 @@
       </w:rPr>
     </w:lvl>
   </w:abstractNum>
-  <w:abstractNum w:abstractNumId="28">
+  <w:abstractNum w:abstractNumId="31">
     <w:nsid w:val="22472419"/>
     <w:multiLevelType w:val="multilevel"/>
     <w:tmpl w:val="0C3C94FA"/>
@@ -44309,7 +48044,7 @@
       </w:rPr>
     </w:lvl>
   </w:abstractNum>
-  <w:abstractNum w:abstractNumId="29">
+  <w:abstractNum w:abstractNumId="32">
     <w:nsid w:val="23621900"/>
     <w:multiLevelType w:val="multilevel"/>
     <w:tmpl w:val="87F68382"/>
@@ -44458,7 +48193,7 @@
       </w:rPr>
     </w:lvl>
   </w:abstractNum>
-  <w:abstractNum w:abstractNumId="30">
+  <w:abstractNum w:abstractNumId="33">
     <w:nsid w:val="251C5CE0"/>
     <w:multiLevelType w:val="multilevel"/>
     <w:tmpl w:val="AD229EE0"/>
@@ -44607,7 +48342,7 @@
       </w:rPr>
     </w:lvl>
   </w:abstractNum>
-  <w:abstractNum w:abstractNumId="31">
+  <w:abstractNum w:abstractNumId="34">
     <w:nsid w:val="26664552"/>
     <w:multiLevelType w:val="multilevel"/>
     <w:tmpl w:val="5CE4119A"/>
@@ -44756,7 +48491,7 @@
       </w:rPr>
     </w:lvl>
   </w:abstractNum>
-  <w:abstractNum w:abstractNumId="32">
+  <w:abstractNum w:abstractNumId="35">
     <w:nsid w:val="2A360242"/>
     <w:multiLevelType w:val="multilevel"/>
     <w:tmpl w:val="B55ABF74"/>
@@ -44905,7 +48640,7 @@
       </w:rPr>
     </w:lvl>
   </w:abstractNum>
-  <w:abstractNum w:abstractNumId="33">
+  <w:abstractNum w:abstractNumId="36">
     <w:nsid w:val="2D1C3C1B"/>
     <w:multiLevelType w:val="multilevel"/>
     <w:tmpl w:val="501A73F6"/>
@@ -45054,7 +48789,156 @@
       </w:rPr>
     </w:lvl>
   </w:abstractNum>
-  <w:abstractNum w:abstractNumId="34">
+  <w:abstractNum w:abstractNumId="37">
+    <w:nsid w:val="2D263E24"/>
+    <w:multiLevelType w:val="multilevel"/>
+    <w:tmpl w:val="7A3A9926"/>
+    <w:lvl w:ilvl="0">
+      <w:start w:val="1"/>
+      <w:numFmt w:val="bullet"/>
+      <w:lvlText w:val=""/>
+      <w:lvlJc w:val="left"/>
+      <w:pPr>
+        <w:tabs>
+          <w:tab w:val="num" w:pos="720"/>
+        </w:tabs>
+        <w:ind w:left="720" w:hanging="360"/>
+      </w:pPr>
+      <w:rPr>
+        <w:rFonts w:ascii="Symbol" w:hAnsi="Symbol" w:hint="default"/>
+        <w:sz w:val="20"/>
+      </w:rPr>
+    </w:lvl>
+    <w:lvl w:ilvl="1" w:tentative="1">
+      <w:start w:val="1"/>
+      <w:numFmt w:val="bullet"/>
+      <w:lvlText w:val="o"/>
+      <w:lvlJc w:val="left"/>
+      <w:pPr>
+        <w:tabs>
+          <w:tab w:val="num" w:pos="1440"/>
+        </w:tabs>
+        <w:ind w:left="1440" w:hanging="360"/>
+      </w:pPr>
+      <w:rPr>
+        <w:rFonts w:ascii="Courier New" w:hAnsi="Courier New" w:hint="default"/>
+        <w:sz w:val="20"/>
+      </w:rPr>
+    </w:lvl>
+    <w:lvl w:ilvl="2" w:tentative="1">
+      <w:start w:val="1"/>
+      <w:numFmt w:val="bullet"/>
+      <w:lvlText w:val=""/>
+      <w:lvlJc w:val="left"/>
+      <w:pPr>
+        <w:tabs>
+          <w:tab w:val="num" w:pos="2160"/>
+        </w:tabs>
+        <w:ind w:left="2160" w:hanging="360"/>
+      </w:pPr>
+      <w:rPr>
+        <w:rFonts w:ascii="Wingdings" w:hAnsi="Wingdings" w:hint="default"/>
+        <w:sz w:val="20"/>
+      </w:rPr>
+    </w:lvl>
+    <w:lvl w:ilvl="3" w:tentative="1">
+      <w:start w:val="1"/>
+      <w:numFmt w:val="bullet"/>
+      <w:lvlText w:val=""/>
+      <w:lvlJc w:val="left"/>
+      <w:pPr>
+        <w:tabs>
+          <w:tab w:val="num" w:pos="2880"/>
+        </w:tabs>
+        <w:ind w:left="2880" w:hanging="360"/>
+      </w:pPr>
+      <w:rPr>
+        <w:rFonts w:ascii="Wingdings" w:hAnsi="Wingdings" w:hint="default"/>
+        <w:sz w:val="20"/>
+      </w:rPr>
+    </w:lvl>
+    <w:lvl w:ilvl="4" w:tentative="1">
+      <w:start w:val="1"/>
+      <w:numFmt w:val="bullet"/>
+      <w:lvlText w:val=""/>
+      <w:lvlJc w:val="left"/>
+      <w:pPr>
+        <w:tabs>
+          <w:tab w:val="num" w:pos="3600"/>
+        </w:tabs>
+        <w:ind w:left="3600" w:hanging="360"/>
+      </w:pPr>
+      <w:rPr>
+        <w:rFonts w:ascii="Wingdings" w:hAnsi="Wingdings" w:hint="default"/>
+        <w:sz w:val="20"/>
+      </w:rPr>
+    </w:lvl>
+    <w:lvl w:ilvl="5" w:tentative="1">
+      <w:start w:val="1"/>
+      <w:numFmt w:val="bullet"/>
+      <w:lvlText w:val=""/>
+      <w:lvlJc w:val="left"/>
+      <w:pPr>
+        <w:tabs>
+          <w:tab w:val="num" w:pos="4320"/>
+        </w:tabs>
+        <w:ind w:left="4320" w:hanging="360"/>
+      </w:pPr>
+      <w:rPr>
+        <w:rFonts w:ascii="Wingdings" w:hAnsi="Wingdings" w:hint="default"/>
+        <w:sz w:val="20"/>
+      </w:rPr>
+    </w:lvl>
+    <w:lvl w:ilvl="6" w:tentative="1">
+      <w:start w:val="1"/>
+      <w:numFmt w:val="bullet"/>
+      <w:lvlText w:val=""/>
+      <w:lvlJc w:val="left"/>
+      <w:pPr>
+        <w:tabs>
+          <w:tab w:val="num" w:pos="5040"/>
+        </w:tabs>
+        <w:ind w:left="5040" w:hanging="360"/>
+      </w:pPr>
+      <w:rPr>
+        <w:rFonts w:ascii="Wingdings" w:hAnsi="Wingdings" w:hint="default"/>
+        <w:sz w:val="20"/>
+      </w:rPr>
+    </w:lvl>
+    <w:lvl w:ilvl="7" w:tentative="1">
+      <w:start w:val="1"/>
+      <w:numFmt w:val="bullet"/>
+      <w:lvlText w:val=""/>
+      <w:lvlJc w:val="left"/>
+      <w:pPr>
+        <w:tabs>
+          <w:tab w:val="num" w:pos="5760"/>
+        </w:tabs>
+        <w:ind w:left="5760" w:hanging="360"/>
+      </w:pPr>
+      <w:rPr>
+        <w:rFonts w:ascii="Wingdings" w:hAnsi="Wingdings" w:hint="default"/>
+        <w:sz w:val="20"/>
+      </w:rPr>
+    </w:lvl>
+    <w:lvl w:ilvl="8" w:tentative="1">
+      <w:start w:val="1"/>
+      <w:numFmt w:val="bullet"/>
+      <w:lvlText w:val=""/>
+      <w:lvlJc w:val="left"/>
+      <w:pPr>
+        <w:tabs>
+          <w:tab w:val="num" w:pos="6480"/>
+        </w:tabs>
+        <w:ind w:left="6480" w:hanging="360"/>
+      </w:pPr>
+      <w:rPr>
+        <w:rFonts w:ascii="Wingdings" w:hAnsi="Wingdings" w:hint="default"/>
+        <w:sz w:val="20"/>
+      </w:rPr>
+    </w:lvl>
+  </w:abstractNum>
+  <w:abstractNum w:abstractNumId="38">
     <w:nsid w:val="2D567A95"/>
     <w:multiLevelType w:val="multilevel"/>
     <w:tmpl w:val="D15C2B5A"/>
@@ -45203,7 +49087,7 @@
       </w:rPr>
     </w:lvl>
   </w:abstractNum>
-  <w:abstractNum w:abstractNumId="35">
+  <w:abstractNum w:abstractNumId="39">
     <w:nsid w:val="325A52A5"/>
     <w:multiLevelType w:val="multilevel"/>
     <w:tmpl w:val="946C9D60"/>
@@ -45352,7 +49236,7 @@
       </w:rPr>
     </w:lvl>
   </w:abstractNum>
-  <w:abstractNum w:abstractNumId="36">
+  <w:abstractNum w:abstractNumId="40">
     <w:nsid w:val="339A59F6"/>
     <w:multiLevelType w:val="multilevel"/>
     <w:tmpl w:val="ED403E30"/>
@@ -45501,7 +49385,7 @@
       </w:rPr>
     </w:lvl>
   </w:abstractNum>
-  <w:abstractNum w:abstractNumId="37">
+  <w:abstractNum w:abstractNumId="41">
     <w:nsid w:val="37881E21"/>
     <w:multiLevelType w:val="multilevel"/>
     <w:tmpl w:val="2EDC26EA"/>
@@ -45650,7 +49534,7 @@
       </w:rPr>
     </w:lvl>
   </w:abstractNum>
-  <w:abstractNum w:abstractNumId="38">
+  <w:abstractNum w:abstractNumId="42">
     <w:nsid w:val="38071A47"/>
     <w:multiLevelType w:val="multilevel"/>
     <w:tmpl w:val="8A4C0C48"/>
@@ -45799,7 +49683,7 @@
       </w:rPr>
     </w:lvl>
   </w:abstractNum>
-  <w:abstractNum w:abstractNumId="39">
+  <w:abstractNum w:abstractNumId="43">
     <w:nsid w:val="3AE7635C"/>
     <w:multiLevelType w:val="multilevel"/>
     <w:tmpl w:val="035E6F0E"/>
@@ -45948,7 +49832,7 @@
       </w:rPr>
     </w:lvl>
   </w:abstractNum>
-  <w:abstractNum w:abstractNumId="40">
+  <w:abstractNum w:abstractNumId="44">
     <w:nsid w:val="40BF27A2"/>
     <w:multiLevelType w:val="hybridMultilevel"/>
     <w:tmpl w:val="9A2E5D42"/>
@@ -46061,7 +49945,156 @@
       </w:rPr>
     </w:lvl>
   </w:abstractNum>
-  <w:abstractNum w:abstractNumId="41">
+  <w:abstractNum w:abstractNumId="45">
+    <w:nsid w:val="41DF3D93"/>
+    <w:multiLevelType w:val="multilevel"/>
+    <w:tmpl w:val="DE8EAD72"/>
+    <w:lvl w:ilvl="0">
+      <w:start w:val="1"/>
+      <w:numFmt w:val="bullet"/>
+      <w:lvlText w:val=""/>
+      <w:lvlJc w:val="left"/>
+      <w:pPr>
+        <w:tabs>
+          <w:tab w:val="num" w:pos="720"/>
+        </w:tabs>
+        <w:ind w:left="720" w:hanging="360"/>
+      </w:pPr>
+      <w:rPr>
+        <w:rFonts w:ascii="Symbol" w:hAnsi="Symbol" w:hint="default"/>
+        <w:sz w:val="20"/>
+      </w:rPr>
+    </w:lvl>
+    <w:lvl w:ilvl="1" w:tentative="1">
+      <w:start w:val="1"/>
+      <w:numFmt w:val="bullet"/>
+      <w:lvlText w:val="o"/>
+      <w:lvlJc w:val="left"/>
+      <w:pPr>
+        <w:tabs>
+          <w:tab w:val="num" w:pos="1440"/>
+        </w:tabs>
+        <w:ind w:left="1440" w:hanging="360"/>
+      </w:pPr>
+      <w:rPr>
+        <w:rFonts w:ascii="Courier New" w:hAnsi="Courier New" w:hint="default"/>
+        <w:sz w:val="20"/>
+      </w:rPr>
+    </w:lvl>
+    <w:lvl w:ilvl="2" w:tentative="1">
+      <w:start w:val="1"/>
+      <w:numFmt w:val="bullet"/>
+      <w:lvlText w:val=""/>
+      <w:lvlJc w:val="left"/>
+      <w:pPr>
+        <w:tabs>
+          <w:tab w:val="num" w:pos="2160"/>
+        </w:tabs>
+        <w:ind w:left="2160" w:hanging="360"/>
+      </w:pPr>
+      <w:rPr>
+        <w:rFonts w:ascii="Wingdings" w:hAnsi="Wingdings" w:hint="default"/>
+        <w:sz w:val="20"/>
+      </w:rPr>
+    </w:lvl>
+    <w:lvl w:ilvl="3" w:tentative="1">
+      <w:start w:val="1"/>
+      <w:numFmt w:val="bullet"/>
+      <w:lvlText w:val=""/>
+      <w:lvlJc w:val="left"/>
+      <w:pPr>
+        <w:tabs>
+          <w:tab w:val="num" w:pos="2880"/>
+        </w:tabs>
+        <w:ind w:left="2880" w:hanging="360"/>
+      </w:pPr>
+      <w:rPr>
+        <w:rFonts w:ascii="Wingdings" w:hAnsi="Wingdings" w:hint="default"/>
+        <w:sz w:val="20"/>
+      </w:rPr>
+    </w:lvl>
+    <w:lvl w:ilvl="4" w:tentative="1">
+      <w:start w:val="1"/>
+      <w:numFmt w:val="bullet"/>
+      <w:lvlText w:val=""/>
+      <w:lvlJc w:val="left"/>
+      <w:pPr>
+        <w:tabs>
+          <w:tab w:val="num" w:pos="3600"/>
+        </w:tabs>
+        <w:ind w:left="3600" w:hanging="360"/>
+      </w:pPr>
+      <w:rPr>
+        <w:rFonts w:ascii="Wingdings" w:hAnsi="Wingdings" w:hint="default"/>
+        <w:sz w:val="20"/>
+      </w:rPr>
+    </w:lvl>
+    <w:lvl w:ilvl="5" w:tentative="1">
+      <w:start w:val="1"/>
+      <w:numFmt w:val="bullet"/>
+      <w:lvlText w:val=""/>
+      <w:lvlJc w:val="left"/>
+      <w:pPr>
+        <w:tabs>
+          <w:tab w:val="num" w:pos="4320"/>
+        </w:tabs>
+        <w:ind w:left="4320" w:hanging="360"/>
+      </w:pPr>
+      <w:rPr>
+        <w:rFonts w:ascii="Wingdings" w:hAnsi="Wingdings" w:hint="default"/>
+        <w:sz w:val="20"/>
+      </w:rPr>
+    </w:lvl>
+    <w:lvl w:ilvl="6" w:tentative="1">
+      <w:start w:val="1"/>
+      <w:numFmt w:val="bullet"/>
+      <w:lvlText w:val=""/>
+      <w:lvlJc w:val="left"/>
+      <w:pPr>
+        <w:tabs>
+          <w:tab w:val="num" w:pos="5040"/>
+        </w:tabs>
+        <w:ind w:left="5040" w:hanging="360"/>
+      </w:pPr>
+      <w:rPr>
+        <w:rFonts w:ascii="Wingdings" w:hAnsi="Wingdings" w:hint="default"/>
+        <w:sz w:val="20"/>
+      </w:rPr>
+    </w:lvl>
+    <w:lvl w:ilvl="7" w:tentative="1">
+      <w:start w:val="1"/>
+      <w:numFmt w:val="bullet"/>
+      <w:lvlText w:val=""/>
+      <w:lvlJc w:val="left"/>
+      <w:pPr>
+        <w:tabs>
+          <w:tab w:val="num" w:pos="5760"/>
+        </w:tabs>
+        <w:ind w:left="5760" w:hanging="360"/>
+      </w:pPr>
+      <w:rPr>
+        <w:rFonts w:ascii="Wingdings" w:hAnsi="Wingdings" w:hint="default"/>
+        <w:sz w:val="20"/>
+      </w:rPr>
+    </w:lvl>
+    <w:lvl w:ilvl="8" w:tentative="1">
+      <w:start w:val="1"/>
+      <w:numFmt w:val="bullet"/>
+      <w:lvlText w:val=""/>
+      <w:lvlJc w:val="left"/>
+      <w:pPr>
+        <w:tabs>
+          <w:tab w:val="num" w:pos="6480"/>
+        </w:tabs>
+        <w:ind w:left="6480" w:hanging="360"/>
+      </w:pPr>
+      <w:rPr>
+        <w:rFonts w:ascii="Wingdings" w:hAnsi="Wingdings" w:hint="default"/>
+        <w:sz w:val="20"/>
+      </w:rPr>
+    </w:lvl>
+  </w:abstractNum>
+  <w:abstractNum w:abstractNumId="46">
     <w:nsid w:val="4287078F"/>
     <w:multiLevelType w:val="multilevel"/>
     <w:tmpl w:val="40D6DFCC"/>
@@ -46210,7 +50243,7 @@
       </w:rPr>
     </w:lvl>
   </w:abstractNum>
-  <w:abstractNum w:abstractNumId="42">
+  <w:abstractNum w:abstractNumId="47">
     <w:nsid w:val="42FE398A"/>
     <w:multiLevelType w:val="multilevel"/>
     <w:tmpl w:val="6284CB00"/>
@@ -46359,7 +50392,7 @@
       </w:rPr>
     </w:lvl>
   </w:abstractNum>
-  <w:abstractNum w:abstractNumId="43">
+  <w:abstractNum w:abstractNumId="48">
     <w:nsid w:val="432D5F6E"/>
     <w:multiLevelType w:val="multilevel"/>
     <w:tmpl w:val="AEDEF32A"/>
@@ -46508,7 +50541,305 @@
       </w:rPr>
     </w:lvl>
   </w:abstractNum>
-  <w:abstractNum w:abstractNumId="44">
+  <w:abstractNum w:abstractNumId="49">
+    <w:nsid w:val="45406EB9"/>
+    <w:multiLevelType w:val="multilevel"/>
+    <w:tmpl w:val="DBD044AA"/>
+    <w:lvl w:ilvl="0">
+      <w:start w:val="1"/>
+      <w:numFmt w:val="bullet"/>
+      <w:lvlText w:val=""/>
+      <w:lvlJc w:val="left"/>
+      <w:pPr>
+        <w:tabs>
+          <w:tab w:val="num" w:pos="720"/>
+        </w:tabs>
+        <w:ind w:left="720" w:hanging="360"/>
+      </w:pPr>
+      <w:rPr>
+        <w:rFonts w:ascii="Symbol" w:hAnsi="Symbol" w:hint="default"/>
+        <w:sz w:val="20"/>
+      </w:rPr>
+    </w:lvl>
+    <w:lvl w:ilvl="1" w:tentative="1">
+      <w:start w:val="1"/>
+      <w:numFmt w:val="bullet"/>
+      <w:lvlText w:val="o"/>
+      <w:lvlJc w:val="left"/>
+      <w:pPr>
+        <w:tabs>
+          <w:tab w:val="num" w:pos="1440"/>
+        </w:tabs>
+        <w:ind w:left="1440" w:hanging="360"/>
+      </w:pPr>
+      <w:rPr>
+        <w:rFonts w:ascii="Courier New" w:hAnsi="Courier New" w:hint="default"/>
+        <w:sz w:val="20"/>
+      </w:rPr>
+    </w:lvl>
+    <w:lvl w:ilvl="2" w:tentative="1">
+      <w:start w:val="1"/>
+      <w:numFmt w:val="bullet"/>
+      <w:lvlText w:val=""/>
+      <w:lvlJc w:val="left"/>
+      <w:pPr>
+        <w:tabs>
+          <w:tab w:val="num" w:pos="2160"/>
+        </w:tabs>
+        <w:ind w:left="2160" w:hanging="360"/>
+      </w:pPr>
+      <w:rPr>
+        <w:rFonts w:ascii="Wingdings" w:hAnsi="Wingdings" w:hint="default"/>
+        <w:sz w:val="20"/>
+      </w:rPr>
+    </w:lvl>
+    <w:lvl w:ilvl="3" w:tentative="1">
+      <w:start w:val="1"/>
+      <w:numFmt w:val="bullet"/>
+      <w:lvlText w:val=""/>
+      <w:lvlJc w:val="left"/>
+      <w:pPr>
+        <w:tabs>
+          <w:tab w:val="num" w:pos="2880"/>
+        </w:tabs>
+        <w:ind w:left="2880" w:hanging="360"/>
+      </w:pPr>
+      <w:rPr>
+        <w:rFonts w:ascii="Wingdings" w:hAnsi="Wingdings" w:hint="default"/>
+        <w:sz w:val="20"/>
+      </w:rPr>
+    </w:lvl>
+    <w:lvl w:ilvl="4" w:tentative="1">
+      <w:start w:val="1"/>
+      <w:numFmt w:val="bullet"/>
+      <w:lvlText w:val=""/>
+      <w:lvlJc w:val="left"/>
+      <w:pPr>
+        <w:tabs>
+          <w:tab w:val="num" w:pos="3600"/>
+        </w:tabs>
+        <w:ind w:left="3600" w:hanging="360"/>
+      </w:pPr>
+      <w:rPr>
+        <w:rFonts w:ascii="Wingdings" w:hAnsi="Wingdings" w:hint="default"/>
+        <w:sz w:val="20"/>
+      </w:rPr>
+    </w:lvl>
+    <w:lvl w:ilvl="5" w:tentative="1">
+      <w:start w:val="1"/>
+      <w:numFmt w:val="bullet"/>
+      <w:lvlText w:val=""/>
+      <w:lvlJc w:val="left"/>
+      <w:pPr>
+        <w:tabs>
+          <w:tab w:val="num" w:pos="4320"/>
+        </w:tabs>
+        <w:ind w:left="4320" w:hanging="360"/>
+      </w:pPr>
+      <w:rPr>
+        <w:rFonts w:ascii="Wingdings" w:hAnsi="Wingdings" w:hint="default"/>
+        <w:sz w:val="20"/>
+      </w:rPr>
+    </w:lvl>
+    <w:lvl w:ilvl="6" w:tentative="1">
+      <w:start w:val="1"/>
+      <w:numFmt w:val="bullet"/>
+      <w:lvlText w:val=""/>
+      <w:lvlJc w:val="left"/>
+      <w:pPr>
+        <w:tabs>
+          <w:tab w:val="num" w:pos="5040"/>
+        </w:tabs>
+        <w:ind w:left="5040" w:hanging="360"/>
+      </w:pPr>
+      <w:rPr>
+        <w:rFonts w:ascii="Wingdings" w:hAnsi="Wingdings" w:hint="default"/>
+        <w:sz w:val="20"/>
+      </w:rPr>
+    </w:lvl>
+    <w:lvl w:ilvl="7" w:tentative="1">
+      <w:start w:val="1"/>
+      <w:numFmt w:val="bullet"/>
+      <w:lvlText w:val=""/>
+      <w:lvlJc w:val="left"/>
+      <w:pPr>
+        <w:tabs>
+          <w:tab w:val="num" w:pos="5760"/>
+        </w:tabs>
+        <w:ind w:left="5760" w:hanging="360"/>
+      </w:pPr>
+      <w:rPr>
+        <w:rFonts w:ascii="Wingdings" w:hAnsi="Wingdings" w:hint="default"/>
+        <w:sz w:val="20"/>
+      </w:rPr>
+    </w:lvl>
+    <w:lvl w:ilvl="8" w:tentative="1">
+      <w:start w:val="1"/>
+      <w:numFmt w:val="bullet"/>
+      <w:lvlText w:val=""/>
+      <w:lvlJc w:val="left"/>
+      <w:pPr>
+        <w:tabs>
+          <w:tab w:val="num" w:pos="6480"/>
+        </w:tabs>
+        <w:ind w:left="6480" w:hanging="360"/>
+      </w:pPr>
+      <w:rPr>
+        <w:rFonts w:ascii="Wingdings" w:hAnsi="Wingdings" w:hint="default"/>
+        <w:sz w:val="20"/>
+      </w:rPr>
+    </w:lvl>
+  </w:abstractNum>
+  <w:abstractNum w:abstractNumId="50">
+    <w:nsid w:val="46655BC6"/>
+    <w:multiLevelType w:val="multilevel"/>
+    <w:tmpl w:val="11FAEB86"/>
+    <w:lvl w:ilvl="0">
+      <w:start w:val="1"/>
+      <w:numFmt w:val="bullet"/>
+      <w:lvlText w:val=""/>
+      <w:lvlJc w:val="left"/>
+      <w:pPr>
+        <w:tabs>
+          <w:tab w:val="num" w:pos="720"/>
+        </w:tabs>
+        <w:ind w:left="720" w:hanging="360"/>
+      </w:pPr>
+      <w:rPr>
+        <w:rFonts w:ascii="Symbol" w:hAnsi="Symbol" w:hint="default"/>
+        <w:sz w:val="20"/>
+      </w:rPr>
+    </w:lvl>
+    <w:lvl w:ilvl="1" w:tentative="1">
+      <w:start w:val="1"/>
+      <w:numFmt w:val="bullet"/>
+      <w:lvlText w:val="o"/>
+      <w:lvlJc w:val="left"/>
+      <w:pPr>
+        <w:tabs>
+          <w:tab w:val="num" w:pos="1440"/>
+        </w:tabs>
+        <w:ind w:left="1440" w:hanging="360"/>
+      </w:pPr>
+      <w:rPr>
+        <w:rFonts w:ascii="Courier New" w:hAnsi="Courier New" w:hint="default"/>
+        <w:sz w:val="20"/>
+      </w:rPr>
+    </w:lvl>
+    <w:lvl w:ilvl="2" w:tentative="1">
+      <w:start w:val="1"/>
+      <w:numFmt w:val="bullet"/>
+      <w:lvlText w:val=""/>
+      <w:lvlJc w:val="left"/>
+      <w:pPr>
+        <w:tabs>
+          <w:tab w:val="num" w:pos="2160"/>
+        </w:tabs>
+        <w:ind w:left="2160" w:hanging="360"/>
+      </w:pPr>
+      <w:rPr>
+        <w:rFonts w:ascii="Wingdings" w:hAnsi="Wingdings" w:hint="default"/>
+        <w:sz w:val="20"/>
+      </w:rPr>
+    </w:lvl>
+    <w:lvl w:ilvl="3" w:tentative="1">
+      <w:start w:val="1"/>
+      <w:numFmt w:val="bullet"/>
+      <w:lvlText w:val=""/>
+      <w:lvlJc w:val="left"/>
+      <w:pPr>
+        <w:tabs>
+          <w:tab w:val="num" w:pos="2880"/>
+        </w:tabs>
+        <w:ind w:left="2880" w:hanging="360"/>
+      </w:pPr>
+      <w:rPr>
+        <w:rFonts w:ascii="Wingdings" w:hAnsi="Wingdings" w:hint="default"/>
+        <w:sz w:val="20"/>
+      </w:rPr>
+    </w:lvl>
+    <w:lvl w:ilvl="4" w:tentative="1">
+      <w:start w:val="1"/>
+      <w:numFmt w:val="bullet"/>
+      <w:lvlText w:val=""/>
+      <w:lvlJc w:val="left"/>
+      <w:pPr>
+        <w:tabs>
+          <w:tab w:val="num" w:pos="3600"/>
+        </w:tabs>
+        <w:ind w:left="3600" w:hanging="360"/>
+      </w:pPr>
+      <w:rPr>
+        <w:rFonts w:ascii="Wingdings" w:hAnsi="Wingdings" w:hint="default"/>
+        <w:sz w:val="20"/>
+      </w:rPr>
+    </w:lvl>
+    <w:lvl w:ilvl="5" w:tentative="1">
+      <w:start w:val="1"/>
+      <w:numFmt w:val="bullet"/>
+      <w:lvlText w:val=""/>
+      <w:lvlJc w:val="left"/>
+      <w:pPr>
+        <w:tabs>
+          <w:tab w:val="num" w:pos="4320"/>
+        </w:tabs>
+        <w:ind w:left="4320" w:hanging="360"/>
+      </w:pPr>
+      <w:rPr>
+        <w:rFonts w:ascii="Wingdings" w:hAnsi="Wingdings" w:hint="default"/>
+        <w:sz w:val="20"/>
+      </w:rPr>
+    </w:lvl>
+    <w:lvl w:ilvl="6" w:tentative="1">
+      <w:start w:val="1"/>
+      <w:numFmt w:val="bullet"/>
+      <w:lvlText w:val=""/>
+      <w:lvlJc w:val="left"/>
+      <w:pPr>
+        <w:tabs>
+          <w:tab w:val="num" w:pos="5040"/>
+        </w:tabs>
+        <w:ind w:left="5040" w:hanging="360"/>
+      </w:pPr>
+      <w:rPr>
+        <w:rFonts w:ascii="Wingdings" w:hAnsi="Wingdings" w:hint="default"/>
+        <w:sz w:val="20"/>
+      </w:rPr>
+    </w:lvl>
+    <w:lvl w:ilvl="7" w:tentative="1">
+      <w:start w:val="1"/>
+      <w:numFmt w:val="bullet"/>
+      <w:lvlText w:val=""/>
+      <w:lvlJc w:val="left"/>
+      <w:pPr>
+        <w:tabs>
+          <w:tab w:val="num" w:pos="5760"/>
+        </w:tabs>
+        <w:ind w:left="5760" w:hanging="360"/>
+      </w:pPr>
+      <w:rPr>
+        <w:rFonts w:ascii="Wingdings" w:hAnsi="Wingdings" w:hint="default"/>
+        <w:sz w:val="20"/>
+      </w:rPr>
+    </w:lvl>
+    <w:lvl w:ilvl="8" w:tentative="1">
+      <w:start w:val="1"/>
+      <w:numFmt w:val="bullet"/>
+      <w:lvlText w:val=""/>
+      <w:lvlJc w:val="left"/>
+      <w:pPr>
+        <w:tabs>
+          <w:tab w:val="num" w:pos="6480"/>
+        </w:tabs>
+        <w:ind w:left="6480" w:hanging="360"/>
+      </w:pPr>
+      <w:rPr>
+        <w:rFonts w:ascii="Wingdings" w:hAnsi="Wingdings" w:hint="default"/>
+        <w:sz w:val="20"/>
+      </w:rPr>
+    </w:lvl>
+  </w:abstractNum>
+  <w:abstractNum w:abstractNumId="51">
     <w:nsid w:val="46D52869"/>
     <w:multiLevelType w:val="multilevel"/>
     <w:tmpl w:val="02E0BB34"/>
@@ -46657,7 +50988,7 @@
       </w:rPr>
     </w:lvl>
   </w:abstractNum>
-  <w:abstractNum w:abstractNumId="45">
+  <w:abstractNum w:abstractNumId="52">
     <w:nsid w:val="471F2433"/>
     <w:multiLevelType w:val="multilevel"/>
     <w:tmpl w:val="E69A6774"/>
@@ -46806,7 +51137,7 @@
       </w:rPr>
     </w:lvl>
   </w:abstractNum>
-  <w:abstractNum w:abstractNumId="46">
+  <w:abstractNum w:abstractNumId="53">
     <w:nsid w:val="476359E9"/>
     <w:multiLevelType w:val="multilevel"/>
     <w:tmpl w:val="15548D42"/>
@@ -46955,7 +51286,7 @@
       </w:rPr>
     </w:lvl>
   </w:abstractNum>
-  <w:abstractNum w:abstractNumId="47">
+  <w:abstractNum w:abstractNumId="54">
     <w:nsid w:val="4979743F"/>
     <w:multiLevelType w:val="multilevel"/>
     <w:tmpl w:val="DAEC17DA"/>
@@ -47104,7 +51435,7 @@
       </w:rPr>
     </w:lvl>
   </w:abstractNum>
-  <w:abstractNum w:abstractNumId="48">
+  <w:abstractNum w:abstractNumId="55">
     <w:nsid w:val="4A252E10"/>
     <w:multiLevelType w:val="multilevel"/>
     <w:tmpl w:val="8E002378"/>
@@ -47253,7 +51584,7 @@
       </w:rPr>
     </w:lvl>
   </w:abstractNum>
-  <w:abstractNum w:abstractNumId="49">
+  <w:abstractNum w:abstractNumId="56">
     <w:nsid w:val="4D730CA6"/>
     <w:multiLevelType w:val="multilevel"/>
     <w:tmpl w:val="02BAE0FC"/>
@@ -47402,7 +51733,7 @@
       </w:rPr>
     </w:lvl>
   </w:abstractNum>
-  <w:abstractNum w:abstractNumId="50">
+  <w:abstractNum w:abstractNumId="57">
     <w:nsid w:val="51B30776"/>
     <w:multiLevelType w:val="multilevel"/>
     <w:tmpl w:val="B83C5AEC"/>
@@ -47551,7 +51882,7 @@
       </w:rPr>
     </w:lvl>
   </w:abstractNum>
-  <w:abstractNum w:abstractNumId="51">
+  <w:abstractNum w:abstractNumId="58">
     <w:nsid w:val="51C35E92"/>
     <w:multiLevelType w:val="multilevel"/>
     <w:tmpl w:val="9642DD6C"/>
@@ -47700,7 +52031,7 @@
       </w:rPr>
     </w:lvl>
   </w:abstractNum>
-  <w:abstractNum w:abstractNumId="52">
+  <w:abstractNum w:abstractNumId="59">
     <w:nsid w:val="52FB3211"/>
     <w:multiLevelType w:val="multilevel"/>
     <w:tmpl w:val="C3BC93A6"/>
@@ -47849,7 +52180,7 @@
       </w:rPr>
     </w:lvl>
   </w:abstractNum>
-  <w:abstractNum w:abstractNumId="53">
+  <w:abstractNum w:abstractNumId="60">
     <w:nsid w:val="55316E45"/>
     <w:multiLevelType w:val="multilevel"/>
     <w:tmpl w:val="500645BC"/>
@@ -47998,7 +52329,7 @@
       </w:rPr>
     </w:lvl>
   </w:abstractNum>
-  <w:abstractNum w:abstractNumId="54">
+  <w:abstractNum w:abstractNumId="61">
     <w:nsid w:val="56E9000A"/>
     <w:multiLevelType w:val="multilevel"/>
     <w:tmpl w:val="66DEC7EE"/>
@@ -48147,7 +52478,7 @@
       </w:rPr>
     </w:lvl>
   </w:abstractNum>
-  <w:abstractNum w:abstractNumId="55">
+  <w:abstractNum w:abstractNumId="62">
     <w:nsid w:val="58BA2EA5"/>
     <w:multiLevelType w:val="multilevel"/>
     <w:tmpl w:val="5B4CE4E4"/>
@@ -48296,7 +52627,7 @@
       </w:rPr>
     </w:lvl>
   </w:abstractNum>
-  <w:abstractNum w:abstractNumId="56">
+  <w:abstractNum w:abstractNumId="63">
     <w:nsid w:val="59072B6D"/>
     <w:multiLevelType w:val="multilevel"/>
     <w:tmpl w:val="435C8DA8"/>
@@ -48445,7 +52776,156 @@
       </w:rPr>
     </w:lvl>
   </w:abstractNum>
-  <w:abstractNum w:abstractNumId="57">
+  <w:abstractNum w:abstractNumId="64">
+    <w:nsid w:val="59E04218"/>
+    <w:multiLevelType w:val="multilevel"/>
+    <w:tmpl w:val="B1349782"/>
+    <w:lvl w:ilvl="0">
+      <w:start w:val="1"/>
+      <w:numFmt w:val="bullet"/>
+      <w:lvlText w:val=""/>
+      <w:lvlJc w:val="left"/>
+      <w:pPr>
+        <w:tabs>
+          <w:tab w:val="num" w:pos="720"/>
+        </w:tabs>
+        <w:ind w:left="720" w:hanging="360"/>
+      </w:pPr>
+      <w:rPr>
+        <w:rFonts w:ascii="Symbol" w:hAnsi="Symbol" w:hint="default"/>
+        <w:sz w:val="20"/>
+      </w:rPr>
+    </w:lvl>
+    <w:lvl w:ilvl="1" w:tentative="1">
+      <w:start w:val="1"/>
+      <w:numFmt w:val="bullet"/>
+      <w:lvlText w:val="o"/>
+      <w:lvlJc w:val="left"/>
+      <w:pPr>
+        <w:tabs>
+          <w:tab w:val="num" w:pos="1440"/>
+        </w:tabs>
+        <w:ind w:left="1440" w:hanging="360"/>
+      </w:pPr>
+      <w:rPr>
+        <w:rFonts w:ascii="Courier New" w:hAnsi="Courier New" w:hint="default"/>
+        <w:sz w:val="20"/>
+      </w:rPr>
+    </w:lvl>
+    <w:lvl w:ilvl="2" w:tentative="1">
+      <w:start w:val="1"/>
+      <w:numFmt w:val="bullet"/>
+      <w:lvlText w:val=""/>
+      <w:lvlJc w:val="left"/>
+      <w:pPr>
+        <w:tabs>
+          <w:tab w:val="num" w:pos="2160"/>
+        </w:tabs>
+        <w:ind w:left="2160" w:hanging="360"/>
+      </w:pPr>
+      <w:rPr>
+        <w:rFonts w:ascii="Wingdings" w:hAnsi="Wingdings" w:hint="default"/>
+        <w:sz w:val="20"/>
+      </w:rPr>
+    </w:lvl>
+    <w:lvl w:ilvl="3" w:tentative="1">
+      <w:start w:val="1"/>
+      <w:numFmt w:val="bullet"/>
+      <w:lvlText w:val=""/>
+      <w:lvlJc w:val="left"/>
+      <w:pPr>
+        <w:tabs>
+          <w:tab w:val="num" w:pos="2880"/>
+        </w:tabs>
+        <w:ind w:left="2880" w:hanging="360"/>
+      </w:pPr>
+      <w:rPr>
+        <w:rFonts w:ascii="Wingdings" w:hAnsi="Wingdings" w:hint="default"/>
+        <w:sz w:val="20"/>
+      </w:rPr>
+    </w:lvl>
+    <w:lvl w:ilvl="4" w:tentative="1">
+      <w:start w:val="1"/>
+      <w:numFmt w:val="bullet"/>
+      <w:lvlText w:val=""/>
+      <w:lvlJc w:val="left"/>
+      <w:pPr>
+        <w:tabs>
+          <w:tab w:val="num" w:pos="3600"/>
+        </w:tabs>
+        <w:ind w:left="3600" w:hanging="360"/>
+      </w:pPr>
+      <w:rPr>
+        <w:rFonts w:ascii="Wingdings" w:hAnsi="Wingdings" w:hint="default"/>
+        <w:sz w:val="20"/>
+      </w:rPr>
+    </w:lvl>
+    <w:lvl w:ilvl="5" w:tentative="1">
+      <w:start w:val="1"/>
+      <w:numFmt w:val="bullet"/>
+      <w:lvlText w:val=""/>
+      <w:lvlJc w:val="left"/>
+      <w:pPr>
+        <w:tabs>
+          <w:tab w:val="num" w:pos="4320"/>
+        </w:tabs>
+        <w:ind w:left="4320" w:hanging="360"/>
+      </w:pPr>
+      <w:rPr>
+        <w:rFonts w:ascii="Wingdings" w:hAnsi="Wingdings" w:hint="default"/>
+        <w:sz w:val="20"/>
+      </w:rPr>
+    </w:lvl>
+    <w:lvl w:ilvl="6" w:tentative="1">
+      <w:start w:val="1"/>
+      <w:numFmt w:val="bullet"/>
+      <w:lvlText w:val=""/>
+      <w:lvlJc w:val="left"/>
+      <w:pPr>
+        <w:tabs>
+          <w:tab w:val="num" w:pos="5040"/>
+        </w:tabs>
+        <w:ind w:left="5040" w:hanging="360"/>
+      </w:pPr>
+      <w:rPr>
+        <w:rFonts w:ascii="Wingdings" w:hAnsi="Wingdings" w:hint="default"/>
+        <w:sz w:val="20"/>
+      </w:rPr>
+    </w:lvl>
+    <w:lvl w:ilvl="7" w:tentative="1">
+      <w:start w:val="1"/>
+      <w:numFmt w:val="bullet"/>
+      <w:lvlText w:val=""/>
+      <w:lvlJc w:val="left"/>
+      <w:pPr>
+        <w:tabs>
+          <w:tab w:val="num" w:pos="5760"/>
+        </w:tabs>
+        <w:ind w:left="5760" w:hanging="360"/>
+      </w:pPr>
+      <w:rPr>
+        <w:rFonts w:ascii="Wingdings" w:hAnsi="Wingdings" w:hint="default"/>
+        <w:sz w:val="20"/>
+      </w:rPr>
+    </w:lvl>
+    <w:lvl w:ilvl="8" w:tentative="1">
+      <w:start w:val="1"/>
+      <w:numFmt w:val="bullet"/>
+      <w:lvlText w:val=""/>
+      <w:lvlJc w:val="left"/>
+      <w:pPr>
+        <w:tabs>
+          <w:tab w:val="num" w:pos="6480"/>
+        </w:tabs>
+        <w:ind w:left="6480" w:hanging="360"/>
+      </w:pPr>
+      <w:rPr>
+        <w:rFonts w:ascii="Wingdings" w:hAnsi="Wingdings" w:hint="default"/>
+        <w:sz w:val="20"/>
+      </w:rPr>
+    </w:lvl>
+  </w:abstractNum>
+  <w:abstractNum w:abstractNumId="65">
     <w:nsid w:val="5BBA4875"/>
     <w:multiLevelType w:val="multilevel"/>
     <w:tmpl w:val="F7F86D88"/>
@@ -48594,7 +53074,156 @@
       </w:rPr>
     </w:lvl>
   </w:abstractNum>
-  <w:abstractNum w:abstractNumId="58">
+  <w:abstractNum w:abstractNumId="66">
+    <w:nsid w:val="5E9C62FA"/>
+    <w:multiLevelType w:val="multilevel"/>
+    <w:tmpl w:val="B710577E"/>
+    <w:lvl w:ilvl="0">
+      <w:start w:val="1"/>
+      <w:numFmt w:val="bullet"/>
+      <w:lvlText w:val=""/>
+      <w:lvlJc w:val="left"/>
+      <w:pPr>
+        <w:tabs>
+          <w:tab w:val="num" w:pos="720"/>
+        </w:tabs>
+        <w:ind w:left="720" w:hanging="360"/>
+      </w:pPr>
+      <w:rPr>
+        <w:rFonts w:ascii="Symbol" w:hAnsi="Symbol" w:hint="default"/>
+        <w:sz w:val="20"/>
+      </w:rPr>
+    </w:lvl>
+    <w:lvl w:ilvl="1" w:tentative="1">
+      <w:start w:val="1"/>
+      <w:numFmt w:val="bullet"/>
+      <w:lvlText w:val="o"/>
+      <w:lvlJc w:val="left"/>
+      <w:pPr>
+        <w:tabs>
+          <w:tab w:val="num" w:pos="1440"/>
+        </w:tabs>
+        <w:ind w:left="1440" w:hanging="360"/>
+      </w:pPr>
+      <w:rPr>
+        <w:rFonts w:ascii="Courier New" w:hAnsi="Courier New" w:hint="default"/>
+        <w:sz w:val="20"/>
+      </w:rPr>
+    </w:lvl>
+    <w:lvl w:ilvl="2" w:tentative="1">
+      <w:start w:val="1"/>
+      <w:numFmt w:val="bullet"/>
+      <w:lvlText w:val=""/>
+      <w:lvlJc w:val="left"/>
+      <w:pPr>
+        <w:tabs>
+          <w:tab w:val="num" w:pos="2160"/>
+        </w:tabs>
+        <w:ind w:left="2160" w:hanging="360"/>
+      </w:pPr>
+      <w:rPr>
+        <w:rFonts w:ascii="Wingdings" w:hAnsi="Wingdings" w:hint="default"/>
+        <w:sz w:val="20"/>
+      </w:rPr>
+    </w:lvl>
+    <w:lvl w:ilvl="3" w:tentative="1">
+      <w:start w:val="1"/>
+      <w:numFmt w:val="bullet"/>
+      <w:lvlText w:val=""/>
+      <w:lvlJc w:val="left"/>
+      <w:pPr>
+        <w:tabs>
+          <w:tab w:val="num" w:pos="2880"/>
+        </w:tabs>
+        <w:ind w:left="2880" w:hanging="360"/>
+      </w:pPr>
+      <w:rPr>
+        <w:rFonts w:ascii="Wingdings" w:hAnsi="Wingdings" w:hint="default"/>
+        <w:sz w:val="20"/>
+      </w:rPr>
+    </w:lvl>
+    <w:lvl w:ilvl="4" w:tentative="1">
+      <w:start w:val="1"/>
+      <w:numFmt w:val="bullet"/>
+      <w:lvlText w:val=""/>
+      <w:lvlJc w:val="left"/>
+      <w:pPr>
+        <w:tabs>
+          <w:tab w:val="num" w:pos="3600"/>
+        </w:tabs>
+        <w:ind w:left="3600" w:hanging="360"/>
+      </w:pPr>
+      <w:rPr>
+        <w:rFonts w:ascii="Wingdings" w:hAnsi="Wingdings" w:hint="default"/>
+        <w:sz w:val="20"/>
+      </w:rPr>
+    </w:lvl>
+    <w:lvl w:ilvl="5" w:tentative="1">
+      <w:start w:val="1"/>
+      <w:numFmt w:val="bullet"/>
+      <w:lvlText w:val=""/>
+      <w:lvlJc w:val="left"/>
+      <w:pPr>
+        <w:tabs>
+          <w:tab w:val="num" w:pos="4320"/>
+        </w:tabs>
+        <w:ind w:left="4320" w:hanging="360"/>
+      </w:pPr>
+      <w:rPr>
+        <w:rFonts w:ascii="Wingdings" w:hAnsi="Wingdings" w:hint="default"/>
+        <w:sz w:val="20"/>
+      </w:rPr>
+    </w:lvl>
+    <w:lvl w:ilvl="6" w:tentative="1">
+      <w:start w:val="1"/>
+      <w:numFmt w:val="bullet"/>
+      <w:lvlText w:val=""/>
+      <w:lvlJc w:val="left"/>
+      <w:pPr>
+        <w:tabs>
+          <w:tab w:val="num" w:pos="5040"/>
+        </w:tabs>
+        <w:ind w:left="5040" w:hanging="360"/>
+      </w:pPr>
+      <w:rPr>
+        <w:rFonts w:ascii="Wingdings" w:hAnsi="Wingdings" w:hint="default"/>
+        <w:sz w:val="20"/>
+      </w:rPr>
+    </w:lvl>
+    <w:lvl w:ilvl="7" w:tentative="1">
+      <w:start w:val="1"/>
+      <w:numFmt w:val="bullet"/>
+      <w:lvlText w:val=""/>
+      <w:lvlJc w:val="left"/>
+      <w:pPr>
+        <w:tabs>
+          <w:tab w:val="num" w:pos="5760"/>
+        </w:tabs>
+        <w:ind w:left="5760" w:hanging="360"/>
+      </w:pPr>
+      <w:rPr>
+        <w:rFonts w:ascii="Wingdings" w:hAnsi="Wingdings" w:hint="default"/>
+        <w:sz w:val="20"/>
+      </w:rPr>
+    </w:lvl>
+    <w:lvl w:ilvl="8" w:tentative="1">
+      <w:start w:val="1"/>
+      <w:numFmt w:val="bullet"/>
+      <w:lvlText w:val=""/>
+      <w:lvlJc w:val="left"/>
+      <w:pPr>
+        <w:tabs>
+          <w:tab w:val="num" w:pos="6480"/>
+        </w:tabs>
+        <w:ind w:left="6480" w:hanging="360"/>
+      </w:pPr>
+      <w:rPr>
+        <w:rFonts w:ascii="Wingdings" w:hAnsi="Wingdings" w:hint="default"/>
+        <w:sz w:val="20"/>
+      </w:rPr>
+    </w:lvl>
+  </w:abstractNum>
+  <w:abstractNum w:abstractNumId="67">
     <w:nsid w:val="5F2E3D76"/>
     <w:multiLevelType w:val="multilevel"/>
     <w:tmpl w:val="4FFE1B60"/>
@@ -48743,7 +53372,156 @@
       </w:rPr>
     </w:lvl>
   </w:abstractNum>
-  <w:abstractNum w:abstractNumId="59">
+  <w:abstractNum w:abstractNumId="68">
+    <w:nsid w:val="5F476115"/>
+    <w:multiLevelType w:val="multilevel"/>
+    <w:tmpl w:val="603EBB70"/>
+    <w:lvl w:ilvl="0">
+      <w:start w:val="1"/>
+      <w:numFmt w:val="bullet"/>
+      <w:lvlText w:val=""/>
+      <w:lvlJc w:val="left"/>
+      <w:pPr>
+        <w:tabs>
+          <w:tab w:val="num" w:pos="720"/>
+        </w:tabs>
+        <w:ind w:left="720" w:hanging="360"/>
+      </w:pPr>
+      <w:rPr>
+        <w:rFonts w:ascii="Symbol" w:hAnsi="Symbol" w:hint="default"/>
+        <w:sz w:val="20"/>
+      </w:rPr>
+    </w:lvl>
+    <w:lvl w:ilvl="1" w:tentative="1">
+      <w:start w:val="1"/>
+      <w:numFmt w:val="bullet"/>
+      <w:lvlText w:val="o"/>
+      <w:lvlJc w:val="left"/>
+      <w:pPr>
+        <w:tabs>
+          <w:tab w:val="num" w:pos="1440"/>
+        </w:tabs>
+        <w:ind w:left="1440" w:hanging="360"/>
+      </w:pPr>
+      <w:rPr>
+        <w:rFonts w:ascii="Courier New" w:hAnsi="Courier New" w:hint="default"/>
+        <w:sz w:val="20"/>
+      </w:rPr>
+    </w:lvl>
+    <w:lvl w:ilvl="2" w:tentative="1">
+      <w:start w:val="1"/>
+      <w:numFmt w:val="bullet"/>
+      <w:lvlText w:val=""/>
+      <w:lvlJc w:val="left"/>
+      <w:pPr>
+        <w:tabs>
+          <w:tab w:val="num" w:pos="2160"/>
+        </w:tabs>
+        <w:ind w:left="2160" w:hanging="360"/>
+      </w:pPr>
+      <w:rPr>
+        <w:rFonts w:ascii="Wingdings" w:hAnsi="Wingdings" w:hint="default"/>
+        <w:sz w:val="20"/>
+      </w:rPr>
+    </w:lvl>
+    <w:lvl w:ilvl="3" w:tentative="1">
+      <w:start w:val="1"/>
+      <w:numFmt w:val="bullet"/>
+      <w:lvlText w:val=""/>
+      <w:lvlJc w:val="left"/>
+      <w:pPr>
+        <w:tabs>
+          <w:tab w:val="num" w:pos="2880"/>
+        </w:tabs>
+        <w:ind w:left="2880" w:hanging="360"/>
+      </w:pPr>
+      <w:rPr>
+        <w:rFonts w:ascii="Wingdings" w:hAnsi="Wingdings" w:hint="default"/>
+        <w:sz w:val="20"/>
+      </w:rPr>
+    </w:lvl>
+    <w:lvl w:ilvl="4" w:tentative="1">
+      <w:start w:val="1"/>
+      <w:numFmt w:val="bullet"/>
+      <w:lvlText w:val=""/>
+      <w:lvlJc w:val="left"/>
+      <w:pPr>
+        <w:tabs>
+          <w:tab w:val="num" w:pos="3600"/>
+        </w:tabs>
+        <w:ind w:left="3600" w:hanging="360"/>
+      </w:pPr>
+      <w:rPr>
+        <w:rFonts w:ascii="Wingdings" w:hAnsi="Wingdings" w:hint="default"/>
+        <w:sz w:val="20"/>
+      </w:rPr>
+    </w:lvl>
+    <w:lvl w:ilvl="5" w:tentative="1">
+      <w:start w:val="1"/>
+      <w:numFmt w:val="bullet"/>
+      <w:lvlText w:val=""/>
+      <w:lvlJc w:val="left"/>
+      <w:pPr>
+        <w:tabs>
+          <w:tab w:val="num" w:pos="4320"/>
+        </w:tabs>
+        <w:ind w:left="4320" w:hanging="360"/>
+      </w:pPr>
+      <w:rPr>
+        <w:rFonts w:ascii="Wingdings" w:hAnsi="Wingdings" w:hint="default"/>
+        <w:sz w:val="20"/>
+      </w:rPr>
+    </w:lvl>
+    <w:lvl w:ilvl="6" w:tentative="1">
+      <w:start w:val="1"/>
+      <w:numFmt w:val="bullet"/>
+      <w:lvlText w:val=""/>
+      <w:lvlJc w:val="left"/>
+      <w:pPr>
+        <w:tabs>
+          <w:tab w:val="num" w:pos="5040"/>
+        </w:tabs>
+        <w:ind w:left="5040" w:hanging="360"/>
+      </w:pPr>
+      <w:rPr>
+        <w:rFonts w:ascii="Wingdings" w:hAnsi="Wingdings" w:hint="default"/>
+        <w:sz w:val="20"/>
+      </w:rPr>
+    </w:lvl>
+    <w:lvl w:ilvl="7" w:tentative="1">
+      <w:start w:val="1"/>
+      <w:numFmt w:val="bullet"/>
+      <w:lvlText w:val=""/>
+      <w:lvlJc w:val="left"/>
+      <w:pPr>
+        <w:tabs>
+          <w:tab w:val="num" w:pos="5760"/>
+        </w:tabs>
+        <w:ind w:left="5760" w:hanging="360"/>
+      </w:pPr>
+      <w:rPr>
+        <w:rFonts w:ascii="Wingdings" w:hAnsi="Wingdings" w:hint="default"/>
+        <w:sz w:val="20"/>
+      </w:rPr>
+    </w:lvl>
+    <w:lvl w:ilvl="8" w:tentative="1">
+      <w:start w:val="1"/>
+      <w:numFmt w:val="bullet"/>
+      <w:lvlText w:val=""/>
+      <w:lvlJc w:val="left"/>
+      <w:pPr>
+        <w:tabs>
+          <w:tab w:val="num" w:pos="6480"/>
+        </w:tabs>
+        <w:ind w:left="6480" w:hanging="360"/>
+      </w:pPr>
+      <w:rPr>
+        <w:rFonts w:ascii="Wingdings" w:hAnsi="Wingdings" w:hint="default"/>
+        <w:sz w:val="20"/>
+      </w:rPr>
+    </w:lvl>
+  </w:abstractNum>
+  <w:abstractNum w:abstractNumId="69">
     <w:nsid w:val="5F5F7DAB"/>
     <w:multiLevelType w:val="multilevel"/>
     <w:tmpl w:val="BCB642FA"/>
@@ -48892,7 +53670,7 @@
       </w:rPr>
     </w:lvl>
   </w:abstractNum>
-  <w:abstractNum w:abstractNumId="60">
+  <w:abstractNum w:abstractNumId="70">
     <w:nsid w:val="62046CE3"/>
     <w:multiLevelType w:val="multilevel"/>
     <w:tmpl w:val="368AC1BE"/>
@@ -49041,7 +53819,7 @@
       </w:rPr>
     </w:lvl>
   </w:abstractNum>
-  <w:abstractNum w:abstractNumId="61">
+  <w:abstractNum w:abstractNumId="71">
     <w:nsid w:val="625F2AB9"/>
     <w:multiLevelType w:val="multilevel"/>
     <w:tmpl w:val="5AC48734"/>
@@ -49190,7 +53968,7 @@
       </w:rPr>
     </w:lvl>
   </w:abstractNum>
-  <w:abstractNum w:abstractNumId="62">
+  <w:abstractNum w:abstractNumId="72">
     <w:nsid w:val="64155322"/>
     <w:multiLevelType w:val="multilevel"/>
     <w:tmpl w:val="30929998"/>
@@ -49339,7 +54117,7 @@
       </w:rPr>
     </w:lvl>
   </w:abstractNum>
-  <w:abstractNum w:abstractNumId="63">
+  <w:abstractNum w:abstractNumId="73">
     <w:nsid w:val="65286E26"/>
     <w:multiLevelType w:val="multilevel"/>
     <w:tmpl w:val="E9C2514C"/>
@@ -49488,7 +54266,7 @@
       </w:rPr>
     </w:lvl>
   </w:abstractNum>
-  <w:abstractNum w:abstractNumId="64">
+  <w:abstractNum w:abstractNumId="74">
     <w:nsid w:val="652A47CD"/>
     <w:multiLevelType w:val="multilevel"/>
     <w:tmpl w:val="916EBBC8"/>
@@ -49637,7 +54415,7 @@
       </w:rPr>
     </w:lvl>
   </w:abstractNum>
-  <w:abstractNum w:abstractNumId="65">
+  <w:abstractNum w:abstractNumId="75">
     <w:nsid w:val="67074A80"/>
     <w:multiLevelType w:val="multilevel"/>
     <w:tmpl w:val="B1B28672"/>
@@ -49786,7 +54564,7 @@
       </w:rPr>
     </w:lvl>
   </w:abstractNum>
-  <w:abstractNum w:abstractNumId="66">
+  <w:abstractNum w:abstractNumId="76">
     <w:nsid w:val="685309FF"/>
     <w:multiLevelType w:val="multilevel"/>
     <w:tmpl w:val="3AA89D9E"/>
@@ -49935,7 +54713,7 @@
       </w:rPr>
     </w:lvl>
   </w:abstractNum>
-  <w:abstractNum w:abstractNumId="67">
+  <w:abstractNum w:abstractNumId="77">
     <w:nsid w:val="68F835CA"/>
     <w:multiLevelType w:val="multilevel"/>
     <w:tmpl w:val="6AB4DB0A"/>
@@ -50084,7 +54862,7 @@
       </w:rPr>
     </w:lvl>
   </w:abstractNum>
-  <w:abstractNum w:abstractNumId="68">
+  <w:abstractNum w:abstractNumId="78">
     <w:nsid w:val="697909CB"/>
     <w:multiLevelType w:val="multilevel"/>
     <w:tmpl w:val="AA74A14C"/>
@@ -50233,7 +55011,7 @@
       </w:rPr>
     </w:lvl>
   </w:abstractNum>
-  <w:abstractNum w:abstractNumId="69">
+  <w:abstractNum w:abstractNumId="79">
     <w:nsid w:val="6CEA108F"/>
     <w:multiLevelType w:val="multilevel"/>
     <w:tmpl w:val="041AD456"/>
@@ -50382,7 +55160,305 @@
       </w:rPr>
     </w:lvl>
   </w:abstractNum>
-  <w:abstractNum w:abstractNumId="70">
+  <w:abstractNum w:abstractNumId="80">
+    <w:nsid w:val="6EE33F59"/>
+    <w:multiLevelType w:val="multilevel"/>
+    <w:tmpl w:val="158870B4"/>
+    <w:lvl w:ilvl="0">
+      <w:start w:val="1"/>
+      <w:numFmt w:val="bullet"/>
+      <w:lvlText w:val=""/>
+      <w:lvlJc w:val="left"/>
+      <w:pPr>
+        <w:tabs>
+          <w:tab w:val="num" w:pos="720"/>
+        </w:tabs>
+        <w:ind w:left="720" w:hanging="360"/>
+      </w:pPr>
+      <w:rPr>
+        <w:rFonts w:ascii="Symbol" w:hAnsi="Symbol" w:hint="default"/>
+        <w:sz w:val="20"/>
+      </w:rPr>
+    </w:lvl>
+    <w:lvl w:ilvl="1" w:tentative="1">
+      <w:start w:val="1"/>
+      <w:numFmt w:val="bullet"/>
+      <w:lvlText w:val="o"/>
+      <w:lvlJc w:val="left"/>
+      <w:pPr>
+        <w:tabs>
+          <w:tab w:val="num" w:pos="1440"/>
+        </w:tabs>
+        <w:ind w:left="1440" w:hanging="360"/>
+      </w:pPr>
+      <w:rPr>
+        <w:rFonts w:ascii="Courier New" w:hAnsi="Courier New" w:hint="default"/>
+        <w:sz w:val="20"/>
+      </w:rPr>
+    </w:lvl>
+    <w:lvl w:ilvl="2" w:tentative="1">
+      <w:start w:val="1"/>
+      <w:numFmt w:val="bullet"/>
+      <w:lvlText w:val=""/>
+      <w:lvlJc w:val="left"/>
+      <w:pPr>
+        <w:tabs>
+          <w:tab w:val="num" w:pos="2160"/>
+        </w:tabs>
+        <w:ind w:left="2160" w:hanging="360"/>
+      </w:pPr>
+      <w:rPr>
+        <w:rFonts w:ascii="Wingdings" w:hAnsi="Wingdings" w:hint="default"/>
+        <w:sz w:val="20"/>
+      </w:rPr>
+    </w:lvl>
+    <w:lvl w:ilvl="3" w:tentative="1">
+      <w:start w:val="1"/>
+      <w:numFmt w:val="bullet"/>
+      <w:lvlText w:val=""/>
+      <w:lvlJc w:val="left"/>
+      <w:pPr>
+        <w:tabs>
+          <w:tab w:val="num" w:pos="2880"/>
+        </w:tabs>
+        <w:ind w:left="2880" w:hanging="360"/>
+      </w:pPr>
+      <w:rPr>
+        <w:rFonts w:ascii="Wingdings" w:hAnsi="Wingdings" w:hint="default"/>
+        <w:sz w:val="20"/>
+      </w:rPr>
+    </w:lvl>
+    <w:lvl w:ilvl="4" w:tentative="1">
+      <w:start w:val="1"/>
+      <w:numFmt w:val="bullet"/>
+      <w:lvlText w:val=""/>
+      <w:lvlJc w:val="left"/>
+      <w:pPr>
+        <w:tabs>
+          <w:tab w:val="num" w:pos="3600"/>
+        </w:tabs>
+        <w:ind w:left="3600" w:hanging="360"/>
+      </w:pPr>
+      <w:rPr>
+        <w:rFonts w:ascii="Wingdings" w:hAnsi="Wingdings" w:hint="default"/>
+        <w:sz w:val="20"/>
+      </w:rPr>
+    </w:lvl>
+    <w:lvl w:ilvl="5" w:tentative="1">
+      <w:start w:val="1"/>
+      <w:numFmt w:val="bullet"/>
+      <w:lvlText w:val=""/>
+      <w:lvlJc w:val="left"/>
+      <w:pPr>
+        <w:tabs>
+          <w:tab w:val="num" w:pos="4320"/>
+        </w:tabs>
+        <w:ind w:left="4320" w:hanging="360"/>
+      </w:pPr>
+      <w:rPr>
+        <w:rFonts w:ascii="Wingdings" w:hAnsi="Wingdings" w:hint="default"/>
+        <w:sz w:val="20"/>
+      </w:rPr>
+    </w:lvl>
+    <w:lvl w:ilvl="6" w:tentative="1">
+      <w:start w:val="1"/>
+      <w:numFmt w:val="bullet"/>
+      <w:lvlText w:val=""/>
+      <w:lvlJc w:val="left"/>
+      <w:pPr>
+        <w:tabs>
+          <w:tab w:val="num" w:pos="5040"/>
+        </w:tabs>
+        <w:ind w:left="5040" w:hanging="360"/>
+      </w:pPr>
+      <w:rPr>
+        <w:rFonts w:ascii="Wingdings" w:hAnsi="Wingdings" w:hint="default"/>
+        <w:sz w:val="20"/>
+      </w:rPr>
+    </w:lvl>
+    <w:lvl w:ilvl="7" w:tentative="1">
+      <w:start w:val="1"/>
+      <w:numFmt w:val="bullet"/>
+      <w:lvlText w:val=""/>
+      <w:lvlJc w:val="left"/>
+      <w:pPr>
+        <w:tabs>
+          <w:tab w:val="num" w:pos="5760"/>
+        </w:tabs>
+        <w:ind w:left="5760" w:hanging="360"/>
+      </w:pPr>
+      <w:rPr>
+        <w:rFonts w:ascii="Wingdings" w:hAnsi="Wingdings" w:hint="default"/>
+        <w:sz w:val="20"/>
+      </w:rPr>
+    </w:lvl>
+    <w:lvl w:ilvl="8" w:tentative="1">
+      <w:start w:val="1"/>
+      <w:numFmt w:val="bullet"/>
+      <w:lvlText w:val=""/>
+      <w:lvlJc w:val="left"/>
+      <w:pPr>
+        <w:tabs>
+          <w:tab w:val="num" w:pos="6480"/>
+        </w:tabs>
+        <w:ind w:left="6480" w:hanging="360"/>
+      </w:pPr>
+      <w:rPr>
+        <w:rFonts w:ascii="Wingdings" w:hAnsi="Wingdings" w:hint="default"/>
+        <w:sz w:val="20"/>
+      </w:rPr>
+    </w:lvl>
+  </w:abstractNum>
+  <w:abstractNum w:abstractNumId="81">
+    <w:nsid w:val="73247F26"/>
+    <w:multiLevelType w:val="multilevel"/>
+    <w:tmpl w:val="609CB734"/>
+    <w:lvl w:ilvl="0">
+      <w:start w:val="1"/>
+      <w:numFmt w:val="bullet"/>
+      <w:lvlText w:val=""/>
+      <w:lvlJc w:val="left"/>
+      <w:pPr>
+        <w:tabs>
+          <w:tab w:val="num" w:pos="720"/>
+        </w:tabs>
+        <w:ind w:left="720" w:hanging="360"/>
+      </w:pPr>
+      <w:rPr>
+        <w:rFonts w:ascii="Symbol" w:hAnsi="Symbol" w:hint="default"/>
+        <w:sz w:val="20"/>
+      </w:rPr>
+    </w:lvl>
+    <w:lvl w:ilvl="1" w:tentative="1">
+      <w:start w:val="1"/>
+      <w:numFmt w:val="bullet"/>
+      <w:lvlText w:val="o"/>
+      <w:lvlJc w:val="left"/>
+      <w:pPr>
+        <w:tabs>
+          <w:tab w:val="num" w:pos="1440"/>
+        </w:tabs>
+        <w:ind w:left="1440" w:hanging="360"/>
+      </w:pPr>
+      <w:rPr>
+        <w:rFonts w:ascii="Courier New" w:hAnsi="Courier New" w:hint="default"/>
+        <w:sz w:val="20"/>
+      </w:rPr>
+    </w:lvl>
+    <w:lvl w:ilvl="2" w:tentative="1">
+      <w:start w:val="1"/>
+      <w:numFmt w:val="bullet"/>
+      <w:lvlText w:val=""/>
+      <w:lvlJc w:val="left"/>
+      <w:pPr>
+        <w:tabs>
+          <w:tab w:val="num" w:pos="2160"/>
+        </w:tabs>
+        <w:ind w:left="2160" w:hanging="360"/>
+      </w:pPr>
+      <w:rPr>
+        <w:rFonts w:ascii="Wingdings" w:hAnsi="Wingdings" w:hint="default"/>
+        <w:sz w:val="20"/>
+      </w:rPr>
+    </w:lvl>
+    <w:lvl w:ilvl="3" w:tentative="1">
+      <w:start w:val="1"/>
+      <w:numFmt w:val="bullet"/>
+      <w:lvlText w:val=""/>
+      <w:lvlJc w:val="left"/>
+      <w:pPr>
+        <w:tabs>
+          <w:tab w:val="num" w:pos="2880"/>
+        </w:tabs>
+        <w:ind w:left="2880" w:hanging="360"/>
+      </w:pPr>
+      <w:rPr>
+        <w:rFonts w:ascii="Wingdings" w:hAnsi="Wingdings" w:hint="default"/>
+        <w:sz w:val="20"/>
+      </w:rPr>
+    </w:lvl>
+    <w:lvl w:ilvl="4" w:tentative="1">
+      <w:start w:val="1"/>
+      <w:numFmt w:val="bullet"/>
+      <w:lvlText w:val=""/>
+      <w:lvlJc w:val="left"/>
+      <w:pPr>
+        <w:tabs>
+          <w:tab w:val="num" w:pos="3600"/>
+        </w:tabs>
+        <w:ind w:left="3600" w:hanging="360"/>
+      </w:pPr>
+      <w:rPr>
+        <w:rFonts w:ascii="Wingdings" w:hAnsi="Wingdings" w:hint="default"/>
+        <w:sz w:val="20"/>
+      </w:rPr>
+    </w:lvl>
+    <w:lvl w:ilvl="5" w:tentative="1">
+      <w:start w:val="1"/>
+      <w:numFmt w:val="bullet"/>
+      <w:lvlText w:val=""/>
+      <w:lvlJc w:val="left"/>
+      <w:pPr>
+        <w:tabs>
+          <w:tab w:val="num" w:pos="4320"/>
+        </w:tabs>
+        <w:ind w:left="4320" w:hanging="360"/>
+      </w:pPr>
+      <w:rPr>
+        <w:rFonts w:ascii="Wingdings" w:hAnsi="Wingdings" w:hint="default"/>
+        <w:sz w:val="20"/>
+      </w:rPr>
+    </w:lvl>
+    <w:lvl w:ilvl="6" w:tentative="1">
+      <w:start w:val="1"/>
+      <w:numFmt w:val="bullet"/>
+      <w:lvlText w:val=""/>
+      <w:lvlJc w:val="left"/>
+      <w:pPr>
+        <w:tabs>
+          <w:tab w:val="num" w:pos="5040"/>
+        </w:tabs>
+        <w:ind w:left="5040" w:hanging="360"/>
+      </w:pPr>
+      <w:rPr>
+        <w:rFonts w:ascii="Wingdings" w:hAnsi="Wingdings" w:hint="default"/>
+        <w:sz w:val="20"/>
+      </w:rPr>
+    </w:lvl>
+    <w:lvl w:ilvl="7" w:tentative="1">
+      <w:start w:val="1"/>
+      <w:numFmt w:val="bullet"/>
+      <w:lvlText w:val=""/>
+      <w:lvlJc w:val="left"/>
+      <w:pPr>
+        <w:tabs>
+          <w:tab w:val="num" w:pos="5760"/>
+        </w:tabs>
+        <w:ind w:left="5760" w:hanging="360"/>
+      </w:pPr>
+      <w:rPr>
+        <w:rFonts w:ascii="Wingdings" w:hAnsi="Wingdings" w:hint="default"/>
+        <w:sz w:val="20"/>
+      </w:rPr>
+    </w:lvl>
+    <w:lvl w:ilvl="8" w:tentative="1">
+      <w:start w:val="1"/>
+      <w:numFmt w:val="bullet"/>
+      <w:lvlText w:val=""/>
+      <w:lvlJc w:val="left"/>
+      <w:pPr>
+        <w:tabs>
+          <w:tab w:val="num" w:pos="6480"/>
+        </w:tabs>
+        <w:ind w:left="6480" w:hanging="360"/>
+      </w:pPr>
+      <w:rPr>
+        <w:rFonts w:ascii="Wingdings" w:hAnsi="Wingdings" w:hint="default"/>
+        <w:sz w:val="20"/>
+      </w:rPr>
+    </w:lvl>
+  </w:abstractNum>
+  <w:abstractNum w:abstractNumId="82">
     <w:nsid w:val="74B40064"/>
     <w:multiLevelType w:val="multilevel"/>
     <w:tmpl w:val="7394744C"/>
@@ -50531,7 +55607,156 @@
       </w:rPr>
     </w:lvl>
   </w:abstractNum>
-  <w:abstractNum w:abstractNumId="71">
+  <w:abstractNum w:abstractNumId="83">
+    <w:nsid w:val="7643485B"/>
+    <w:multiLevelType w:val="multilevel"/>
+    <w:tmpl w:val="112630EC"/>
+    <w:lvl w:ilvl="0">
+      <w:start w:val="1"/>
+      <w:numFmt w:val="bullet"/>
+      <w:lvlText w:val=""/>
+      <w:lvlJc w:val="left"/>
+      <w:pPr>
+        <w:tabs>
+          <w:tab w:val="num" w:pos="720"/>
+        </w:tabs>
+        <w:ind w:left="720" w:hanging="360"/>
+      </w:pPr>
+      <w:rPr>
+        <w:rFonts w:ascii="Symbol" w:hAnsi="Symbol" w:hint="default"/>
+        <w:sz w:val="20"/>
+      </w:rPr>
+    </w:lvl>
+    <w:lvl w:ilvl="1" w:tentative="1">
+      <w:start w:val="1"/>
+      <w:numFmt w:val="bullet"/>
+      <w:lvlText w:val="o"/>
+      <w:lvlJc w:val="left"/>
+      <w:pPr>
+        <w:tabs>
+          <w:tab w:val="num" w:pos="1440"/>
+        </w:tabs>
+        <w:ind w:left="1440" w:hanging="360"/>
+      </w:pPr>
+      <w:rPr>
+        <w:rFonts w:ascii="Courier New" w:hAnsi="Courier New" w:hint="default"/>
+        <w:sz w:val="20"/>
+      </w:rPr>
+    </w:lvl>
+    <w:lvl w:ilvl="2" w:tentative="1">
+      <w:start w:val="1"/>
+      <w:numFmt w:val="bullet"/>
+      <w:lvlText w:val=""/>
+      <w:lvlJc w:val="left"/>
+      <w:pPr>
+        <w:tabs>
+          <w:tab w:val="num" w:pos="2160"/>
+        </w:tabs>
+        <w:ind w:left="2160" w:hanging="360"/>
+      </w:pPr>
+      <w:rPr>
+        <w:rFonts w:ascii="Wingdings" w:hAnsi="Wingdings" w:hint="default"/>
+        <w:sz w:val="20"/>
+      </w:rPr>
+    </w:lvl>
+    <w:lvl w:ilvl="3" w:tentative="1">
+      <w:start w:val="1"/>
+      <w:numFmt w:val="bullet"/>
+      <w:lvlText w:val=""/>
+      <w:lvlJc w:val="left"/>
+      <w:pPr>
+        <w:tabs>
+          <w:tab w:val="num" w:pos="2880"/>
+        </w:tabs>
+        <w:ind w:left="2880" w:hanging="360"/>
+      </w:pPr>
+      <w:rPr>
+        <w:rFonts w:ascii="Wingdings" w:hAnsi="Wingdings" w:hint="default"/>
+        <w:sz w:val="20"/>
+      </w:rPr>
+    </w:lvl>
+    <w:lvl w:ilvl="4" w:tentative="1">
+      <w:start w:val="1"/>
+      <w:numFmt w:val="bullet"/>
+      <w:lvlText w:val=""/>
+      <w:lvlJc w:val="left"/>
+      <w:pPr>
+        <w:tabs>
+          <w:tab w:val="num" w:pos="3600"/>
+        </w:tabs>
+        <w:ind w:left="3600" w:hanging="360"/>
+      </w:pPr>
+      <w:rPr>
+        <w:rFonts w:ascii="Wingdings" w:hAnsi="Wingdings" w:hint="default"/>
+        <w:sz w:val="20"/>
+      </w:rPr>
+    </w:lvl>
+    <w:lvl w:ilvl="5" w:tentative="1">
+      <w:start w:val="1"/>
+      <w:numFmt w:val="bullet"/>
+      <w:lvlText w:val=""/>
+      <w:lvlJc w:val="left"/>
+      <w:pPr>
+        <w:tabs>
+          <w:tab w:val="num" w:pos="4320"/>
+        </w:tabs>
+        <w:ind w:left="4320" w:hanging="360"/>
+      </w:pPr>
+      <w:rPr>
+        <w:rFonts w:ascii="Wingdings" w:hAnsi="Wingdings" w:hint="default"/>
+        <w:sz w:val="20"/>
+      </w:rPr>
+    </w:lvl>
+    <w:lvl w:ilvl="6" w:tentative="1">
+      <w:start w:val="1"/>
+      <w:numFmt w:val="bullet"/>
+      <w:lvlText w:val=""/>
+      <w:lvlJc w:val="left"/>
+      <w:pPr>
+        <w:tabs>
+          <w:tab w:val="num" w:pos="5040"/>
+        </w:tabs>
+        <w:ind w:left="5040" w:hanging="360"/>
+      </w:pPr>
+      <w:rPr>
+        <w:rFonts w:ascii="Wingdings" w:hAnsi="Wingdings" w:hint="default"/>
+        <w:sz w:val="20"/>
+      </w:rPr>
+    </w:lvl>
+    <w:lvl w:ilvl="7" w:tentative="1">
+      <w:start w:val="1"/>
+      <w:numFmt w:val="bullet"/>
+      <w:lvlText w:val=""/>
+      <w:lvlJc w:val="left"/>
+      <w:pPr>
+        <w:tabs>
+          <w:tab w:val="num" w:pos="5760"/>
+        </w:tabs>
+        <w:ind w:left="5760" w:hanging="360"/>
+      </w:pPr>
+      <w:rPr>
+        <w:rFonts w:ascii="Wingdings" w:hAnsi="Wingdings" w:hint="default"/>
+        <w:sz w:val="20"/>
+      </w:rPr>
+    </w:lvl>
+    <w:lvl w:ilvl="8" w:tentative="1">
+      <w:start w:val="1"/>
+      <w:numFmt w:val="bullet"/>
+      <w:lvlText w:val=""/>
+      <w:lvlJc w:val="left"/>
+      <w:pPr>
+        <w:tabs>
+          <w:tab w:val="num" w:pos="6480"/>
+        </w:tabs>
+        <w:ind w:left="6480" w:hanging="360"/>
+      </w:pPr>
+      <w:rPr>
+        <w:rFonts w:ascii="Wingdings" w:hAnsi="Wingdings" w:hint="default"/>
+        <w:sz w:val="20"/>
+      </w:rPr>
+    </w:lvl>
+  </w:abstractNum>
+  <w:abstractNum w:abstractNumId="84">
     <w:nsid w:val="767D68E2"/>
     <w:multiLevelType w:val="multilevel"/>
     <w:tmpl w:val="D30C2B14"/>
@@ -50680,7 +55905,7 @@
       </w:rPr>
     </w:lvl>
   </w:abstractNum>
-  <w:abstractNum w:abstractNumId="72">
+  <w:abstractNum w:abstractNumId="85">
     <w:nsid w:val="78DC7204"/>
     <w:multiLevelType w:val="multilevel"/>
     <w:tmpl w:val="C470A702"/>
@@ -50829,7 +56054,7 @@
       </w:rPr>
     </w:lvl>
   </w:abstractNum>
-  <w:abstractNum w:abstractNumId="73">
+  <w:abstractNum w:abstractNumId="86">
     <w:nsid w:val="7A7937A5"/>
     <w:multiLevelType w:val="multilevel"/>
     <w:tmpl w:val="E6D40E9C"/>
@@ -50978,7 +56203,120 @@
       </w:rPr>
     </w:lvl>
   </w:abstractNum>
-  <w:abstractNum w:abstractNumId="74">
+  <w:abstractNum w:abstractNumId="87">
+    <w:nsid w:val="7A92732E"/>
+    <w:multiLevelType w:val="multilevel"/>
+    <w:tmpl w:val="D7CAE28E"/>
+    <w:lvl w:ilvl="0">
+      <w:start w:val="1"/>
+      <w:numFmt w:val="decimal"/>
+      <w:lvlText w:val="%1."/>
+      <w:lvlJc w:val="left"/>
+      <w:pPr>
+        <w:tabs>
+          <w:tab w:val="num" w:pos="720"/>
+        </w:tabs>
+        <w:ind w:left="720" w:hanging="360"/>
+      </w:pPr>
+    </w:lvl>
+    <w:lvl w:ilvl="1" w:tentative="1">
+      <w:start w:val="1"/>
+      <w:numFmt w:val="decimal"/>
+      <w:lvlText w:val="%2."/>
+      <w:lvlJc w:val="left"/>
+      <w:pPr>
+        <w:tabs>
+          <w:tab w:val="num" w:pos="1440"/>
+        </w:tabs>
+        <w:ind w:left="1440" w:hanging="360"/>
+      </w:pPr>
+    </w:lvl>
+    <w:lvl w:ilvl="2" w:tentative="1">
+      <w:start w:val="1"/>
+      <w:numFmt w:val="decimal"/>
+      <w:lvlText w:val="%3."/>
+      <w:lvlJc w:val="left"/>
+      <w:pPr>
+        <w:tabs>
+          <w:tab w:val="num" w:pos="2160"/>
+        </w:tabs>
+        <w:ind w:left="2160" w:hanging="360"/>
+      </w:pPr>
+    </w:lvl>
+    <w:lvl w:ilvl="3" w:tentative="1">
+      <w:start w:val="1"/>
+      <w:numFmt w:val="decimal"/>
+      <w:lvlText w:val="%4."/>
+      <w:lvlJc w:val="left"/>
+      <w:pPr>
+        <w:tabs>
+          <w:tab w:val="num" w:pos="2880"/>
+        </w:tabs>
+        <w:ind w:left="2880" w:hanging="360"/>
+      </w:pPr>
+    </w:lvl>
+    <w:lvl w:ilvl="4" w:tentative="1">
+      <w:start w:val="1"/>
+      <w:numFmt w:val="decimal"/>
+      <w:lvlText w:val="%5."/>
+      <w:lvlJc w:val="left"/>
+      <w:pPr>
+        <w:tabs>
+          <w:tab w:val="num" w:pos="3600"/>
+        </w:tabs>
+        <w:ind w:left="3600" w:hanging="360"/>
+      </w:pPr>
+    </w:lvl>
+    <w:lvl w:ilvl="5" w:tentative="1">
+      <w:start w:val="1"/>
+      <w:numFmt w:val="decimal"/>
+      <w:lvlText w:val="%6."/>
+      <w:lvlJc w:val="left"/>
+      <w:pPr>
+        <w:tabs>
+          <w:tab w:val="num" w:pos="4320"/>
+        </w:tabs>
+        <w:ind w:left="4320" w:hanging="360"/>
+      </w:pPr>
+    </w:lvl>
+    <w:lvl w:ilvl="6" w:tentative="1">
+      <w:start w:val="1"/>
+      <w:numFmt w:val="decimal"/>
+      <w:lvlText w:val="%7."/>
+      <w:lvlJc w:val="left"/>
+      <w:pPr>
+        <w:tabs>
+          <w:tab w:val="num" w:pos="5040"/>
+        </w:tabs>
+        <w:ind w:left="5040" w:hanging="360"/>
+      </w:pPr>
+    </w:lvl>
+    <w:lvl w:ilvl="7" w:tentative="1">
+      <w:start w:val="1"/>
+      <w:numFmt w:val="decimal"/>
+      <w:lvlText w:val="%8."/>
+      <w:lvlJc w:val="left"/>
+      <w:pPr>
+        <w:tabs>
+          <w:tab w:val="num" w:pos="5760"/>
+        </w:tabs>
+        <w:ind w:left="5760" w:hanging="360"/>
+      </w:pPr>
+    </w:lvl>
+    <w:lvl w:ilvl="8" w:tentative="1">
+      <w:start w:val="1"/>
+      <w:numFmt w:val="decimal"/>
+      <w:lvlText w:val="%9."/>
+      <w:lvlJc w:val="left"/>
+      <w:pPr>
+        <w:tabs>
+          <w:tab w:val="num" w:pos="6480"/>
+        </w:tabs>
+        <w:ind w:left="6480" w:hanging="360"/>
+      </w:pPr>
+    </w:lvl>
+  </w:abstractNum>
+  <w:abstractNum w:abstractNumId="88">
     <w:nsid w:val="7C0C3D91"/>
     <w:multiLevelType w:val="multilevel"/>
     <w:tmpl w:val="2496DC8E"/>
@@ -51127,7 +56465,7 @@
       </w:rPr>
     </w:lvl>
   </w:abstractNum>
-  <w:abstractNum w:abstractNumId="75">
+  <w:abstractNum w:abstractNumId="89">
     <w:nsid w:val="7C483BD7"/>
     <w:multiLevelType w:val="multilevel"/>
     <w:tmpl w:val="DDF0DE4A"/>
@@ -51276,7 +56614,120 @@
       </w:rPr>
     </w:lvl>
   </w:abstractNum>
-  <w:abstractNum w:abstractNumId="76">
+  <w:abstractNum w:abstractNumId="90">
+    <w:nsid w:val="7C8B389D"/>
+    <w:multiLevelType w:val="multilevel"/>
+    <w:tmpl w:val="3940DE60"/>
+    <w:lvl w:ilvl="0">
+      <w:start w:val="1"/>
+      <w:numFmt w:val="decimal"/>
+      <w:lvlText w:val="%1."/>
+      <w:lvlJc w:val="left"/>
+      <w:pPr>
+        <w:tabs>
+          <w:tab w:val="num" w:pos="720"/>
+        </w:tabs>
+        <w:ind w:left="720" w:hanging="360"/>
+      </w:pPr>
+    </w:lvl>
+    <w:lvl w:ilvl="1" w:tentative="1">
+      <w:start w:val="1"/>
+      <w:numFmt w:val="decimal"/>
+      <w:lvlText w:val="%2."/>
+      <w:lvlJc w:val="left"/>
+      <w:pPr>
+        <w:tabs>
+          <w:tab w:val="num" w:pos="1440"/>
+        </w:tabs>
+        <w:ind w:left="1440" w:hanging="360"/>
+      </w:pPr>
+    </w:lvl>
+    <w:lvl w:ilvl="2" w:tentative="1">
+      <w:start w:val="1"/>
+      <w:numFmt w:val="decimal"/>
+      <w:lvlText w:val="%3."/>
+      <w:lvlJc w:val="left"/>
+      <w:pPr>
+        <w:tabs>
+          <w:tab w:val="num" w:pos="2160"/>
+        </w:tabs>
+        <w:ind w:left="2160" w:hanging="360"/>
+      </w:pPr>
+    </w:lvl>
+    <w:lvl w:ilvl="3" w:tentative="1">
+      <w:start w:val="1"/>
+      <w:numFmt w:val="decimal"/>
+      <w:lvlText w:val="%4."/>
+      <w:lvlJc w:val="left"/>
+      <w:pPr>
+        <w:tabs>
+          <w:tab w:val="num" w:pos="2880"/>
+        </w:tabs>
+        <w:ind w:left="2880" w:hanging="360"/>
+      </w:pPr>
+    </w:lvl>
+    <w:lvl w:ilvl="4" w:tentative="1">
+      <w:start w:val="1"/>
+      <w:numFmt w:val="decimal"/>
+      <w:lvlText w:val="%5."/>
+      <w:lvlJc w:val="left"/>
+      <w:pPr>
+        <w:tabs>
+          <w:tab w:val="num" w:pos="3600"/>
+        </w:tabs>
+        <w:ind w:left="3600" w:hanging="360"/>
+      </w:pPr>
+    </w:lvl>
+    <w:lvl w:ilvl="5" w:tentative="1">
+      <w:start w:val="1"/>
+      <w:numFmt w:val="decimal"/>
+      <w:lvlText w:val="%6."/>
+      <w:lvlJc w:val="left"/>
+      <w:pPr>
+        <w:tabs>
+          <w:tab w:val="num" w:pos="4320"/>
+        </w:tabs>
+        <w:ind w:left="4320" w:hanging="360"/>
+      </w:pPr>
+    </w:lvl>
+    <w:lvl w:ilvl="6" w:tentative="1">
+      <w:start w:val="1"/>
+      <w:numFmt w:val="decimal"/>
+      <w:lvlText w:val="%7."/>
+      <w:lvlJc w:val="left"/>
+      <w:pPr>
+        <w:tabs>
+          <w:tab w:val="num" w:pos="5040"/>
+        </w:tabs>
+        <w:ind w:left="5040" w:hanging="360"/>
+      </w:pPr>
+    </w:lvl>
+    <w:lvl w:ilvl="7" w:tentative="1">
+      <w:start w:val="1"/>
+      <w:numFmt w:val="decimal"/>
+      <w:lvlText w:val="%8."/>
+      <w:lvlJc w:val="left"/>
+      <w:pPr>
+        <w:tabs>
+          <w:tab w:val="num" w:pos="5760"/>
+        </w:tabs>
+        <w:ind w:left="5760" w:hanging="360"/>
+      </w:pPr>
+    </w:lvl>
+    <w:lvl w:ilvl="8" w:tentative="1">
+      <w:start w:val="1"/>
+      <w:numFmt w:val="decimal"/>
+      <w:lvlText w:val="%9."/>
+      <w:lvlJc w:val="left"/>
+      <w:pPr>
+        <w:tabs>
+          <w:tab w:val="num" w:pos="6480"/>
+        </w:tabs>
+        <w:ind w:left="6480" w:hanging="360"/>
+      </w:pPr>
+    </w:lvl>
+  </w:abstractNum>
+  <w:abstractNum w:abstractNumId="91">
     <w:nsid w:val="7CAF247E"/>
     <w:multiLevelType w:val="multilevel"/>
     <w:tmpl w:val="4BA4538A"/>
@@ -51425,7 +56876,7 @@
       </w:rPr>
     </w:lvl>
   </w:abstractNum>
-  <w:abstractNum w:abstractNumId="77">
+  <w:abstractNum w:abstractNumId="92">
     <w:nsid w:val="7FC44EB9"/>
     <w:multiLevelType w:val="multilevel"/>
     <w:tmpl w:val="CE3EB61E"/>
@@ -51575,52 +57026,52 @@
     </w:lvl>
   </w:abstractNum>
   <w:num w:numId="1">
-    <w:abstractNumId w:val="50"/>
+    <w:abstractNumId w:val="57"/>
   </w:num>
   <w:num w:numId="2">
-    <w:abstractNumId w:val="46"/>
+    <w:abstractNumId w:val="53"/>
   </w:num>
   <w:num w:numId="3">
+    <w:abstractNumId w:val="38"/>
+  </w:num>
+  <w:num w:numId="4">
+    <w:abstractNumId w:val="48"/>
+  </w:num>
+  <w:num w:numId="5">
+    <w:abstractNumId w:val="41"/>
+  </w:num>
+  <w:num w:numId="6">
+    <w:abstractNumId w:val="30"/>
+  </w:num>
+  <w:num w:numId="7">
+    <w:abstractNumId w:val="79"/>
+  </w:num>
+  <w:num w:numId="8">
+    <w:abstractNumId w:val="60"/>
+  </w:num>
+  <w:num w:numId="9">
+    <w:abstractNumId w:val="71"/>
+  </w:num>
+  <w:num w:numId="10">
     <w:abstractNumId w:val="34"/>
   </w:num>
-  <w:num w:numId="4">
-    <w:abstractNumId w:val="43"/>
-  </w:num>
-  <w:num w:numId="5">
-    <w:abstractNumId w:val="37"/>
-  </w:num>
-  <w:num w:numId="6">
-    <w:abstractNumId w:val="27"/>
-  </w:num>
-  <w:num w:numId="7">
-    <w:abstractNumId w:val="69"/>
-  </w:num>
-  <w:num w:numId="8">
-    <w:abstractNumId w:val="53"/>
-  </w:num>
-  <w:num w:numId="9">
-    <w:abstractNumId w:val="61"/>
-  </w:num>
-  <w:num w:numId="10">
-    <w:abstractNumId w:val="31"/>
-  </w:num>
   <w:num w:numId="11">
-    <w:abstractNumId w:val="44"/>
+    <w:abstractNumId w:val="51"/>
   </w:num>
   <w:num w:numId="12">
-    <w:abstractNumId w:val="20"/>
+    <w:abstractNumId w:val="22"/>
   </w:num>
   <w:num w:numId="13">
-    <w:abstractNumId w:val="49"/>
+    <w:abstractNumId w:val="56"/>
   </w:num>
   <w:num w:numId="14">
-    <w:abstractNumId w:val="55"/>
+    <w:abstractNumId w:val="62"/>
   </w:num>
   <w:num w:numId="15">
-    <w:abstractNumId w:val="65"/>
+    <w:abstractNumId w:val="75"/>
   </w:num>
   <w:num w:numId="16">
-    <w:abstractNumId w:val="42"/>
+    <w:abstractNumId w:val="47"/>
   </w:num>
   <w:num w:numId="17">
     <w:abstractNumId w:val="4"/>
@@ -51629,160 +57080,160 @@
     <w:abstractNumId w:val="2"/>
   </w:num>
   <w:num w:numId="19">
-    <w:abstractNumId w:val="57"/>
+    <w:abstractNumId w:val="65"/>
   </w:num>
   <w:num w:numId="20">
-    <w:abstractNumId w:val="23"/>
+    <w:abstractNumId w:val="25"/>
   </w:num>
   <w:num w:numId="21">
-    <w:abstractNumId w:val="66"/>
+    <w:abstractNumId w:val="76"/>
   </w:num>
   <w:num w:numId="22">
-    <w:abstractNumId w:val="19"/>
+    <w:abstractNumId w:val="21"/>
   </w:num>
   <w:num w:numId="23">
+    <w:abstractNumId w:val="67"/>
+  </w:num>
+  <w:num w:numId="24">
+    <w:abstractNumId w:val="31"/>
+  </w:num>
+  <w:num w:numId="25">
+    <w:abstractNumId w:val="72"/>
+  </w:num>
+  <w:num w:numId="26">
+    <w:abstractNumId w:val="73"/>
+  </w:num>
+  <w:num w:numId="27">
+    <w:abstractNumId w:val="42"/>
+  </w:num>
+  <w:num w:numId="28">
+    <w:abstractNumId w:val="39"/>
+  </w:num>
+  <w:num w:numId="29">
+    <w:abstractNumId w:val="78"/>
+  </w:num>
+  <w:num w:numId="30">
+    <w:abstractNumId w:val="40"/>
+  </w:num>
+  <w:num w:numId="31">
+    <w:abstractNumId w:val="36"/>
+  </w:num>
+  <w:num w:numId="32">
+    <w:abstractNumId w:val="11"/>
+  </w:num>
+  <w:num w:numId="33">
+    <w:abstractNumId w:val="6"/>
+  </w:num>
+  <w:num w:numId="34">
+    <w:abstractNumId w:val="61"/>
+  </w:num>
+  <w:num w:numId="35">
+    <w:abstractNumId w:val="13"/>
+  </w:num>
+  <w:num w:numId="36">
+    <w:abstractNumId w:val="44"/>
+  </w:num>
+  <w:num w:numId="37">
+    <w:abstractNumId w:val="70"/>
+  </w:num>
+  <w:num w:numId="38">
+    <w:abstractNumId w:val="91"/>
+  </w:num>
+  <w:num w:numId="39">
+    <w:abstractNumId w:val="35"/>
+  </w:num>
+  <w:num w:numId="40">
+    <w:abstractNumId w:val="16"/>
+  </w:num>
+  <w:num w:numId="41">
     <w:abstractNumId w:val="58"/>
   </w:num>
-  <w:num w:numId="24">
-    <w:abstractNumId w:val="28"/>
+  <w:num w:numId="42">
+    <w:abstractNumId w:val="85"/>
   </w:num>
-  <w:num w:numId="25">
-    <w:abstractNumId w:val="62"/>
+  <w:num w:numId="43">
+    <w:abstractNumId w:val="32"/>
   </w:num>
-  <w:num w:numId="26">
-    <w:abstractNumId w:val="63"/>
+  <w:num w:numId="44">
+    <w:abstractNumId w:val="14"/>
   </w:num>
-  <w:num w:numId="27">
-    <w:abstractNumId w:val="38"/>
+  <w:num w:numId="45">
+    <w:abstractNumId w:val="18"/>
   </w:num>
-  <w:num w:numId="28">
-    <w:abstractNumId w:val="35"/>
+  <w:num w:numId="46">
+    <w:abstractNumId w:val="69"/>
   </w:num>
-  <w:num w:numId="29">
-    <w:abstractNumId w:val="68"/>
+  <w:num w:numId="47">
+    <w:abstractNumId w:val="8"/>
   </w:num>
-  <w:num w:numId="30">
-    <w:abstractNumId w:val="36"/>
+  <w:num w:numId="48">
+    <w:abstractNumId w:val="92"/>
   </w:num>
-  <w:num w:numId="31">
+  <w:num w:numId="49">
+    <w:abstractNumId w:val="10"/>
+  </w:num>
+  <w:num w:numId="50">
+    <w:abstractNumId w:val="46"/>
+  </w:num>
+  <w:num w:numId="51">
+    <w:abstractNumId w:val="89"/>
+  </w:num>
+  <w:num w:numId="52">
+    <w:abstractNumId w:val="88"/>
+  </w:num>
+  <w:num w:numId="53">
+    <w:abstractNumId w:val="54"/>
+  </w:num>
+  <w:num w:numId="54">
     <w:abstractNumId w:val="33"/>
   </w:num>
-  <w:num w:numId="32">
-    <w:abstractNumId w:val="10"/>
+  <w:num w:numId="55">
+    <w:abstractNumId w:val="26"/>
   </w:num>
-  <w:num w:numId="33">
-    <w:abstractNumId w:val="5"/>
+  <w:num w:numId="56">
+    <w:abstractNumId w:val="59"/>
   </w:num>
-  <w:num w:numId="34">
-    <w:abstractNumId w:val="54"/>
+  <w:num w:numId="57">
+    <w:abstractNumId w:val="20"/>
   </w:num>
-  <w:num w:numId="35">
+  <w:num w:numId="58">
+    <w:abstractNumId w:val="52"/>
+  </w:num>
+  <w:num w:numId="59">
+    <w:abstractNumId w:val="24"/>
+  </w:num>
+  <w:num w:numId="60">
+    <w:abstractNumId w:val="29"/>
+  </w:num>
+  <w:num w:numId="61">
+    <w:abstractNumId w:val="15"/>
+  </w:num>
+  <w:num w:numId="62">
+    <w:abstractNumId w:val="86"/>
+  </w:num>
+  <w:num w:numId="63">
+    <w:abstractNumId w:val="43"/>
+  </w:num>
+  <w:num w:numId="64">
+    <w:abstractNumId w:val="82"/>
+  </w:num>
+  <w:num w:numId="65">
+    <w:abstractNumId w:val="9"/>
+  </w:num>
+  <w:num w:numId="66">
+    <w:abstractNumId w:val="27"/>
+  </w:num>
+  <w:num w:numId="67">
     <w:abstractNumId w:val="12"/>
   </w:num>
-  <w:num w:numId="36">
-    <w:abstractNumId w:val="40"/>
-  </w:num>
-  <w:num w:numId="37">
-    <w:abstractNumId w:val="60"/>
-  </w:num>
-  <w:num w:numId="38">
-    <w:abstractNumId w:val="76"/>
-  </w:num>
-  <w:num w:numId="39">
-    <w:abstractNumId w:val="32"/>
-  </w:num>
-  <w:num w:numId="40">
-    <w:abstractNumId w:val="15"/>
-  </w:num>
-  <w:num w:numId="41">
-    <w:abstractNumId w:val="51"/>
-  </w:num>
-  <w:num w:numId="42">
-    <w:abstractNumId w:val="72"/>
-  </w:num>
-  <w:num w:numId="43">
-    <w:abstractNumId w:val="29"/>
-  </w:num>
-  <w:num w:numId="44">
-    <w:abstractNumId w:val="13"/>
-  </w:num>
-  <w:num w:numId="45">
-    <w:abstractNumId w:val="17"/>
-  </w:num>
-  <w:num w:numId="46">
-    <w:abstractNumId w:val="59"/>
-  </w:num>
-  <w:num w:numId="47">
-    <w:abstractNumId w:val="7"/>
-  </w:num>
-  <w:num w:numId="48">
-    <w:abstractNumId w:val="77"/>
-  </w:num>
-  <w:num w:numId="49">
-    <w:abstractNumId w:val="9"/>
-  </w:num>
-  <w:num w:numId="50">
-    <w:abstractNumId w:val="41"/>
-  </w:num>
-  <w:num w:numId="51">
-    <w:abstractNumId w:val="75"/>
-  </w:num>
-  <w:num w:numId="52">
-    <w:abstractNumId w:val="74"/>
-  </w:num>
-  <w:num w:numId="53">
-    <w:abstractNumId w:val="47"/>
-  </w:num>
-  <w:num w:numId="54">
-    <w:abstractNumId w:val="30"/>
-  </w:num>
-  <w:num w:numId="55">
-    <w:abstractNumId w:val="24"/>
-  </w:num>
-  <w:num w:numId="56">
-    <w:abstractNumId w:val="52"/>
-  </w:num>
-  <w:num w:numId="57">
-    <w:abstractNumId w:val="18"/>
-  </w:num>
-  <w:num w:numId="58">
-    <w:abstractNumId w:val="45"/>
-  </w:num>
-  <w:num w:numId="59">
-    <w:abstractNumId w:val="22"/>
-  </w:num>
-  <w:num w:numId="60">
-    <w:abstractNumId w:val="26"/>
-  </w:num>
-  <w:num w:numId="61">
-    <w:abstractNumId w:val="14"/>
-  </w:num>
-  <w:num w:numId="62">
-    <w:abstractNumId w:val="73"/>
-  </w:num>
-  <w:num w:numId="63">
-    <w:abstractNumId w:val="39"/>
-  </w:num>
-  <w:num w:numId="64">
-    <w:abstractNumId w:val="70"/>
-  </w:num>
-  <w:num w:numId="65">
-    <w:abstractNumId w:val="8"/>
-  </w:num>
-  <w:num w:numId="66">
-    <w:abstractNumId w:val="25"/>
-  </w:num>
-  <w:num w:numId="67">
-    <w:abstractNumId w:val="11"/>
-  </w:num>
   <w:num w:numId="68">
-    <w:abstractNumId w:val="21"/>
+    <w:abstractNumId w:val="23"/>
   </w:num>
   <w:num w:numId="69">
     <w:abstractNumId w:val="0"/>
   </w:num>
   <w:num w:numId="70">
-    <w:abstractNumId w:val="64"/>
+    <w:abstractNumId w:val="74"/>
   </w:num>
   <w:num w:numId="71">
     <w:abstractNumId w:val="1"/>
@@ -51791,24 +57242,69 @@
     <w:abstractNumId w:val="3"/>
   </w:num>
   <w:num w:numId="73">
-    <w:abstractNumId w:val="48"/>
+    <w:abstractNumId w:val="55"/>
   </w:num>
   <w:num w:numId="74">
-    <w:abstractNumId w:val="67"/>
+    <w:abstractNumId w:val="77"/>
   </w:num>
   <w:num w:numId="75">
-    <w:abstractNumId w:val="56"/>
+    <w:abstractNumId w:val="63"/>
   </w:num>
   <w:num w:numId="76">
-    <w:abstractNumId w:val="16"/>
+    <w:abstractNumId w:val="17"/>
   </w:num>
   <w:num w:numId="77">
-    <w:abstractNumId w:val="6"/>
+    <w:abstractNumId w:val="7"/>
   </w:num>
   <w:num w:numId="78">
-    <w:abstractNumId w:val="71"/>
+    <w:abstractNumId w:val="84"/>
   </w:num>
-  <w:numIdMacAtCleanup w:val="78"/>
+  <w:num w:numId="79">
+    <w:abstractNumId w:val="28"/>
+  </w:num>
+  <w:num w:numId="80">
+    <w:abstractNumId w:val="90"/>
+  </w:num>
+  <w:num w:numId="81">
+    <w:abstractNumId w:val="49"/>
+  </w:num>
+  <w:num w:numId="82">
+    <w:abstractNumId w:val="66"/>
+  </w:num>
+  <w:num w:numId="83">
+    <w:abstractNumId w:val="50"/>
+  </w:num>
+  <w:num w:numId="84">
+    <w:abstractNumId w:val="45"/>
+  </w:num>
+  <w:num w:numId="85">
+    <w:abstractNumId w:val="81"/>
+  </w:num>
+  <w:num w:numId="86">
+    <w:abstractNumId w:val="83"/>
+  </w:num>
+  <w:num w:numId="87">
+    <w:abstractNumId w:val="64"/>
+  </w:num>
+  <w:num w:numId="88">
+    <w:abstractNumId w:val="80"/>
+  </w:num>
+  <w:num w:numId="89">
+    <w:abstractNumId w:val="19"/>
+  </w:num>
+  <w:num w:numId="90">
+    <w:abstractNumId w:val="68"/>
+  </w:num>
+  <w:num w:numId="91">
+    <w:abstractNumId w:val="87"/>
+  </w:num>
+  <w:num w:numId="92">
+    <w:abstractNumId w:val="37"/>
+  </w:num>
+  <w:num w:numId="93">
+    <w:abstractNumId w:val="5"/>
+  </w:num>
+  <w:numIdMacAtCleanup w:val="93"/>
 </w:numbering>
 </file>
 
@@ -54934,7 +60430,7 @@
 </file>
 
 <file path=customXml/itemProps1.xml><?xml version="1.0" encoding="utf-8"?>
-<ds:datastoreItem xmlns:ds="http://schemas.openxmlformats.org/officeDocument/2006/customXml" ds:itemID="{EBA95B8C-A2E8-47C8-A5AB-D9FF791E69B5}">
+<ds:datastoreItem xmlns:ds="http://schemas.openxmlformats.org/officeDocument/2006/customXml" ds:itemID="{CC09B204-48C2-4A4C-843E-56E71E45CC2F}">
   <ds:schemaRefs>
     <ds:schemaRef ds:uri="http://schemas.openxmlformats.org/officeDocument/2006/bibliography"/>
   </ds:schemaRefs>
